--- a/Sistema Gestión Empresarial/Tema3/Proyectos/Proyecto tema 3.docx
+++ b/Sistema Gestión Empresarial/Tema3/Proyectos/Proyecto tema 3.docx
@@ -4,7 +4,7 @@
   <w:body>
     <w:p>
       <w:pPr>
-        <w:pStyle w:val="955"/>
+        <w:pStyle w:val="952"/>
         <w:spacing/>
         <w:ind/>
         <w:rPr>
@@ -27,7 +27,7 @@
     </w:p>
     <w:p>
       <w:pPr>
-        <w:pStyle w:val="949"/>
+        <w:pStyle w:val="946"/>
         <w:spacing w:after="60" w:before="60"/>
         <w:ind/>
         <w:jc w:val="center"/>
@@ -52,10 +52,17 @@
           <w:szCs w:val="28"/>
         </w:rPr>
       </w:r>
+      <w:r>
+        <w:rPr>
+          <w:color w:val="595959"/>
+          <w:sz w:val="28"/>
+          <w:szCs w:val="28"/>
+        </w:rPr>
+      </w:r>
     </w:p>
     <w:p>
       <w:pPr>
-        <w:pStyle w:val="949"/>
+        <w:pStyle w:val="946"/>
         <w:spacing w:after="240" w:before="0"/>
         <w:ind/>
         <w:jc w:val="center"/>
@@ -80,10 +87,17 @@
           <w:szCs w:val="24"/>
         </w:rPr>
       </w:r>
+      <w:r>
+        <w:rPr>
+          <w:color w:val="595959"/>
+          <w:sz w:val="24"/>
+          <w:szCs w:val="24"/>
+        </w:rPr>
+      </w:r>
     </w:p>
     <w:p>
       <w:pPr>
-        <w:pStyle w:val="892"/>
+        <w:pStyle w:val="889"/>
         <w:spacing/>
         <w:ind/>
         <w:rPr/>
@@ -94,49 +108,47 @@
         </w:rPr>
       </w:r>
       <w:r/>
+    </w:p>
+    <w:p>
+      <w:pPr>
+        <w:pStyle w:val="889"/>
+        <w:spacing/>
+        <w:ind/>
+        <w:rPr>
+          <w:highlight w:val="none"/>
+        </w:rPr>
+      </w:pPr>
+      <w:r>
+        <w:t xml:space="preserve">Realiza las instalaciones de Odoo especificadas a continuación, explicando detalladamente todo el proceso mediante texto y capturas de pantalla de los pasos clave.</w:t>
+      </w:r>
+      <w:r>
+        <w:rPr>
+          <w:highlight w:val="none"/>
+        </w:rPr>
+      </w:r>
+      <w:r>
+        <w:rPr>
+          <w:highlight w:val="none"/>
+        </w:rPr>
+      </w:r>
+    </w:p>
+    <w:p>
+      <w:pPr>
+        <w:pStyle w:val="891"/>
+        <w:spacing/>
+        <w:ind/>
+        <w:rPr/>
+      </w:pPr>
+      <w:r>
+        <w:rPr>
+          <w:highlight w:val="none"/>
+        </w:rPr>
+      </w:r>
       <w:r/>
     </w:p>
     <w:p>
       <w:pPr>
-        <w:pStyle w:val="892"/>
-        <w:spacing/>
-        <w:ind/>
-        <w:rPr>
-          <w:highlight w:val="none"/>
-        </w:rPr>
-      </w:pPr>
-      <w:r>
-        <w:t xml:space="preserve">Realiza las instalaciones de Odoo especificadas a continuación, explicando detalladamente todo el proceso mediante texto y capturas de pantalla de los pasos clave.</w:t>
-      </w:r>
-      <w:r>
-        <w:rPr>
-          <w:highlight w:val="none"/>
-        </w:rPr>
-      </w:r>
-      <w:r>
-        <w:rPr>
-          <w:highlight w:val="none"/>
-        </w:rPr>
-      </w:r>
-    </w:p>
-    <w:p>
-      <w:pPr>
-        <w:pStyle w:val="894"/>
-        <w:spacing/>
-        <w:ind/>
-        <w:rPr/>
-      </w:pPr>
-      <w:r>
-        <w:rPr>
-          <w:highlight w:val="none"/>
-        </w:rPr>
-      </w:r>
-      <w:r/>
-      <w:r/>
-    </w:p>
-    <w:p>
-      <w:pPr>
-        <w:pStyle w:val="894"/>
+        <w:pStyle w:val="891"/>
         <w:spacing w:after="198" w:afterAutospacing="0"/>
         <w:ind/>
         <w:rPr>
@@ -189,7 +201,7 @@
       <w:sdtContent>
         <w:p>
           <w:pPr>
-            <w:pStyle w:val="937"/>
+            <w:pStyle w:val="934"/>
             <w:tabs>
               <w:tab w:val="right" w:leader="dot" w:pos="9740"/>
             </w:tabs>
@@ -281,7 +293,7 @@
         </w:p>
         <w:p>
           <w:pPr>
-            <w:pStyle w:val="937"/>
+            <w:pStyle w:val="934"/>
             <w:tabs>
               <w:tab w:val="right" w:leader="dot" w:pos="9740"/>
             </w:tabs>
@@ -357,7 +369,7 @@
         </w:p>
         <w:p>
           <w:pPr>
-            <w:pStyle w:val="937"/>
+            <w:pStyle w:val="934"/>
             <w:tabs>
               <w:tab w:val="right" w:leader="dot" w:pos="9740"/>
             </w:tabs>
@@ -450,7 +462,7 @@
         </w:p>
         <w:p>
           <w:pPr>
-            <w:pStyle w:val="937"/>
+            <w:pStyle w:val="934"/>
             <w:tabs>
               <w:tab w:val="right" w:leader="dot" w:pos="9740"/>
             </w:tabs>
@@ -534,7 +546,7 @@
         </w:p>
         <w:p>
           <w:pPr>
-            <w:pStyle w:val="937"/>
+            <w:pStyle w:val="934"/>
             <w:tabs>
               <w:tab w:val="right" w:leader="dot" w:pos="9740"/>
             </w:tabs>
@@ -618,7 +630,7 @@
         </w:p>
         <w:p>
           <w:pPr>
-            <w:pStyle w:val="937"/>
+            <w:pStyle w:val="934"/>
             <w:tabs>
               <w:tab w:val="right" w:leader="dot" w:pos="9740"/>
             </w:tabs>
@@ -702,7 +714,7 @@
         </w:p>
         <w:p>
           <w:pPr>
-            <w:pStyle w:val="937"/>
+            <w:pStyle w:val="934"/>
             <w:tabs>
               <w:tab w:val="right" w:leader="dot" w:pos="9740"/>
             </w:tabs>
@@ -786,7 +798,7 @@
         </w:p>
         <w:p>
           <w:pPr>
-            <w:pStyle w:val="937"/>
+            <w:pStyle w:val="934"/>
             <w:tabs>
               <w:tab w:val="right" w:leader="dot" w:pos="9740"/>
             </w:tabs>
@@ -870,7 +882,7 @@
         </w:p>
         <w:p>
           <w:pPr>
-            <w:pStyle w:val="937"/>
+            <w:pStyle w:val="934"/>
             <w:tabs>
               <w:tab w:val="right" w:leader="dot" w:pos="9740"/>
             </w:tabs>
@@ -954,7 +966,7 @@
         </w:p>
         <w:p>
           <w:pPr>
-            <w:pStyle w:val="937"/>
+            <w:pStyle w:val="934"/>
             <w:tabs>
               <w:tab w:val="right" w:leader="dot" w:pos="9740"/>
             </w:tabs>
@@ -1038,7 +1050,7 @@
         </w:p>
         <w:p>
           <w:pPr>
-            <w:pStyle w:val="937"/>
+            <w:pStyle w:val="934"/>
             <w:tabs>
               <w:tab w:val="right" w:leader="dot" w:pos="9740"/>
             </w:tabs>
@@ -1131,7 +1143,7 @@
         </w:p>
         <w:p>
           <w:pPr>
-            <w:pStyle w:val="937"/>
+            <w:pStyle w:val="934"/>
             <w:tabs>
               <w:tab w:val="right" w:leader="dot" w:pos="9740"/>
             </w:tabs>
@@ -1189,23 +1201,22 @@
       </w:pPr>
       <w:r/>
       <w:r/>
+    </w:p>
+    <w:p>
+      <w:pPr>
+        <w:shd w:val="nil" w:color="ffffff"/>
+        <w:spacing/>
+        <w:ind/>
+        <w:rPr/>
+      </w:pPr>
+      <w:r>
+        <w:br w:type="page" w:clear="all"/>
+      </w:r>
       <w:r/>
     </w:p>
     <w:p>
       <w:pPr>
-        <w:shd w:val="nil" w:color="ffffff"/>
-        <w:spacing/>
-        <w:ind/>
-        <w:rPr/>
-      </w:pPr>
-      <w:r>
-        <w:br w:type="page" w:clear="all"/>
-      </w:r>
-      <w:r/>
-    </w:p>
-    <w:p>
-      <w:pPr>
-        <w:pStyle w:val="891"/>
+        <w:pStyle w:val="888"/>
         <w:spacing/>
         <w:ind w:firstLine="0" w:left="0"/>
         <w:rPr/>
@@ -1224,7 +1235,7 @@
     </w:p>
     <w:p>
       <w:pPr>
-        <w:pStyle w:val="949"/>
+        <w:pStyle w:val="946"/>
         <w:spacing/>
         <w:ind/>
         <w:rPr/>
@@ -1239,7 +1250,7 @@
     </w:p>
     <w:p>
       <w:pPr>
-        <w:pStyle w:val="891"/>
+        <w:pStyle w:val="888"/>
         <w:spacing/>
         <w:ind w:firstLine="0" w:left="0"/>
         <w:rPr>
@@ -1252,16 +1263,20 @@
         <w:t xml:space="preserve">Caso 1: Compra y Vende</w:t>
       </w:r>
       <w:bookmarkEnd w:id="2"/>
-      <w:r/>
       <w:r>
         <w:rPr>
           <w:highlight w:val="none"/>
         </w:rPr>
       </w:r>
+      <w:r>
+        <w:rPr>
+          <w:highlight w:val="none"/>
+        </w:rPr>
+      </w:r>
     </w:p>
     <w:p>
       <w:pPr>
-        <w:pStyle w:val="892"/>
+        <w:pStyle w:val="889"/>
         <w:spacing/>
         <w:ind/>
         <w:rPr/>
@@ -1277,7 +1292,7 @@
     </w:p>
     <w:p>
       <w:pPr>
-        <w:pStyle w:val="949"/>
+        <w:pStyle w:val="946"/>
         <w:spacing/>
         <w:ind/>
         <w:rPr/>
@@ -1306,7 +1321,7 @@
     </w:p>
     <w:p>
       <w:pPr>
-        <w:pStyle w:val="892"/>
+        <w:pStyle w:val="889"/>
         <w:spacing/>
         <w:ind/>
         <w:rPr/>
@@ -1322,7 +1337,7 @@
     </w:p>
     <w:p>
       <w:pPr>
-        <w:pStyle w:val="953"/>
+        <w:pStyle w:val="950"/>
         <w:numPr>
           <w:ilvl w:val="0"/>
           <w:numId w:val="8"/>
@@ -1342,7 +1357,7 @@
     </w:p>
     <w:p>
       <w:pPr>
-        <w:pStyle w:val="953"/>
+        <w:pStyle w:val="950"/>
         <w:numPr>
           <w:ilvl w:val="0"/>
           <w:numId w:val="20"/>
@@ -1358,7 +1373,7 @@
     </w:p>
     <w:p>
       <w:pPr>
-        <w:pStyle w:val="953"/>
+        <w:pStyle w:val="950"/>
         <w:numPr>
           <w:ilvl w:val="0"/>
           <w:numId w:val="20"/>
@@ -1394,7 +1409,7 @@
     </w:p>
     <w:p>
       <w:pPr>
-        <w:pStyle w:val="953"/>
+        <w:pStyle w:val="950"/>
         <w:numPr>
           <w:ilvl w:val="0"/>
           <w:numId w:val="20"/>
@@ -1513,20 +1528,11 @@
           <w:highlight w:val="none"/>
         </w:rPr>
       </w:r>
-      <w:r>
-        <w:rPr>
-          <w:highlight w:val="none"/>
-        </w:rPr>
-      </w:r>
-      <w:r>
-        <w:rPr>
-          <w:highlight w:val="none"/>
-        </w:rPr>
-      </w:r>
+      <w:r/>
     </w:p>
     <w:p>
       <w:pPr>
-        <w:pStyle w:val="953"/>
+        <w:pStyle w:val="950"/>
         <w:numPr>
           <w:ilvl w:val="0"/>
           <w:numId w:val="20"/>
@@ -1562,7 +1568,7 @@
     </w:p>
     <w:p>
       <w:pPr>
-        <w:pStyle w:val="953"/>
+        <w:pStyle w:val="950"/>
         <w:numPr>
           <w:ilvl w:val="0"/>
           <w:numId w:val="20"/>
@@ -1661,20 +1667,11 @@
           <w:highlight w:val="none"/>
         </w:rPr>
       </w:r>
-      <w:r>
-        <w:rPr>
-          <w:highlight w:val="none"/>
-        </w:rPr>
-      </w:r>
-      <w:r>
-        <w:rPr>
-          <w:highlight w:val="none"/>
-        </w:rPr>
-      </w:r>
+      <w:r/>
     </w:p>
     <w:p>
       <w:pPr>
-        <w:pStyle w:val="953"/>
+        <w:pStyle w:val="950"/>
         <w:numPr>
           <w:ilvl w:val="0"/>
           <w:numId w:val="8"/>
@@ -1694,7 +1691,7 @@
     </w:p>
     <w:p>
       <w:pPr>
-        <w:pStyle w:val="953"/>
+        <w:pStyle w:val="950"/>
         <w:numPr>
           <w:ilvl w:val="0"/>
           <w:numId w:val="20"/>
@@ -1710,7 +1707,7 @@
     </w:p>
     <w:p>
       <w:pPr>
-        <w:pStyle w:val="953"/>
+        <w:pStyle w:val="950"/>
         <w:numPr>
           <w:ilvl w:val="0"/>
           <w:numId w:val="20"/>
@@ -1836,20 +1833,11 @@
           <w:highlight w:val="none"/>
         </w:rPr>
       </w:r>
-      <w:r>
-        <w:rPr>
-          <w:highlight w:val="none"/>
-        </w:rPr>
-      </w:r>
-      <w:r>
-        <w:rPr>
-          <w:highlight w:val="none"/>
-        </w:rPr>
-      </w:r>
+      <w:r/>
     </w:p>
     <w:p>
       <w:pPr>
-        <w:pStyle w:val="953"/>
+        <w:pStyle w:val="950"/>
         <w:numPr>
           <w:ilvl w:val="0"/>
           <w:numId w:val="20"/>
@@ -1965,24 +1953,22 @@
           <w:highlight w:val="none"/>
         </w:rPr>
       </w:r>
+    </w:p>
+    <w:p>
+      <w:pPr>
+        <w:shd w:val="nil" w:color="ffffff"/>
+        <w:spacing/>
+        <w:ind/>
+        <w:rPr/>
+      </w:pPr>
+      <w:r>
+        <w:br w:type="page" w:clear="all"/>
+      </w:r>
       <w:r/>
     </w:p>
     <w:p>
       <w:pPr>
-        <w:shd w:val="nil" w:color="ffffff"/>
-        <w:spacing/>
-        <w:ind/>
-        <w:rPr/>
-      </w:pPr>
-      <w:r>
-        <w:br w:type="page" w:clear="all"/>
-      </w:r>
-      <w:r/>
-      <w:r/>
-    </w:p>
-    <w:p>
-      <w:pPr>
-        <w:pStyle w:val="953"/>
+        <w:pStyle w:val="950"/>
         <w:numPr>
           <w:ilvl w:val="0"/>
           <w:numId w:val="8"/>
@@ -2002,7 +1988,7 @@
     </w:p>
     <w:p>
       <w:pPr>
-        <w:pStyle w:val="953"/>
+        <w:pStyle w:val="950"/>
         <w:numPr>
           <w:ilvl w:val="0"/>
           <w:numId w:val="20"/>
@@ -2021,7 +2007,7 @@
     </w:p>
     <w:p>
       <w:pPr>
-        <w:pStyle w:val="953"/>
+        <w:pStyle w:val="950"/>
         <w:numPr>
           <w:ilvl w:val="0"/>
           <w:numId w:val="20"/>
@@ -2131,32 +2117,10 @@
         </w:rPr>
       </w:r>
       <w:r/>
-      <w:r/>
-      <w:r>
-        <w:rPr>
-          <w:highlight w:val="none"/>
-        </w:rPr>
-      </w:r>
-      <w:r>
-        <w:rPr>
-          <w:highlight w:val="none"/>
-        </w:rPr>
-      </w:r>
-      <w:r/>
-      <w:r>
-        <w:rPr>
-          <w:highlight w:val="none"/>
-        </w:rPr>
-      </w:r>
-      <w:r>
-        <w:rPr>
-          <w:highlight w:val="none"/>
-        </w:rPr>
-      </w:r>
     </w:p>
     <w:p>
       <w:pPr>
-        <w:pStyle w:val="953"/>
+        <w:pStyle w:val="950"/>
         <w:numPr>
           <w:ilvl w:val="0"/>
           <w:numId w:val="8"/>
@@ -2176,7 +2140,7 @@
     </w:p>
     <w:p>
       <w:pPr>
-        <w:pStyle w:val="953"/>
+        <w:pStyle w:val="950"/>
         <w:numPr>
           <w:ilvl w:val="0"/>
           <w:numId w:val="20"/>
@@ -2205,7 +2169,7 @@
     </w:p>
     <w:p>
       <w:pPr>
-        <w:pStyle w:val="953"/>
+        <w:pStyle w:val="950"/>
         <w:numPr>
           <w:ilvl w:val="0"/>
           <w:numId w:val="20"/>
@@ -2234,7 +2198,7 @@
     </w:p>
     <w:p>
       <w:pPr>
-        <w:pStyle w:val="953"/>
+        <w:pStyle w:val="950"/>
         <w:numPr>
           <w:ilvl w:val="0"/>
           <w:numId w:val="20"/>
@@ -2360,24 +2324,22 @@
           <w:highlight w:val="none"/>
         </w:rPr>
       </w:r>
+    </w:p>
+    <w:p>
+      <w:pPr>
+        <w:shd w:val="nil" w:color="ffffff"/>
+        <w:spacing/>
+        <w:ind/>
+        <w:rPr/>
+      </w:pPr>
+      <w:r>
+        <w:br w:type="page" w:clear="all"/>
+      </w:r>
       <w:r/>
     </w:p>
     <w:p>
       <w:pPr>
-        <w:shd w:val="nil" w:color="ffffff"/>
-        <w:spacing/>
-        <w:ind/>
-        <w:rPr/>
-      </w:pPr>
-      <w:r>
-        <w:br w:type="page" w:clear="all"/>
-      </w:r>
-      <w:r/>
-      <w:r/>
-    </w:p>
-    <w:p>
-      <w:pPr>
-        <w:pStyle w:val="953"/>
+        <w:pStyle w:val="950"/>
         <w:numPr>
           <w:ilvl w:val="0"/>
           <w:numId w:val="8"/>
@@ -2397,7 +2359,7 @@
     </w:p>
     <w:p>
       <w:pPr>
-        <w:pStyle w:val="953"/>
+        <w:pStyle w:val="950"/>
         <w:numPr>
           <w:ilvl w:val="0"/>
           <w:numId w:val="20"/>
@@ -2413,7 +2375,7 @@
     </w:p>
     <w:p>
       <w:pPr>
-        <w:pStyle w:val="953"/>
+        <w:pStyle w:val="950"/>
         <w:numPr>
           <w:ilvl w:val="0"/>
           <w:numId w:val="20"/>
@@ -2439,7 +2401,7 @@
     </w:p>
     <w:p>
       <w:pPr>
-        <w:pStyle w:val="953"/>
+        <w:pStyle w:val="950"/>
         <w:numPr>
           <w:ilvl w:val="0"/>
           <w:numId w:val="20"/>
@@ -2487,7 +2449,6 @@
           <w:highlight w:val="none"/>
         </w:rPr>
       </w:r>
-      <w:r/>
       <w:r>
         <mc:AlternateContent>
           <mc:Choice Requires="wpg">
@@ -2557,26 +2518,16 @@
           </mc:Fallback>
         </mc:AlternateContent>
       </w:r>
-      <w:r/>
       <w:r>
         <w:rPr>
           <w:highlight w:val="none"/>
         </w:rPr>
       </w:r>
-      <w:r>
-        <w:rPr>
-          <w:highlight w:val="none"/>
-        </w:rPr>
-      </w:r>
-      <w:r>
-        <w:rPr>
-          <w:highlight w:val="none"/>
-        </w:rPr>
-      </w:r>
+      <w:r/>
     </w:p>
     <w:p>
       <w:pPr>
-        <w:pStyle w:val="953"/>
+        <w:pStyle w:val="950"/>
         <w:numPr>
           <w:ilvl w:val="0"/>
           <w:numId w:val="8"/>
@@ -2596,7 +2547,7 @@
     </w:p>
     <w:p>
       <w:pPr>
-        <w:pStyle w:val="953"/>
+        <w:pStyle w:val="950"/>
         <w:numPr>
           <w:ilvl w:val="0"/>
           <w:numId w:val="20"/>
@@ -2615,7 +2566,7 @@
     </w:p>
     <w:p>
       <w:pPr>
-        <w:pStyle w:val="953"/>
+        <w:pStyle w:val="950"/>
         <w:numPr>
           <w:ilvl w:val="0"/>
           <w:numId w:val="20"/>
@@ -2724,20 +2675,11 @@
           <w:highlight w:val="none"/>
         </w:rPr>
       </w:r>
-      <w:r>
-        <w:rPr>
-          <w:highlight w:val="none"/>
-        </w:rPr>
-      </w:r>
-      <w:r>
-        <w:rPr>
-          <w:highlight w:val="none"/>
-        </w:rPr>
-      </w:r>
+      <w:r/>
     </w:p>
     <w:p>
       <w:pPr>
-        <w:pStyle w:val="953"/>
+        <w:pStyle w:val="950"/>
         <w:numPr>
           <w:ilvl w:val="0"/>
           <w:numId w:val="8"/>
@@ -2757,7 +2699,7 @@
     </w:p>
     <w:p>
       <w:pPr>
-        <w:pStyle w:val="953"/>
+        <w:pStyle w:val="950"/>
         <w:numPr>
           <w:ilvl w:val="0"/>
           <w:numId w:val="20"/>
@@ -2793,7 +2735,7 @@
     </w:p>
     <w:p>
       <w:pPr>
-        <w:pStyle w:val="953"/>
+        <w:pStyle w:val="950"/>
         <w:numPr>
           <w:ilvl w:val="0"/>
           <w:numId w:val="20"/>
@@ -2902,20 +2844,11 @@
           <w:highlight w:val="none"/>
         </w:rPr>
       </w:r>
-      <w:r>
-        <w:rPr>
-          <w:highlight w:val="none"/>
-        </w:rPr>
-      </w:r>
-      <w:r>
-        <w:rPr>
-          <w:highlight w:val="none"/>
-        </w:rPr>
-      </w:r>
+      <w:r/>
     </w:p>
     <w:p>
       <w:pPr>
-        <w:pStyle w:val="953"/>
+        <w:pStyle w:val="950"/>
         <w:numPr>
           <w:ilvl w:val="0"/>
           <w:numId w:val="8"/>
@@ -2935,7 +2868,7 @@
     </w:p>
     <w:p>
       <w:pPr>
-        <w:pStyle w:val="953"/>
+        <w:pStyle w:val="950"/>
         <w:numPr>
           <w:ilvl w:val="0"/>
           <w:numId w:val="20"/>
@@ -2961,7 +2894,7 @@
     </w:p>
     <w:p>
       <w:pPr>
-        <w:pStyle w:val="953"/>
+        <w:pStyle w:val="950"/>
         <w:numPr>
           <w:ilvl w:val="0"/>
           <w:numId w:val="20"/>
@@ -2981,14 +2914,9 @@
     <w:p>
       <w:pPr>
         <w:spacing/>
-        <w:ind w:firstLine="0" w:left="1104"/>
+        <w:ind w:firstLine="0" w:left="0"/>
         <w:rPr/>
       </w:pPr>
-      <w:r>
-        <w:rPr>
-          <w:highlight w:val="none"/>
-        </w:rPr>
-      </w:r>
       <w:r>
         <w:rPr>
           <w:highlight w:val="none"/>
@@ -2999,7 +2927,7 @@
           <mc:Choice Requires="wpg">
             <w:drawing>
               <wp:inline xmlns:wp="http://schemas.openxmlformats.org/drawingml/2006/wordprocessingDrawing" distT="0" distB="0" distL="0" distR="0">
-                <wp:extent cx="5068570" cy="1605476"/>
+                <wp:extent cx="6184900" cy="1959074"/>
                 <wp:effectExtent l="0" t="0" r="0" b="0"/>
                 <wp:docPr id="10" name=""/>
                 <wp:cNvGraphicFramePr>
@@ -3022,7 +2950,7 @@
                       <pic:spPr bwMode="auto">
                         <a:xfrm flipH="0" flipV="0">
                           <a:off x="0" y="0"/>
-                          <a:ext cx="5068569" cy="1605475"/>
+                          <a:ext cx="6184899" cy="1959073"/>
                         </a:xfrm>
                         <a:prstGeom prst="rect">
                           <a:avLst/>
@@ -3055,7 +2983,7 @@
                 <v:path o:extrusionok="f" gradientshapeok="t" o:connecttype="rect"/>
                 <o:lock v:ext="edit" aspectratio="t"/>
               </v:shapetype>
-              <v:shape id="_x0000_i9" o:spid="_x0000_s9" type="#_x0000_t75" style="width:399.10pt;height:126.42pt;mso-wrap-distance-left:0.00pt;mso-wrap-distance-top:0.00pt;mso-wrap-distance-right:0.00pt;mso-wrap-distance-bottom:0.00pt;z-index:1;" stroked="false">
+              <v:shape id="_x0000_i9" o:spid="_x0000_s9" type="#_x0000_t75" style="width:487.00pt;height:154.26pt;mso-wrap-distance-left:0.00pt;mso-wrap-distance-top:0.00pt;mso-wrap-distance-right:0.00pt;mso-wrap-distance-bottom:0.00pt;z-index:1;" stroked="false">
                 <v:imagedata r:id="rId21" o:title=""/>
                 <o:lock v:ext="edit" rotation="t"/>
               </v:shape>
@@ -3068,15 +2996,11 @@
           <w:highlight w:val="none"/>
         </w:rPr>
       </w:r>
-      <w:r>
-        <w:rPr>
-          <w:highlight w:val="none"/>
-        </w:rPr>
-      </w:r>
+      <w:r/>
     </w:p>
     <w:p>
       <w:pPr>
-        <w:pStyle w:val="953"/>
+        <w:pStyle w:val="950"/>
         <w:numPr>
           <w:ilvl w:val="0"/>
           <w:numId w:val="8"/>
@@ -3096,7 +3020,7 @@
     </w:p>
     <w:p>
       <w:pPr>
-        <w:pStyle w:val="953"/>
+        <w:pStyle w:val="950"/>
         <w:numPr>
           <w:ilvl w:val="0"/>
           <w:numId w:val="20"/>
@@ -3112,7 +3036,7 @@
     </w:p>
     <w:p>
       <w:pPr>
-        <w:pStyle w:val="953"/>
+        <w:pStyle w:val="950"/>
         <w:numPr>
           <w:ilvl w:val="0"/>
           <w:numId w:val="20"/>
@@ -3131,38 +3055,135 @@
     </w:p>
     <w:p>
       <w:pPr>
-        <w:pStyle w:val="892"/>
-        <w:spacing/>
-        <w:ind/>
+        <w:spacing/>
+        <w:ind w:firstLine="0" w:left="0"/>
         <w:rPr/>
       </w:pPr>
       <w:r>
         <w:rPr>
-          <w:b/>
-          <w:bCs/>
+          <w:highlight w:val="none"/>
         </w:rPr>
-        <w:t xml:space="preserve">Entregable</w:t>
       </w:r>
       <w:r/>
+      <w:r>
+        <w:rPr>
+          <w:highlight w:val="none"/>
+        </w:rPr>
+      </w:r>
+      <w:r>
+        <w:rPr>
+          <w:highlight w:val="none"/>
+        </w:rPr>
+      </w:r>
+      <w:r>
+        <mc:AlternateContent>
+          <mc:Choice Requires="wpg">
+            <w:drawing>
+              <wp:inline xmlns:wp="http://schemas.openxmlformats.org/drawingml/2006/wordprocessingDrawing" distT="0" distB="0" distL="0" distR="0">
+                <wp:extent cx="6184900" cy="2175487"/>
+                <wp:effectExtent l="0" t="0" r="0" b="0"/>
+                <wp:docPr id="11" name=""/>
+                <wp:cNvGraphicFramePr>
+                  <a:graphicFrameLocks xmlns:a="http://schemas.openxmlformats.org/drawingml/2006/main" noChangeAspect="1"/>
+                </wp:cNvGraphicFramePr>
+                <a:graphic xmlns:a="http://schemas.openxmlformats.org/drawingml/2006/main">
+                  <a:graphicData uri="http://schemas.openxmlformats.org/drawingml/2006/picture">
+                    <pic:pic xmlns:pic="http://schemas.openxmlformats.org/drawingml/2006/picture">
+                      <pic:nvPicPr>
+                        <pic:cNvPr id="797568740" name=""/>
+                        <pic:cNvPicPr>
+                          <a:picLocks noChangeAspect="1"/>
+                        </pic:cNvPicPr>
+                        <pic:nvPr/>
+                      </pic:nvPicPr>
+                      <pic:blipFill rotWithShape="1">
+                        <a:blip r:embed="rId22"/>
+                        <a:stretch/>
+                      </pic:blipFill>
+                      <pic:spPr bwMode="auto">
+                        <a:xfrm>
+                          <a:off x="0" y="0"/>
+                          <a:ext cx="6184899" cy="2175487"/>
+                        </a:xfrm>
+                        <a:prstGeom prst="rect">
+                          <a:avLst/>
+                        </a:prstGeom>
+                      </pic:spPr>
+                    </pic:pic>
+                  </a:graphicData>
+                </a:graphic>
+              </wp:inline>
+            </w:drawing>
+          </mc:Choice>
+          <mc:Fallback>
+            <w:pict>
+              <v:shapetype id="_x0000_t75" coordsize="21600,21600" o:spt="75" o:preferrelative="t" path="m@4@5l@4@11@9@11@9@5xe" filled="f" stroked="f">
+                <v:stroke joinstyle="miter"/>
+                <v:formulas>
+                  <v:f eqn="if lineDrawn pixelLineWidth 0"/>
+                  <v:f eqn="sum @0 1 0"/>
+                  <v:f eqn="sum 0 0 @1"/>
+                  <v:f eqn="prod @2 1 2"/>
+                  <v:f eqn="prod @3 21600 pixelWidth"/>
+                  <v:f eqn="prod @3 21600 pixelHeight"/>
+                  <v:f eqn="sum @0 0 1"/>
+                  <v:f eqn="prod @6 1 2"/>
+                  <v:f eqn="prod @7 21600 pixelWidth"/>
+                  <v:f eqn="sum @8 21600 0"/>
+                  <v:f eqn="prod @7 21600 pixelHeight"/>
+                  <v:f eqn="sum @10 21600 0"/>
+                </v:formulas>
+                <v:path o:extrusionok="f" gradientshapeok="t" o:connecttype="rect"/>
+                <o:lock v:ext="edit" aspectratio="t"/>
+              </v:shapetype>
+              <v:shape id="_x0000_i10" o:spid="_x0000_s10" type="#_x0000_t75" style="width:487.00pt;height:171.30pt;mso-wrap-distance-left:0.00pt;mso-wrap-distance-top:0.00pt;mso-wrap-distance-right:0.00pt;mso-wrap-distance-bottom:0.00pt;z-index:1;" stroked="false">
+                <v:imagedata r:id="rId22" o:title=""/>
+                <o:lock v:ext="edit" rotation="t"/>
+              </v:shape>
+            </w:pict>
+          </mc:Fallback>
+        </mc:AlternateContent>
+      </w:r>
+      <w:r>
+        <w:rPr>
+          <w:highlight w:val="none"/>
+        </w:rPr>
+      </w:r>
+      <w:r>
+        <w:rPr>
+          <w:highlight w:val="none"/>
+        </w:rPr>
+      </w:r>
     </w:p>
     <w:p>
       <w:pPr>
-        <w:pStyle w:val="949"/>
-        <w:spacing/>
-        <w:ind/>
-        <w:rPr/>
-      </w:pPr>
-      <w:r>
-        <w:t xml:space="preserve">Realiza una explicación y capturas de pantalla durante el proceso de realización de los </w:t>
-      </w:r>
-      <w:r>
-        <w:t xml:space="preserve">apartados anteriores.</w:t>
-      </w:r>
-      <w:r/>
+        <w:shd w:val="nil" w:color="ffffff"/>
+        <w:spacing/>
+        <w:ind/>
+        <w:rPr>
+          <w:highlight w:val="none"/>
+        </w:rPr>
+      </w:pPr>
+      <w:r>
+        <w:rPr>
+          <w:highlight w:val="none"/>
+        </w:rPr>
+        <w:br w:type="page" w:clear="all"/>
+      </w:r>
+      <w:r>
+        <w:rPr>
+          <w:highlight w:val="none"/>
+        </w:rPr>
+      </w:r>
+      <w:r>
+        <w:rPr>
+          <w:highlight w:val="none"/>
+        </w:rPr>
+      </w:r>
     </w:p>
     <w:p>
       <w:pPr>
-        <w:pStyle w:val="891"/>
+        <w:pStyle w:val="888"/>
         <w:spacing/>
         <w:ind w:firstLine="0" w:left="0"/>
         <w:rPr>
@@ -3178,16 +3199,20 @@
         <w:t xml:space="preserve">so 2: Abre una Tienda (Punto de Venta)</w:t>
       </w:r>
       <w:bookmarkEnd w:id="3"/>
-      <w:r/>
       <w:r>
         <w:rPr>
           <w:highlight w:val="none"/>
         </w:rPr>
       </w:r>
+      <w:r>
+        <w:rPr>
+          <w:highlight w:val="none"/>
+        </w:rPr>
+      </w:r>
     </w:p>
     <w:p>
       <w:pPr>
-        <w:pStyle w:val="892"/>
+        <w:pStyle w:val="889"/>
         <w:spacing/>
         <w:ind/>
         <w:rPr/>
@@ -3203,7 +3228,7 @@
     </w:p>
     <w:p>
       <w:pPr>
-        <w:pStyle w:val="949"/>
+        <w:pStyle w:val="946"/>
         <w:spacing/>
         <w:ind/>
         <w:rPr/>
@@ -3225,7 +3250,7 @@
     </w:p>
     <w:p>
       <w:pPr>
-        <w:pStyle w:val="892"/>
+        <w:pStyle w:val="889"/>
         <w:spacing/>
         <w:ind/>
         <w:rPr/>
@@ -3241,7 +3266,7 @@
     </w:p>
     <w:p>
       <w:pPr>
-        <w:pStyle w:val="953"/>
+        <w:pStyle w:val="950"/>
         <w:numPr>
           <w:ilvl w:val="0"/>
           <w:numId w:val="9"/>
@@ -3261,7 +3286,7 @@
     </w:p>
     <w:p>
       <w:pPr>
-        <w:pStyle w:val="953"/>
+        <w:pStyle w:val="950"/>
         <w:numPr>
           <w:ilvl w:val="0"/>
           <w:numId w:val="20"/>
@@ -3277,7 +3302,7 @@
     </w:p>
     <w:p>
       <w:pPr>
-        <w:pStyle w:val="953"/>
+        <w:pStyle w:val="950"/>
         <w:numPr>
           <w:ilvl w:val="0"/>
           <w:numId w:val="20"/>
@@ -3293,7 +3318,105 @@
     </w:p>
     <w:p>
       <w:pPr>
-        <w:pStyle w:val="953"/>
+        <w:spacing/>
+        <w:ind w:firstLine="0" w:left="0"/>
+        <w:rPr/>
+      </w:pPr>
+      <w:r>
+        <w:rPr>
+          <w:highlight w:val="none"/>
+        </w:rPr>
+      </w:r>
+      <w:r/>
+      <w:r>
+        <mc:AlternateContent>
+          <mc:Choice Requires="wpg">
+            <w:drawing>
+              <wp:inline xmlns:wp="http://schemas.openxmlformats.org/drawingml/2006/wordprocessingDrawing" distT="0" distB="0" distL="0" distR="0">
+                <wp:extent cx="4446270" cy="3424574"/>
+                <wp:effectExtent l="0" t="0" r="0" b="0"/>
+                <wp:docPr id="12" name=""/>
+                <wp:cNvGraphicFramePr>
+                  <a:graphicFrameLocks xmlns:a="http://schemas.openxmlformats.org/drawingml/2006/main" noChangeAspect="1"/>
+                </wp:cNvGraphicFramePr>
+                <a:graphic xmlns:a="http://schemas.openxmlformats.org/drawingml/2006/main">
+                  <a:graphicData uri="http://schemas.openxmlformats.org/drawingml/2006/picture">
+                    <pic:pic xmlns:pic="http://schemas.openxmlformats.org/drawingml/2006/picture">
+                      <pic:nvPicPr>
+                        <pic:cNvPr id="545108061" name=""/>
+                        <pic:cNvPicPr>
+                          <a:picLocks noChangeAspect="1"/>
+                        </pic:cNvPicPr>
+                        <pic:nvPr/>
+                      </pic:nvPicPr>
+                      <pic:blipFill rotWithShape="1">
+                        <a:blip r:embed="rId23"/>
+                        <a:stretch/>
+                      </pic:blipFill>
+                      <pic:spPr bwMode="auto">
+                        <a:xfrm flipH="0" flipV="0">
+                          <a:off x="0" y="0"/>
+                          <a:ext cx="4446270" cy="3424573"/>
+                        </a:xfrm>
+                        <a:prstGeom prst="rect">
+                          <a:avLst/>
+                        </a:prstGeom>
+                      </pic:spPr>
+                    </pic:pic>
+                  </a:graphicData>
+                </a:graphic>
+              </wp:inline>
+            </w:drawing>
+          </mc:Choice>
+          <mc:Fallback>
+            <w:pict>
+              <v:shapetype id="_x0000_t75" coordsize="21600,21600" o:spt="75" o:preferrelative="t" path="m@4@5l@4@11@9@11@9@5xe" filled="f" stroked="f">
+                <v:stroke joinstyle="miter"/>
+                <v:formulas>
+                  <v:f eqn="if lineDrawn pixelLineWidth 0"/>
+                  <v:f eqn="sum @0 1 0"/>
+                  <v:f eqn="sum 0 0 @1"/>
+                  <v:f eqn="prod @2 1 2"/>
+                  <v:f eqn="prod @3 21600 pixelWidth"/>
+                  <v:f eqn="prod @3 21600 pixelHeight"/>
+                  <v:f eqn="sum @0 0 1"/>
+                  <v:f eqn="prod @6 1 2"/>
+                  <v:f eqn="prod @7 21600 pixelWidth"/>
+                  <v:f eqn="sum @8 21600 0"/>
+                  <v:f eqn="prod @7 21600 pixelHeight"/>
+                  <v:f eqn="sum @10 21600 0"/>
+                </v:formulas>
+                <v:path o:extrusionok="f" gradientshapeok="t" o:connecttype="rect"/>
+                <o:lock v:ext="edit" aspectratio="t"/>
+              </v:shapetype>
+              <v:shape id="_x0000_i11" o:spid="_x0000_s11" type="#_x0000_t75" style="width:350.10pt;height:269.65pt;mso-wrap-distance-left:0.00pt;mso-wrap-distance-top:0.00pt;mso-wrap-distance-right:0.00pt;mso-wrap-distance-bottom:0.00pt;z-index:1;" stroked="false">
+                <v:imagedata r:id="rId23" o:title=""/>
+                <o:lock v:ext="edit" rotation="t"/>
+              </v:shape>
+            </w:pict>
+          </mc:Fallback>
+        </mc:AlternateContent>
+      </w:r>
+      <w:r/>
+      <w:r>
+        <w:rPr>
+          <w:highlight w:val="none"/>
+        </w:rPr>
+      </w:r>
+      <w:r>
+        <w:rPr>
+          <w:highlight w:val="none"/>
+        </w:rPr>
+      </w:r>
+      <w:r>
+        <w:rPr>
+          <w:highlight w:val="none"/>
+        </w:rPr>
+      </w:r>
+    </w:p>
+    <w:p>
+      <w:pPr>
+        <w:pStyle w:val="950"/>
         <w:numPr>
           <w:ilvl w:val="0"/>
           <w:numId w:val="9"/>
@@ -3313,7 +3436,7 @@
     </w:p>
     <w:p>
       <w:pPr>
-        <w:pStyle w:val="953"/>
+        <w:pStyle w:val="950"/>
         <w:numPr>
           <w:ilvl w:val="0"/>
           <w:numId w:val="20"/>
@@ -3329,7 +3452,7 @@
     </w:p>
     <w:p>
       <w:pPr>
-        <w:pStyle w:val="953"/>
+        <w:pStyle w:val="950"/>
         <w:numPr>
           <w:ilvl w:val="0"/>
           <w:numId w:val="20"/>
@@ -3368,7 +3491,103 @@
     </w:p>
     <w:p>
       <w:pPr>
-        <w:pStyle w:val="953"/>
+        <w:spacing/>
+        <w:ind w:firstLine="0" w:left="0"/>
+        <w:rPr/>
+      </w:pPr>
+      <w:r>
+        <w:rPr>
+          <w:highlight w:val="none"/>
+        </w:rPr>
+      </w:r>
+      <w:r>
+        <w:rPr>
+          <w:highlight w:val="none"/>
+        </w:rPr>
+      </w:r>
+      <w:r>
+        <mc:AlternateContent>
+          <mc:Choice Requires="wpg">
+            <w:drawing>
+              <wp:inline xmlns:wp="http://schemas.openxmlformats.org/drawingml/2006/wordprocessingDrawing" distT="0" distB="0" distL="0" distR="0">
+                <wp:extent cx="3863436" cy="2362215"/>
+                <wp:effectExtent l="0" t="0" r="0" b="0"/>
+                <wp:docPr id="13" name=""/>
+                <wp:cNvGraphicFramePr>
+                  <a:graphicFrameLocks xmlns:a="http://schemas.openxmlformats.org/drawingml/2006/main" noChangeAspect="1"/>
+                </wp:cNvGraphicFramePr>
+                <a:graphic xmlns:a="http://schemas.openxmlformats.org/drawingml/2006/main">
+                  <a:graphicData uri="http://schemas.openxmlformats.org/drawingml/2006/picture">
+                    <pic:pic xmlns:pic="http://schemas.openxmlformats.org/drawingml/2006/picture">
+                      <pic:nvPicPr>
+                        <pic:cNvPr id="886820078" name=""/>
+                        <pic:cNvPicPr>
+                          <a:picLocks noChangeAspect="1"/>
+                        </pic:cNvPicPr>
+                        <pic:nvPr/>
+                      </pic:nvPicPr>
+                      <pic:blipFill rotWithShape="1">
+                        <a:blip r:embed="rId24"/>
+                        <a:stretch/>
+                      </pic:blipFill>
+                      <pic:spPr bwMode="auto">
+                        <a:xfrm flipH="0" flipV="0">
+                          <a:off x="0" y="0"/>
+                          <a:ext cx="3863436" cy="2362215"/>
+                        </a:xfrm>
+                        <a:prstGeom prst="rect">
+                          <a:avLst/>
+                        </a:prstGeom>
+                      </pic:spPr>
+                    </pic:pic>
+                  </a:graphicData>
+                </a:graphic>
+              </wp:inline>
+            </w:drawing>
+          </mc:Choice>
+          <mc:Fallback>
+            <w:pict>
+              <v:shapetype id="_x0000_t75" coordsize="21600,21600" o:spt="75" o:preferrelative="t" path="m@4@5l@4@11@9@11@9@5xe" filled="f" stroked="f">
+                <v:stroke joinstyle="miter"/>
+                <v:formulas>
+                  <v:f eqn="if lineDrawn pixelLineWidth 0"/>
+                  <v:f eqn="sum @0 1 0"/>
+                  <v:f eqn="sum 0 0 @1"/>
+                  <v:f eqn="prod @2 1 2"/>
+                  <v:f eqn="prod @3 21600 pixelWidth"/>
+                  <v:f eqn="prod @3 21600 pixelHeight"/>
+                  <v:f eqn="sum @0 0 1"/>
+                  <v:f eqn="prod @6 1 2"/>
+                  <v:f eqn="prod @7 21600 pixelWidth"/>
+                  <v:f eqn="sum @8 21600 0"/>
+                  <v:f eqn="prod @7 21600 pixelHeight"/>
+                  <v:f eqn="sum @10 21600 0"/>
+                </v:formulas>
+                <v:path o:extrusionok="f" gradientshapeok="t" o:connecttype="rect"/>
+                <o:lock v:ext="edit" aspectratio="t"/>
+              </v:shapetype>
+              <v:shape id="_x0000_i12" o:spid="_x0000_s12" type="#_x0000_t75" style="width:304.21pt;height:186.00pt;mso-wrap-distance-left:0.00pt;mso-wrap-distance-top:0.00pt;mso-wrap-distance-right:0.00pt;mso-wrap-distance-bottom:0.00pt;z-index:1;" stroked="false">
+                <v:imagedata r:id="rId24" o:title=""/>
+                <o:lock v:ext="edit" rotation="t"/>
+              </v:shape>
+            </w:pict>
+          </mc:Fallback>
+        </mc:AlternateContent>
+      </w:r>
+      <w:r>
+        <w:rPr>
+          <w:highlight w:val="none"/>
+        </w:rPr>
+      </w:r>
+      <w:r>
+        <w:rPr>
+          <w:highlight w:val="none"/>
+        </w:rPr>
+      </w:r>
+    </w:p>
+    <w:p>
+      <w:pPr>
+        <w:pStyle w:val="950"/>
         <w:numPr>
           <w:ilvl w:val="0"/>
           <w:numId w:val="9"/>
@@ -3388,7 +3607,7 @@
     </w:p>
     <w:p>
       <w:pPr>
-        <w:pStyle w:val="953"/>
+        <w:pStyle w:val="950"/>
         <w:numPr>
           <w:ilvl w:val="0"/>
           <w:numId w:val="20"/>
@@ -3414,7 +3633,103 @@
     </w:p>
     <w:p>
       <w:pPr>
-        <w:pStyle w:val="953"/>
+        <w:spacing/>
+        <w:ind w:firstLine="0" w:left="1104"/>
+        <w:rPr/>
+      </w:pPr>
+      <w:r>
+        <w:rPr>
+          <w:highlight w:val="none"/>
+        </w:rPr>
+      </w:r>
+      <w:r>
+        <w:rPr>
+          <w:highlight w:val="none"/>
+        </w:rPr>
+      </w:r>
+      <w:r>
+        <mc:AlternateContent>
+          <mc:Choice Requires="wpg">
+            <w:drawing>
+              <wp:inline xmlns:wp="http://schemas.openxmlformats.org/drawingml/2006/wordprocessingDrawing" distT="0" distB="0" distL="0" distR="0">
+                <wp:extent cx="1484783" cy="1109838"/>
+                <wp:effectExtent l="0" t="0" r="0" b="0"/>
+                <wp:docPr id="14" name=""/>
+                <wp:cNvGraphicFramePr>
+                  <a:graphicFrameLocks xmlns:a="http://schemas.openxmlformats.org/drawingml/2006/main" noChangeAspect="1"/>
+                </wp:cNvGraphicFramePr>
+                <a:graphic xmlns:a="http://schemas.openxmlformats.org/drawingml/2006/main">
+                  <a:graphicData uri="http://schemas.openxmlformats.org/drawingml/2006/picture">
+                    <pic:pic xmlns:pic="http://schemas.openxmlformats.org/drawingml/2006/picture">
+                      <pic:nvPicPr>
+                        <pic:cNvPr id="821540436" name=""/>
+                        <pic:cNvPicPr>
+                          <a:picLocks noChangeAspect="1"/>
+                        </pic:cNvPicPr>
+                        <pic:nvPr/>
+                      </pic:nvPicPr>
+                      <pic:blipFill rotWithShape="1">
+                        <a:blip r:embed="rId25"/>
+                        <a:stretch/>
+                      </pic:blipFill>
+                      <pic:spPr bwMode="auto">
+                        <a:xfrm flipH="0" flipV="0">
+                          <a:off x="0" y="0"/>
+                          <a:ext cx="1484782" cy="1109837"/>
+                        </a:xfrm>
+                        <a:prstGeom prst="rect">
+                          <a:avLst/>
+                        </a:prstGeom>
+                      </pic:spPr>
+                    </pic:pic>
+                  </a:graphicData>
+                </a:graphic>
+              </wp:inline>
+            </w:drawing>
+          </mc:Choice>
+          <mc:Fallback>
+            <w:pict>
+              <v:shapetype id="_x0000_t75" coordsize="21600,21600" o:spt="75" o:preferrelative="t" path="m@4@5l@4@11@9@11@9@5xe" filled="f" stroked="f">
+                <v:stroke joinstyle="miter"/>
+                <v:formulas>
+                  <v:f eqn="if lineDrawn pixelLineWidth 0"/>
+                  <v:f eqn="sum @0 1 0"/>
+                  <v:f eqn="sum 0 0 @1"/>
+                  <v:f eqn="prod @2 1 2"/>
+                  <v:f eqn="prod @3 21600 pixelWidth"/>
+                  <v:f eqn="prod @3 21600 pixelHeight"/>
+                  <v:f eqn="sum @0 0 1"/>
+                  <v:f eqn="prod @6 1 2"/>
+                  <v:f eqn="prod @7 21600 pixelWidth"/>
+                  <v:f eqn="sum @8 21600 0"/>
+                  <v:f eqn="prod @7 21600 pixelHeight"/>
+                  <v:f eqn="sum @10 21600 0"/>
+                </v:formulas>
+                <v:path o:extrusionok="f" gradientshapeok="t" o:connecttype="rect"/>
+                <o:lock v:ext="edit" aspectratio="t"/>
+              </v:shapetype>
+              <v:shape id="_x0000_i13" o:spid="_x0000_s13" type="#_x0000_t75" style="width:116.91pt;height:87.39pt;mso-wrap-distance-left:0.00pt;mso-wrap-distance-top:0.00pt;mso-wrap-distance-right:0.00pt;mso-wrap-distance-bottom:0.00pt;z-index:1;" stroked="false">
+                <v:imagedata r:id="rId25" o:title=""/>
+                <o:lock v:ext="edit" rotation="t"/>
+              </v:shape>
+            </w:pict>
+          </mc:Fallback>
+        </mc:AlternateContent>
+      </w:r>
+      <w:r>
+        <w:rPr>
+          <w:highlight w:val="none"/>
+        </w:rPr>
+      </w:r>
+      <w:r>
+        <w:rPr>
+          <w:highlight w:val="none"/>
+        </w:rPr>
+      </w:r>
+    </w:p>
+    <w:p>
+      <w:pPr>
+        <w:pStyle w:val="950"/>
         <w:numPr>
           <w:ilvl w:val="0"/>
           <w:numId w:val="20"/>
@@ -3433,7 +3748,103 @@
     </w:p>
     <w:p>
       <w:pPr>
-        <w:pStyle w:val="953"/>
+        <w:spacing/>
+        <w:ind w:firstLine="0" w:left="1104"/>
+        <w:rPr/>
+      </w:pPr>
+      <w:r>
+        <w:rPr>
+          <w:highlight w:val="none"/>
+        </w:rPr>
+      </w:r>
+      <w:r>
+        <mc:AlternateContent>
+          <mc:Choice Requires="wpg">
+            <w:drawing>
+              <wp:inline xmlns:wp="http://schemas.openxmlformats.org/drawingml/2006/wordprocessingDrawing" distT="0" distB="0" distL="0" distR="0">
+                <wp:extent cx="2945130" cy="778513"/>
+                <wp:effectExtent l="0" t="0" r="0" b="0"/>
+                <wp:docPr id="15" name=""/>
+                <wp:cNvGraphicFramePr>
+                  <a:graphicFrameLocks xmlns:a="http://schemas.openxmlformats.org/drawingml/2006/main" noChangeAspect="1"/>
+                </wp:cNvGraphicFramePr>
+                <a:graphic xmlns:a="http://schemas.openxmlformats.org/drawingml/2006/main">
+                  <a:graphicData uri="http://schemas.openxmlformats.org/drawingml/2006/picture">
+                    <pic:pic xmlns:pic="http://schemas.openxmlformats.org/drawingml/2006/picture">
+                      <pic:nvPicPr>
+                        <pic:cNvPr id="989764244" name=""/>
+                        <pic:cNvPicPr>
+                          <a:picLocks noChangeAspect="1"/>
+                        </pic:cNvPicPr>
+                        <pic:nvPr/>
+                      </pic:nvPicPr>
+                      <pic:blipFill rotWithShape="1">
+                        <a:blip r:embed="rId26"/>
+                        <a:stretch/>
+                      </pic:blipFill>
+                      <pic:spPr bwMode="auto">
+                        <a:xfrm flipH="0" flipV="0">
+                          <a:off x="0" y="0"/>
+                          <a:ext cx="2945129" cy="778512"/>
+                        </a:xfrm>
+                        <a:prstGeom prst="rect">
+                          <a:avLst/>
+                        </a:prstGeom>
+                      </pic:spPr>
+                    </pic:pic>
+                  </a:graphicData>
+                </a:graphic>
+              </wp:inline>
+            </w:drawing>
+          </mc:Choice>
+          <mc:Fallback>
+            <w:pict>
+              <v:shapetype id="_x0000_t75" coordsize="21600,21600" o:spt="75" o:preferrelative="t" path="m@4@5l@4@11@9@11@9@5xe" filled="f" stroked="f">
+                <v:stroke joinstyle="miter"/>
+                <v:formulas>
+                  <v:f eqn="if lineDrawn pixelLineWidth 0"/>
+                  <v:f eqn="sum @0 1 0"/>
+                  <v:f eqn="sum 0 0 @1"/>
+                  <v:f eqn="prod @2 1 2"/>
+                  <v:f eqn="prod @3 21600 pixelWidth"/>
+                  <v:f eqn="prod @3 21600 pixelHeight"/>
+                  <v:f eqn="sum @0 0 1"/>
+                  <v:f eqn="prod @6 1 2"/>
+                  <v:f eqn="prod @7 21600 pixelWidth"/>
+                  <v:f eqn="sum @8 21600 0"/>
+                  <v:f eqn="prod @7 21600 pixelHeight"/>
+                  <v:f eqn="sum @10 21600 0"/>
+                </v:formulas>
+                <v:path o:extrusionok="f" gradientshapeok="t" o:connecttype="rect"/>
+                <o:lock v:ext="edit" aspectratio="t"/>
+              </v:shapetype>
+              <v:shape id="_x0000_i14" o:spid="_x0000_s14" type="#_x0000_t75" style="width:231.90pt;height:61.30pt;mso-wrap-distance-left:0.00pt;mso-wrap-distance-top:0.00pt;mso-wrap-distance-right:0.00pt;mso-wrap-distance-bottom:0.00pt;z-index:1;" stroked="false">
+                <v:imagedata r:id="rId26" o:title=""/>
+                <o:lock v:ext="edit" rotation="t"/>
+              </v:shape>
+            </w:pict>
+          </mc:Fallback>
+        </mc:AlternateContent>
+      </w:r>
+      <w:r>
+        <w:rPr>
+          <w:highlight w:val="none"/>
+        </w:rPr>
+      </w:r>
+      <w:r>
+        <w:rPr>
+          <w:highlight w:val="none"/>
+        </w:rPr>
+      </w:r>
+      <w:r>
+        <w:rPr>
+          <w:highlight w:val="none"/>
+        </w:rPr>
+      </w:r>
+    </w:p>
+    <w:p>
+      <w:pPr>
+        <w:pStyle w:val="950"/>
         <w:numPr>
           <w:ilvl w:val="0"/>
           <w:numId w:val="20"/>
@@ -3459,7 +3870,121 @@
     </w:p>
     <w:p>
       <w:pPr>
-        <w:pStyle w:val="953"/>
+        <w:spacing/>
+        <w:ind w:firstLine="0" w:left="1104"/>
+        <w:rPr/>
+      </w:pPr>
+      <w:r>
+        <w:rPr>
+          <w:highlight w:val="none"/>
+        </w:rPr>
+      </w:r>
+      <w:r>
+        <w:rPr>
+          <w:highlight w:val="none"/>
+        </w:rPr>
+      </w:r>
+      <w:r/>
+      <w:r>
+        <mc:AlternateContent>
+          <mc:Choice Requires="wpg">
+            <w:drawing>
+              <wp:inline xmlns:wp="http://schemas.openxmlformats.org/drawingml/2006/wordprocessingDrawing" distT="0" distB="0" distL="0" distR="0">
+                <wp:extent cx="2945130" cy="2842618"/>
+                <wp:effectExtent l="0" t="0" r="0" b="0"/>
+                <wp:docPr id="16" name=""/>
+                <wp:cNvGraphicFramePr>
+                  <a:graphicFrameLocks xmlns:a="http://schemas.openxmlformats.org/drawingml/2006/main" noChangeAspect="1"/>
+                </wp:cNvGraphicFramePr>
+                <a:graphic xmlns:a="http://schemas.openxmlformats.org/drawingml/2006/main">
+                  <a:graphicData uri="http://schemas.openxmlformats.org/drawingml/2006/picture">
+                    <pic:pic xmlns:pic="http://schemas.openxmlformats.org/drawingml/2006/picture">
+                      <pic:nvPicPr>
+                        <pic:cNvPr id="2005906229" name=""/>
+                        <pic:cNvPicPr>
+                          <a:picLocks noChangeAspect="1"/>
+                        </pic:cNvPicPr>
+                        <pic:nvPr/>
+                      </pic:nvPicPr>
+                      <pic:blipFill rotWithShape="1">
+                        <a:blip r:embed="rId27"/>
+                        <a:stretch/>
+                      </pic:blipFill>
+                      <pic:spPr bwMode="auto">
+                        <a:xfrm flipH="0" flipV="0">
+                          <a:off x="0" y="0"/>
+                          <a:ext cx="2945129" cy="2842618"/>
+                        </a:xfrm>
+                        <a:prstGeom prst="rect">
+                          <a:avLst/>
+                        </a:prstGeom>
+                      </pic:spPr>
+                    </pic:pic>
+                  </a:graphicData>
+                </a:graphic>
+              </wp:inline>
+            </w:drawing>
+          </mc:Choice>
+          <mc:Fallback>
+            <w:pict>
+              <v:shapetype id="_x0000_t75" coordsize="21600,21600" o:spt="75" o:preferrelative="t" path="m@4@5l@4@11@9@11@9@5xe" filled="f" stroked="f">
+                <v:stroke joinstyle="miter"/>
+                <v:formulas>
+                  <v:f eqn="if lineDrawn pixelLineWidth 0"/>
+                  <v:f eqn="sum @0 1 0"/>
+                  <v:f eqn="sum 0 0 @1"/>
+                  <v:f eqn="prod @2 1 2"/>
+                  <v:f eqn="prod @3 21600 pixelWidth"/>
+                  <v:f eqn="prod @3 21600 pixelHeight"/>
+                  <v:f eqn="sum @0 0 1"/>
+                  <v:f eqn="prod @6 1 2"/>
+                  <v:f eqn="prod @7 21600 pixelWidth"/>
+                  <v:f eqn="sum @8 21600 0"/>
+                  <v:f eqn="prod @7 21600 pixelHeight"/>
+                  <v:f eqn="sum @10 21600 0"/>
+                </v:formulas>
+                <v:path o:extrusionok="f" gradientshapeok="t" o:connecttype="rect"/>
+                <o:lock v:ext="edit" aspectratio="t"/>
+              </v:shapetype>
+              <v:shape id="_x0000_i15" o:spid="_x0000_s15" type="#_x0000_t75" style="width:231.90pt;height:223.83pt;mso-wrap-distance-left:0.00pt;mso-wrap-distance-top:0.00pt;mso-wrap-distance-right:0.00pt;mso-wrap-distance-bottom:0.00pt;z-index:1;" stroked="false">
+                <v:imagedata r:id="rId27" o:title=""/>
+                <o:lock v:ext="edit" rotation="t"/>
+              </v:shape>
+            </w:pict>
+          </mc:Fallback>
+        </mc:AlternateContent>
+      </w:r>
+      <w:r/>
+      <w:r>
+        <w:rPr>
+          <w:highlight w:val="none"/>
+        </w:rPr>
+      </w:r>
+      <w:r>
+        <w:rPr>
+          <w:highlight w:val="none"/>
+        </w:rPr>
+      </w:r>
+      <w:r>
+        <w:rPr>
+          <w:highlight w:val="none"/>
+        </w:rPr>
+      </w:r>
+      <w:r>
+        <w:rPr>
+          <w:highlight w:val="none"/>
+        </w:rPr>
+      </w:r>
+      <w:r>
+        <w:rPr>
+          <w:highlight w:val="none"/>
+        </w:rPr>
+      </w:r>
+      <w:r/>
+    </w:p>
+    <w:p>
+      <w:pPr>
+        <w:pStyle w:val="950"/>
         <w:numPr>
           <w:ilvl w:val="0"/>
           <w:numId w:val="9"/>
@@ -3479,7 +4004,7 @@
     </w:p>
     <w:p>
       <w:pPr>
-        <w:pStyle w:val="953"/>
+        <w:pStyle w:val="950"/>
         <w:numPr>
           <w:ilvl w:val="0"/>
           <w:numId w:val="20"/>
@@ -3512,7 +4037,7 @@
     </w:p>
     <w:p>
       <w:pPr>
-        <w:pStyle w:val="953"/>
+        <w:pStyle w:val="950"/>
         <w:numPr>
           <w:ilvl w:val="0"/>
           <w:numId w:val="20"/>
@@ -3538,7 +4063,103 @@
     </w:p>
     <w:p>
       <w:pPr>
-        <w:pStyle w:val="953"/>
+        <w:spacing/>
+        <w:ind w:firstLine="0" w:left="1104"/>
+        <w:rPr/>
+      </w:pPr>
+      <w:r>
+        <w:rPr>
+          <w:highlight w:val="none"/>
+        </w:rPr>
+      </w:r>
+      <w:r>
+        <w:rPr>
+          <w:highlight w:val="none"/>
+        </w:rPr>
+      </w:r>
+      <w:r>
+        <mc:AlternateContent>
+          <mc:Choice Requires="wpg">
+            <w:drawing>
+              <wp:inline xmlns:wp="http://schemas.openxmlformats.org/drawingml/2006/wordprocessingDrawing" distT="0" distB="0" distL="0" distR="0">
+                <wp:extent cx="5231856" cy="1446204"/>
+                <wp:effectExtent l="0" t="0" r="0" b="0"/>
+                <wp:docPr id="17" name=""/>
+                <wp:cNvGraphicFramePr>
+                  <a:graphicFrameLocks xmlns:a="http://schemas.openxmlformats.org/drawingml/2006/main" noChangeAspect="1"/>
+                </wp:cNvGraphicFramePr>
+                <a:graphic xmlns:a="http://schemas.openxmlformats.org/drawingml/2006/main">
+                  <a:graphicData uri="http://schemas.openxmlformats.org/drawingml/2006/picture">
+                    <pic:pic xmlns:pic="http://schemas.openxmlformats.org/drawingml/2006/picture">
+                      <pic:nvPicPr>
+                        <pic:cNvPr id="1359895707" name=""/>
+                        <pic:cNvPicPr>
+                          <a:picLocks noChangeAspect="1"/>
+                        </pic:cNvPicPr>
+                        <pic:nvPr/>
+                      </pic:nvPicPr>
+                      <pic:blipFill rotWithShape="1">
+                        <a:blip r:embed="rId28"/>
+                        <a:stretch/>
+                      </pic:blipFill>
+                      <pic:spPr bwMode="auto">
+                        <a:xfrm flipH="0" flipV="0">
+                          <a:off x="0" y="0"/>
+                          <a:ext cx="5231855" cy="1446203"/>
+                        </a:xfrm>
+                        <a:prstGeom prst="rect">
+                          <a:avLst/>
+                        </a:prstGeom>
+                      </pic:spPr>
+                    </pic:pic>
+                  </a:graphicData>
+                </a:graphic>
+              </wp:inline>
+            </w:drawing>
+          </mc:Choice>
+          <mc:Fallback>
+            <w:pict>
+              <v:shapetype id="_x0000_t75" coordsize="21600,21600" o:spt="75" o:preferrelative="t" path="m@4@5l@4@11@9@11@9@5xe" filled="f" stroked="f">
+                <v:stroke joinstyle="miter"/>
+                <v:formulas>
+                  <v:f eqn="if lineDrawn pixelLineWidth 0"/>
+                  <v:f eqn="sum @0 1 0"/>
+                  <v:f eqn="sum 0 0 @1"/>
+                  <v:f eqn="prod @2 1 2"/>
+                  <v:f eqn="prod @3 21600 pixelWidth"/>
+                  <v:f eqn="prod @3 21600 pixelHeight"/>
+                  <v:f eqn="sum @0 0 1"/>
+                  <v:f eqn="prod @6 1 2"/>
+                  <v:f eqn="prod @7 21600 pixelWidth"/>
+                  <v:f eqn="sum @8 21600 0"/>
+                  <v:f eqn="prod @7 21600 pixelHeight"/>
+                  <v:f eqn="sum @10 21600 0"/>
+                </v:formulas>
+                <v:path o:extrusionok="f" gradientshapeok="t" o:connecttype="rect"/>
+                <o:lock v:ext="edit" aspectratio="t"/>
+              </v:shapetype>
+              <v:shape id="_x0000_i16" o:spid="_x0000_s16" type="#_x0000_t75" style="width:411.96pt;height:113.87pt;mso-wrap-distance-left:0.00pt;mso-wrap-distance-top:0.00pt;mso-wrap-distance-right:0.00pt;mso-wrap-distance-bottom:0.00pt;z-index:1;" stroked="false">
+                <v:imagedata r:id="rId28" o:title=""/>
+                <o:lock v:ext="edit" rotation="t"/>
+              </v:shape>
+            </w:pict>
+          </mc:Fallback>
+        </mc:AlternateContent>
+      </w:r>
+      <w:r>
+        <w:rPr>
+          <w:highlight w:val="none"/>
+        </w:rPr>
+      </w:r>
+      <w:r>
+        <w:rPr>
+          <w:highlight w:val="none"/>
+        </w:rPr>
+      </w:r>
+    </w:p>
+    <w:p>
+      <w:pPr>
+        <w:pStyle w:val="950"/>
         <w:numPr>
           <w:ilvl w:val="0"/>
           <w:numId w:val="9"/>
@@ -3558,7 +4179,7 @@
     </w:p>
     <w:p>
       <w:pPr>
-        <w:pStyle w:val="953"/>
+        <w:pStyle w:val="950"/>
         <w:numPr>
           <w:ilvl w:val="0"/>
           <w:numId w:val="20"/>
@@ -3584,7 +4205,7 @@
     </w:p>
     <w:p>
       <w:pPr>
-        <w:pStyle w:val="953"/>
+        <w:pStyle w:val="950"/>
         <w:numPr>
           <w:ilvl w:val="0"/>
           <w:numId w:val="20"/>
@@ -3597,10 +4218,26 @@
         <w:t xml:space="preserve">Producto: Pizarra. Importe: $200.00 en efectivo.</w:t>
       </w:r>
       <w:r/>
+      <w:r>
+        <w:rPr>
+          <w:highlight w:val="none"/>
+        </w:rPr>
+      </w:r>
+      <w:r>
+        <w:rPr>
+          <w:highlight w:val="none"/>
+        </w:rPr>
+      </w:r>
+      <w:r>
+        <w:rPr>
+          <w:highlight w:val="none"/>
+        </w:rPr>
+      </w:r>
+      <w:r/>
     </w:p>
     <w:p>
       <w:pPr>
-        <w:pStyle w:val="953"/>
+        <w:pStyle w:val="950"/>
         <w:numPr>
           <w:ilvl w:val="0"/>
           <w:numId w:val="20"/>
@@ -3629,7 +4266,273 @@
     </w:p>
     <w:p>
       <w:pPr>
-        <w:pStyle w:val="953"/>
+        <w:spacing/>
+        <w:ind w:firstLine="0" w:left="0"/>
+        <w:rPr>
+          <w:highlight w:val="none"/>
+        </w:rPr>
+      </w:pPr>
+      <w:r>
+        <w:rPr>
+          <w:highlight w:val="none"/>
+        </w:rPr>
+      </w:r>
+      <w:r>
+        <mc:AlternateContent>
+          <mc:Choice Requires="wpg">
+            <w:drawing>
+              <wp:inline xmlns:wp="http://schemas.openxmlformats.org/drawingml/2006/wordprocessingDrawing" distT="0" distB="0" distL="0" distR="0">
+                <wp:extent cx="2979420" cy="487944"/>
+                <wp:effectExtent l="0" t="0" r="0" b="0"/>
+                <wp:docPr id="18" name=""/>
+                <wp:cNvGraphicFramePr>
+                  <a:graphicFrameLocks xmlns:a="http://schemas.openxmlformats.org/drawingml/2006/main" noChangeAspect="1"/>
+                </wp:cNvGraphicFramePr>
+                <a:graphic xmlns:a="http://schemas.openxmlformats.org/drawingml/2006/main">
+                  <a:graphicData uri="http://schemas.openxmlformats.org/drawingml/2006/picture">
+                    <pic:pic xmlns:pic="http://schemas.openxmlformats.org/drawingml/2006/picture">
+                      <pic:nvPicPr>
+                        <pic:cNvPr id="1186854517" name=""/>
+                        <pic:cNvPicPr>
+                          <a:picLocks noChangeAspect="1"/>
+                        </pic:cNvPicPr>
+                        <pic:nvPr/>
+                      </pic:nvPicPr>
+                      <pic:blipFill rotWithShape="1">
+                        <a:blip r:embed="rId29"/>
+                        <a:stretch/>
+                      </pic:blipFill>
+                      <pic:spPr bwMode="auto">
+                        <a:xfrm flipH="0" flipV="0">
+                          <a:off x="0" y="0"/>
+                          <a:ext cx="2979419" cy="487944"/>
+                        </a:xfrm>
+                        <a:prstGeom prst="rect">
+                          <a:avLst/>
+                        </a:prstGeom>
+                      </pic:spPr>
+                    </pic:pic>
+                  </a:graphicData>
+                </a:graphic>
+              </wp:inline>
+            </w:drawing>
+          </mc:Choice>
+          <mc:Fallback>
+            <w:pict>
+              <v:shapetype id="_x0000_t75" coordsize="21600,21600" o:spt="75" o:preferrelative="t" path="m@4@5l@4@11@9@11@9@5xe" filled="f" stroked="f">
+                <v:stroke joinstyle="miter"/>
+                <v:formulas>
+                  <v:f eqn="if lineDrawn pixelLineWidth 0"/>
+                  <v:f eqn="sum @0 1 0"/>
+                  <v:f eqn="sum 0 0 @1"/>
+                  <v:f eqn="prod @2 1 2"/>
+                  <v:f eqn="prod @3 21600 pixelWidth"/>
+                  <v:f eqn="prod @3 21600 pixelHeight"/>
+                  <v:f eqn="sum @0 0 1"/>
+                  <v:f eqn="prod @6 1 2"/>
+                  <v:f eqn="prod @7 21600 pixelWidth"/>
+                  <v:f eqn="sum @8 21600 0"/>
+                  <v:f eqn="prod @7 21600 pixelHeight"/>
+                  <v:f eqn="sum @10 21600 0"/>
+                </v:formulas>
+                <v:path o:extrusionok="f" gradientshapeok="t" o:connecttype="rect"/>
+                <o:lock v:ext="edit" aspectratio="t"/>
+              </v:shapetype>
+              <v:shape id="_x0000_i17" o:spid="_x0000_s17" type="#_x0000_t75" style="width:234.60pt;height:38.42pt;mso-wrap-distance-left:0.00pt;mso-wrap-distance-top:0.00pt;mso-wrap-distance-right:0.00pt;mso-wrap-distance-bottom:0.00pt;z-index:1;" stroked="false">
+                <v:imagedata r:id="rId29" o:title=""/>
+                <o:lock v:ext="edit" rotation="t"/>
+              </v:shape>
+            </w:pict>
+          </mc:Fallback>
+        </mc:AlternateContent>
+      </w:r>
+      <w:r>
+        <w:rPr>
+          <w:highlight w:val="none"/>
+        </w:rPr>
+      </w:r>
+      <w:r>
+        <w:rPr>
+          <w:highlight w:val="none"/>
+        </w:rPr>
+      </w:r>
+      <w:r/>
+      <w:r>
+        <w:rPr>
+          <w:highlight w:val="none"/>
+        </w:rPr>
+      </w:r>
+      <w:r>
+        <mc:AlternateContent>
+          <mc:Choice Requires="wpg">
+            <w:drawing>
+              <wp:inline xmlns:wp="http://schemas.openxmlformats.org/drawingml/2006/wordprocessingDrawing" distT="0" distB="0" distL="0" distR="0">
+                <wp:extent cx="2371725" cy="1130240"/>
+                <wp:effectExtent l="0" t="0" r="0" b="0"/>
+                <wp:docPr id="19" name=""/>
+                <wp:cNvGraphicFramePr>
+                  <a:graphicFrameLocks xmlns:a="http://schemas.openxmlformats.org/drawingml/2006/main" noChangeAspect="1"/>
+                </wp:cNvGraphicFramePr>
+                <a:graphic xmlns:a="http://schemas.openxmlformats.org/drawingml/2006/main">
+                  <a:graphicData uri="http://schemas.openxmlformats.org/drawingml/2006/picture">
+                    <pic:pic xmlns:pic="http://schemas.openxmlformats.org/drawingml/2006/picture">
+                      <pic:nvPicPr>
+                        <pic:cNvPr id="1307702317" name=""/>
+                        <pic:cNvPicPr>
+                          <a:picLocks noChangeAspect="1"/>
+                        </pic:cNvPicPr>
+                        <pic:nvPr/>
+                      </pic:nvPicPr>
+                      <pic:blipFill rotWithShape="1">
+                        <a:blip r:embed="rId30"/>
+                        <a:stretch/>
+                      </pic:blipFill>
+                      <pic:spPr bwMode="auto">
+                        <a:xfrm flipH="0" flipV="0">
+                          <a:off x="0" y="0"/>
+                          <a:ext cx="2371725" cy="1130240"/>
+                        </a:xfrm>
+                        <a:prstGeom prst="rect">
+                          <a:avLst/>
+                        </a:prstGeom>
+                      </pic:spPr>
+                    </pic:pic>
+                  </a:graphicData>
+                </a:graphic>
+              </wp:inline>
+            </w:drawing>
+          </mc:Choice>
+          <mc:Fallback>
+            <w:pict>
+              <v:shapetype id="_x0000_t75" coordsize="21600,21600" o:spt="75" o:preferrelative="t" path="m@4@5l@4@11@9@11@9@5xe" filled="f" stroked="f">
+                <v:stroke joinstyle="miter"/>
+                <v:formulas>
+                  <v:f eqn="if lineDrawn pixelLineWidth 0"/>
+                  <v:f eqn="sum @0 1 0"/>
+                  <v:f eqn="sum 0 0 @1"/>
+                  <v:f eqn="prod @2 1 2"/>
+                  <v:f eqn="prod @3 21600 pixelWidth"/>
+                  <v:f eqn="prod @3 21600 pixelHeight"/>
+                  <v:f eqn="sum @0 0 1"/>
+                  <v:f eqn="prod @6 1 2"/>
+                  <v:f eqn="prod @7 21600 pixelWidth"/>
+                  <v:f eqn="sum @8 21600 0"/>
+                  <v:f eqn="prod @7 21600 pixelHeight"/>
+                  <v:f eqn="sum @10 21600 0"/>
+                </v:formulas>
+                <v:path o:extrusionok="f" gradientshapeok="t" o:connecttype="rect"/>
+                <o:lock v:ext="edit" aspectratio="t"/>
+              </v:shapetype>
+              <v:shape id="_x0000_i18" o:spid="_x0000_s18" type="#_x0000_t75" style="width:186.75pt;height:89.00pt;mso-wrap-distance-left:0.00pt;mso-wrap-distance-top:0.00pt;mso-wrap-distance-right:0.00pt;mso-wrap-distance-bottom:0.00pt;z-index:1;" stroked="false">
+                <v:imagedata r:id="rId30" o:title=""/>
+                <o:lock v:ext="edit" rotation="t"/>
+              </v:shape>
+            </w:pict>
+          </mc:Fallback>
+        </mc:AlternateContent>
+      </w:r>
+      <w:r>
+        <w:rPr>
+          <w:highlight w:val="none"/>
+        </w:rPr>
+      </w:r>
+      <w:r>
+        <w:rPr>
+          <w:highlight w:val="none"/>
+        </w:rPr>
+      </w:r>
+      <w:r/>
+      <w:r/>
+      <w:r>
+        <mc:AlternateContent>
+          <mc:Choice Requires="wpg">
+            <w:drawing>
+              <wp:inline xmlns:wp="http://schemas.openxmlformats.org/drawingml/2006/wordprocessingDrawing" distT="0" distB="0" distL="0" distR="0">
+                <wp:extent cx="4234285" cy="632709"/>
+                <wp:effectExtent l="0" t="0" r="0" b="0"/>
+                <wp:docPr id="20" name=""/>
+                <wp:cNvGraphicFramePr>
+                  <a:graphicFrameLocks xmlns:a="http://schemas.openxmlformats.org/drawingml/2006/main" noChangeAspect="1"/>
+                </wp:cNvGraphicFramePr>
+                <a:graphic xmlns:a="http://schemas.openxmlformats.org/drawingml/2006/main">
+                  <a:graphicData uri="http://schemas.openxmlformats.org/drawingml/2006/picture">
+                    <pic:pic xmlns:pic="http://schemas.openxmlformats.org/drawingml/2006/picture">
+                      <pic:nvPicPr>
+                        <pic:cNvPr id="945704182" name=""/>
+                        <pic:cNvPicPr>
+                          <a:picLocks noChangeAspect="1"/>
+                        </pic:cNvPicPr>
+                        <pic:nvPr/>
+                      </pic:nvPicPr>
+                      <pic:blipFill rotWithShape="1">
+                        <a:blip r:embed="rId31"/>
+                        <a:stretch/>
+                      </pic:blipFill>
+                      <pic:spPr bwMode="auto">
+                        <a:xfrm flipH="0" flipV="0">
+                          <a:off x="0" y="0"/>
+                          <a:ext cx="4234285" cy="632709"/>
+                        </a:xfrm>
+                        <a:prstGeom prst="rect">
+                          <a:avLst/>
+                        </a:prstGeom>
+                      </pic:spPr>
+                    </pic:pic>
+                  </a:graphicData>
+                </a:graphic>
+              </wp:inline>
+            </w:drawing>
+          </mc:Choice>
+          <mc:Fallback>
+            <w:pict>
+              <v:shapetype id="_x0000_t75" coordsize="21600,21600" o:spt="75" o:preferrelative="t" path="m@4@5l@4@11@9@11@9@5xe" filled="f" stroked="f">
+                <v:stroke joinstyle="miter"/>
+                <v:formulas>
+                  <v:f eqn="if lineDrawn pixelLineWidth 0"/>
+                  <v:f eqn="sum @0 1 0"/>
+                  <v:f eqn="sum 0 0 @1"/>
+                  <v:f eqn="prod @2 1 2"/>
+                  <v:f eqn="prod @3 21600 pixelWidth"/>
+                  <v:f eqn="prod @3 21600 pixelHeight"/>
+                  <v:f eqn="sum @0 0 1"/>
+                  <v:f eqn="prod @6 1 2"/>
+                  <v:f eqn="prod @7 21600 pixelWidth"/>
+                  <v:f eqn="sum @8 21600 0"/>
+                  <v:f eqn="prod @7 21600 pixelHeight"/>
+                  <v:f eqn="sum @10 21600 0"/>
+                </v:formulas>
+                <v:path o:extrusionok="f" gradientshapeok="t" o:connecttype="rect"/>
+                <o:lock v:ext="edit" aspectratio="t"/>
+              </v:shapetype>
+              <v:shape id="_x0000_i19" o:spid="_x0000_s19" type="#_x0000_t75" style="width:333.41pt;height:49.82pt;mso-wrap-distance-left:0.00pt;mso-wrap-distance-top:0.00pt;mso-wrap-distance-right:0.00pt;mso-wrap-distance-bottom:0.00pt;z-index:1;" stroked="false">
+                <v:imagedata r:id="rId31" o:title=""/>
+                <o:lock v:ext="edit" rotation="t"/>
+              </v:shape>
+            </w:pict>
+          </mc:Fallback>
+        </mc:AlternateContent>
+      </w:r>
+      <w:r/>
+      <w:r/>
+      <w:r>
+        <w:rPr>
+          <w:highlight w:val="none"/>
+        </w:rPr>
+      </w:r>
+      <w:r>
+        <w:rPr>
+          <w:highlight w:val="none"/>
+        </w:rPr>
+      </w:r>
+      <w:r>
+        <w:rPr>
+          <w:highlight w:val="none"/>
+        </w:rPr>
+      </w:r>
+    </w:p>
+    <w:p>
+      <w:pPr>
+        <w:pStyle w:val="950"/>
         <w:numPr>
           <w:ilvl w:val="0"/>
           <w:numId w:val="9"/>
@@ -3649,7 +4552,7 @@
     </w:p>
     <w:p>
       <w:pPr>
-        <w:pStyle w:val="953"/>
+        <w:pStyle w:val="950"/>
         <w:numPr>
           <w:ilvl w:val="0"/>
           <w:numId w:val="20"/>
@@ -3675,7 +4578,7 @@
     </w:p>
     <w:p>
       <w:pPr>
-        <w:pStyle w:val="953"/>
+        <w:pStyle w:val="950"/>
         <w:numPr>
           <w:ilvl w:val="0"/>
           <w:numId w:val="20"/>
@@ -3694,7 +4597,135 @@
     </w:p>
     <w:p>
       <w:pPr>
-        <w:pStyle w:val="953"/>
+        <w:spacing/>
+        <w:ind w:firstLine="0" w:left="0"/>
+        <w:rPr/>
+      </w:pPr>
+      <w:r>
+        <w:rPr>
+          <w:highlight w:val="none"/>
+        </w:rPr>
+      </w:r>
+      <w:r/>
+      <w:r>
+        <mc:AlternateContent>
+          <mc:Choice Requires="wpg">
+            <w:drawing>
+              <wp:inline xmlns:wp="http://schemas.openxmlformats.org/drawingml/2006/wordprocessingDrawing" distT="0" distB="0" distL="0" distR="0">
+                <wp:extent cx="3293745" cy="3003396"/>
+                <wp:effectExtent l="0" t="0" r="0" b="0"/>
+                <wp:docPr id="21" name=""/>
+                <wp:cNvGraphicFramePr>
+                  <a:graphicFrameLocks xmlns:a="http://schemas.openxmlformats.org/drawingml/2006/main" noChangeAspect="1"/>
+                </wp:cNvGraphicFramePr>
+                <a:graphic xmlns:a="http://schemas.openxmlformats.org/drawingml/2006/main">
+                  <a:graphicData uri="http://schemas.openxmlformats.org/drawingml/2006/picture">
+                    <pic:pic xmlns:pic="http://schemas.openxmlformats.org/drawingml/2006/picture">
+                      <pic:nvPicPr>
+                        <pic:cNvPr id="901917645" name=""/>
+                        <pic:cNvPicPr>
+                          <a:picLocks noChangeAspect="1"/>
+                        </pic:cNvPicPr>
+                        <pic:nvPr/>
+                      </pic:nvPicPr>
+                      <pic:blipFill rotWithShape="1">
+                        <a:blip r:embed="rId32"/>
+                        <a:stretch/>
+                      </pic:blipFill>
+                      <pic:spPr bwMode="auto">
+                        <a:xfrm flipH="0" flipV="0">
+                          <a:off x="0" y="0"/>
+                          <a:ext cx="3293744" cy="3003395"/>
+                        </a:xfrm>
+                        <a:prstGeom prst="rect">
+                          <a:avLst/>
+                        </a:prstGeom>
+                      </pic:spPr>
+                    </pic:pic>
+                  </a:graphicData>
+                </a:graphic>
+              </wp:inline>
+            </w:drawing>
+          </mc:Choice>
+          <mc:Fallback>
+            <w:pict>
+              <v:shapetype id="_x0000_t75" coordsize="21600,21600" o:spt="75" o:preferrelative="t" path="m@4@5l@4@11@9@11@9@5xe" filled="f" stroked="f">
+                <v:stroke joinstyle="miter"/>
+                <v:formulas>
+                  <v:f eqn="if lineDrawn pixelLineWidth 0"/>
+                  <v:f eqn="sum @0 1 0"/>
+                  <v:f eqn="sum 0 0 @1"/>
+                  <v:f eqn="prod @2 1 2"/>
+                  <v:f eqn="prod @3 21600 pixelWidth"/>
+                  <v:f eqn="prod @3 21600 pixelHeight"/>
+                  <v:f eqn="sum @0 0 1"/>
+                  <v:f eqn="prod @6 1 2"/>
+                  <v:f eqn="prod @7 21600 pixelWidth"/>
+                  <v:f eqn="sum @8 21600 0"/>
+                  <v:f eqn="prod @7 21600 pixelHeight"/>
+                  <v:f eqn="sum @10 21600 0"/>
+                </v:formulas>
+                <v:path o:extrusionok="f" gradientshapeok="t" o:connecttype="rect"/>
+                <o:lock v:ext="edit" aspectratio="t"/>
+              </v:shapetype>
+              <v:shape id="_x0000_i20" o:spid="_x0000_s20" type="#_x0000_t75" style="width:259.35pt;height:236.49pt;mso-wrap-distance-left:0.00pt;mso-wrap-distance-top:0.00pt;mso-wrap-distance-right:0.00pt;mso-wrap-distance-bottom:0.00pt;z-index:1;" stroked="false">
+                <v:imagedata r:id="rId32" o:title=""/>
+                <o:lock v:ext="edit" rotation="t"/>
+              </v:shape>
+            </w:pict>
+          </mc:Fallback>
+        </mc:AlternateContent>
+      </w:r>
+      <w:r/>
+      <w:r>
+        <w:rPr>
+          <w:highlight w:val="none"/>
+        </w:rPr>
+      </w:r>
+      <w:r>
+        <w:rPr>
+          <w:highlight w:val="none"/>
+        </w:rPr>
+      </w:r>
+      <w:r>
+        <w:rPr>
+          <w:highlight w:val="none"/>
+        </w:rPr>
+      </w:r>
+    </w:p>
+    <w:p>
+      <w:pPr>
+        <w:shd w:val="nil" w:color="ffffff"/>
+        <w:spacing/>
+        <w:ind/>
+        <w:rPr/>
+      </w:pPr>
+      <w:r>
+        <w:rPr>
+          <w:b/>
+          <w:bCs/>
+          <w:highlight w:val="none"/>
+        </w:rPr>
+        <w:br w:type="page" w:clear="all"/>
+      </w:r>
+      <w:r>
+        <w:rPr>
+          <w:b/>
+          <w:bCs/>
+          <w:highlight w:val="none"/>
+        </w:rPr>
+      </w:r>
+      <w:r>
+        <w:rPr>
+          <w:b/>
+          <w:bCs/>
+          <w:highlight w:val="none"/>
+        </w:rPr>
+      </w:r>
+    </w:p>
+    <w:p>
+      <w:pPr>
+        <w:pStyle w:val="950"/>
         <w:numPr>
           <w:ilvl w:val="0"/>
           <w:numId w:val="9"/>
@@ -3714,7 +4745,7 @@
     </w:p>
     <w:p>
       <w:pPr>
-        <w:pStyle w:val="953"/>
+        <w:pStyle w:val="950"/>
         <w:numPr>
           <w:ilvl w:val="0"/>
           <w:numId w:val="20"/>
@@ -3743,7 +4774,103 @@
     </w:p>
     <w:p>
       <w:pPr>
-        <w:pStyle w:val="953"/>
+        <w:spacing/>
+        <w:ind w:firstLine="0" w:left="1104"/>
+        <w:rPr/>
+      </w:pPr>
+      <w:r>
+        <w:rPr>
+          <w:highlight w:val="none"/>
+        </w:rPr>
+      </w:r>
+      <w:r>
+        <w:rPr>
+          <w:highlight w:val="none"/>
+        </w:rPr>
+      </w:r>
+      <w:r>
+        <mc:AlternateContent>
+          <mc:Choice Requires="wpg">
+            <w:drawing>
+              <wp:inline xmlns:wp="http://schemas.openxmlformats.org/drawingml/2006/wordprocessingDrawing" distT="0" distB="0" distL="0" distR="0">
+                <wp:extent cx="4078605" cy="3890205"/>
+                <wp:effectExtent l="0" t="0" r="0" b="0"/>
+                <wp:docPr id="22" name=""/>
+                <wp:cNvGraphicFramePr>
+                  <a:graphicFrameLocks xmlns:a="http://schemas.openxmlformats.org/drawingml/2006/main" noChangeAspect="1"/>
+                </wp:cNvGraphicFramePr>
+                <a:graphic xmlns:a="http://schemas.openxmlformats.org/drawingml/2006/main">
+                  <a:graphicData uri="http://schemas.openxmlformats.org/drawingml/2006/picture">
+                    <pic:pic xmlns:pic="http://schemas.openxmlformats.org/drawingml/2006/picture">
+                      <pic:nvPicPr>
+                        <pic:cNvPr id="296083769" name=""/>
+                        <pic:cNvPicPr>
+                          <a:picLocks noChangeAspect="1"/>
+                        </pic:cNvPicPr>
+                        <pic:nvPr/>
+                      </pic:nvPicPr>
+                      <pic:blipFill rotWithShape="1">
+                        <a:blip r:embed="rId33"/>
+                        <a:stretch/>
+                      </pic:blipFill>
+                      <pic:spPr bwMode="auto">
+                        <a:xfrm flipH="0" flipV="0">
+                          <a:off x="0" y="0"/>
+                          <a:ext cx="4078604" cy="3890205"/>
+                        </a:xfrm>
+                        <a:prstGeom prst="rect">
+                          <a:avLst/>
+                        </a:prstGeom>
+                      </pic:spPr>
+                    </pic:pic>
+                  </a:graphicData>
+                </a:graphic>
+              </wp:inline>
+            </w:drawing>
+          </mc:Choice>
+          <mc:Fallback>
+            <w:pict>
+              <v:shapetype id="_x0000_t75" coordsize="21600,21600" o:spt="75" o:preferrelative="t" path="m@4@5l@4@11@9@11@9@5xe" filled="f" stroked="f">
+                <v:stroke joinstyle="miter"/>
+                <v:formulas>
+                  <v:f eqn="if lineDrawn pixelLineWidth 0"/>
+                  <v:f eqn="sum @0 1 0"/>
+                  <v:f eqn="sum 0 0 @1"/>
+                  <v:f eqn="prod @2 1 2"/>
+                  <v:f eqn="prod @3 21600 pixelWidth"/>
+                  <v:f eqn="prod @3 21600 pixelHeight"/>
+                  <v:f eqn="sum @0 0 1"/>
+                  <v:f eqn="prod @6 1 2"/>
+                  <v:f eqn="prod @7 21600 pixelWidth"/>
+                  <v:f eqn="sum @8 21600 0"/>
+                  <v:f eqn="prod @7 21600 pixelHeight"/>
+                  <v:f eqn="sum @10 21600 0"/>
+                </v:formulas>
+                <v:path o:extrusionok="f" gradientshapeok="t" o:connecttype="rect"/>
+                <o:lock v:ext="edit" aspectratio="t"/>
+              </v:shapetype>
+              <v:shape id="_x0000_i21" o:spid="_x0000_s21" type="#_x0000_t75" style="width:321.15pt;height:306.32pt;mso-wrap-distance-left:0.00pt;mso-wrap-distance-top:0.00pt;mso-wrap-distance-right:0.00pt;mso-wrap-distance-bottom:0.00pt;z-index:1;" stroked="false">
+                <v:imagedata r:id="rId33" o:title=""/>
+                <o:lock v:ext="edit" rotation="t"/>
+              </v:shape>
+            </w:pict>
+          </mc:Fallback>
+        </mc:AlternateContent>
+      </w:r>
+      <w:r>
+        <w:rPr>
+          <w:highlight w:val="none"/>
+        </w:rPr>
+      </w:r>
+      <w:r>
+        <w:rPr>
+          <w:highlight w:val="none"/>
+        </w:rPr>
+      </w:r>
+    </w:p>
+    <w:p>
+      <w:pPr>
+        <w:pStyle w:val="950"/>
         <w:numPr>
           <w:ilvl w:val="0"/>
           <w:numId w:val="9"/>
@@ -3763,7 +4890,7 @@
     </w:p>
     <w:p>
       <w:pPr>
-        <w:pStyle w:val="953"/>
+        <w:pStyle w:val="950"/>
         <w:numPr>
           <w:ilvl w:val="0"/>
           <w:numId w:val="20"/>
@@ -3782,38 +4909,114 @@
     </w:p>
     <w:p>
       <w:pPr>
-        <w:pStyle w:val="892"/>
-        <w:spacing/>
-        <w:ind/>
+        <w:spacing/>
+        <w:ind w:firstLine="0" w:left="1104"/>
         <w:rPr/>
       </w:pPr>
       <w:r>
         <w:rPr>
-          <w:b/>
-          <w:bCs/>
+          <w:highlight w:val="none"/>
         </w:rPr>
-        <w:t xml:space="preserve">Entregable</w:t>
+      </w:r>
+      <w:r>
+        <mc:AlternateContent>
+          <mc:Choice Requires="wpg">
+            <w:drawing>
+              <wp:inline xmlns:wp="http://schemas.openxmlformats.org/drawingml/2006/wordprocessingDrawing" distT="0" distB="0" distL="0" distR="0">
+                <wp:extent cx="4619625" cy="3200400"/>
+                <wp:effectExtent l="0" t="0" r="0" b="0"/>
+                <wp:docPr id="23" name=""/>
+                <wp:cNvGraphicFramePr>
+                  <a:graphicFrameLocks xmlns:a="http://schemas.openxmlformats.org/drawingml/2006/main" noChangeAspect="1"/>
+                </wp:cNvGraphicFramePr>
+                <a:graphic xmlns:a="http://schemas.openxmlformats.org/drawingml/2006/main">
+                  <a:graphicData uri="http://schemas.openxmlformats.org/drawingml/2006/picture">
+                    <pic:pic xmlns:pic="http://schemas.openxmlformats.org/drawingml/2006/picture">
+                      <pic:nvPicPr>
+                        <pic:cNvPr id="1542411828" name=""/>
+                        <pic:cNvPicPr>
+                          <a:picLocks noChangeAspect="1"/>
+                        </pic:cNvPicPr>
+                        <pic:nvPr/>
+                      </pic:nvPicPr>
+                      <pic:blipFill rotWithShape="1">
+                        <a:blip r:embed="rId34"/>
+                        <a:stretch/>
+                      </pic:blipFill>
+                      <pic:spPr bwMode="auto">
+                        <a:xfrm>
+                          <a:off x="0" y="0"/>
+                          <a:ext cx="4619624" cy="3200400"/>
+                        </a:xfrm>
+                        <a:prstGeom prst="rect">
+                          <a:avLst/>
+                        </a:prstGeom>
+                      </pic:spPr>
+                    </pic:pic>
+                  </a:graphicData>
+                </a:graphic>
+              </wp:inline>
+            </w:drawing>
+          </mc:Choice>
+          <mc:Fallback>
+            <w:pict>
+              <v:shapetype id="_x0000_t75" coordsize="21600,21600" o:spt="75" o:preferrelative="t" path="m@4@5l@4@11@9@11@9@5xe" filled="f" stroked="f">
+                <v:stroke joinstyle="miter"/>
+                <v:formulas>
+                  <v:f eqn="if lineDrawn pixelLineWidth 0"/>
+                  <v:f eqn="sum @0 1 0"/>
+                  <v:f eqn="sum 0 0 @1"/>
+                  <v:f eqn="prod @2 1 2"/>
+                  <v:f eqn="prod @3 21600 pixelWidth"/>
+                  <v:f eqn="prod @3 21600 pixelHeight"/>
+                  <v:f eqn="sum @0 0 1"/>
+                  <v:f eqn="prod @6 1 2"/>
+                  <v:f eqn="prod @7 21600 pixelWidth"/>
+                  <v:f eqn="sum @8 21600 0"/>
+                  <v:f eqn="prod @7 21600 pixelHeight"/>
+                  <v:f eqn="sum @10 21600 0"/>
+                </v:formulas>
+                <v:path o:extrusionok="f" gradientshapeok="t" o:connecttype="rect"/>
+                <o:lock v:ext="edit" aspectratio="t"/>
+              </v:shapetype>
+              <v:shape id="_x0000_i22" o:spid="_x0000_s22" type="#_x0000_t75" style="width:363.75pt;height:252.00pt;mso-wrap-distance-left:0.00pt;mso-wrap-distance-top:0.00pt;mso-wrap-distance-right:0.00pt;mso-wrap-distance-bottom:0.00pt;z-index:1;" stroked="false">
+                <v:imagedata r:id="rId34" o:title=""/>
+                <o:lock v:ext="edit" rotation="t"/>
+              </v:shape>
+            </w:pict>
+          </mc:Fallback>
+        </mc:AlternateContent>
+      </w:r>
+      <w:r>
+        <w:rPr>
+          <w:highlight w:val="none"/>
+        </w:rPr>
+      </w:r>
+      <w:r>
+        <w:rPr>
+          <w:highlight w:val="none"/>
+        </w:rPr>
+      </w:r>
+      <w:r>
+        <w:rPr>
+          <w:highlight w:val="none"/>
+        </w:rPr>
+      </w:r>
+      <w:r>
+        <w:rPr>
+          <w:highlight w:val="none"/>
+        </w:rPr>
+      </w:r>
+      <w:r>
+        <w:rPr>
+          <w:highlight w:val="none"/>
+        </w:rPr>
       </w:r>
       <w:r/>
     </w:p>
     <w:p>
       <w:pPr>
-        <w:pStyle w:val="949"/>
-        <w:spacing/>
-        <w:ind/>
-        <w:rPr/>
-      </w:pPr>
-      <w:r>
-        <w:t xml:space="preserve">Realiza una explicación y capturas de pantalla durante el proceso de realización de los </w:t>
-      </w:r>
-      <w:r>
-        <w:t xml:space="preserve">apartados anteriores.</w:t>
-      </w:r>
-      <w:r/>
-    </w:p>
-    <w:p>
-      <w:pPr>
-        <w:pStyle w:val="891"/>
+        <w:pStyle w:val="888"/>
         <w:spacing/>
         <w:ind w:firstLine="0" w:left="0"/>
         <w:rPr>
@@ -3826,16 +5029,20 @@
         <w:t xml:space="preserve">Caso 3: Vende en Línea (Comercio Electrónico)</w:t>
       </w:r>
       <w:bookmarkEnd w:id="4"/>
-      <w:r/>
       <w:r>
         <w:rPr>
           <w:highlight w:val="none"/>
         </w:rPr>
       </w:r>
+      <w:r>
+        <w:rPr>
+          <w:highlight w:val="none"/>
+        </w:rPr>
+      </w:r>
     </w:p>
     <w:p>
       <w:pPr>
-        <w:pStyle w:val="892"/>
+        <w:pStyle w:val="889"/>
         <w:spacing/>
         <w:ind/>
         <w:rPr/>
@@ -3851,7 +5058,7 @@
     </w:p>
     <w:p>
       <w:pPr>
-        <w:pStyle w:val="949"/>
+        <w:pStyle w:val="946"/>
         <w:spacing/>
         <w:ind/>
         <w:rPr/>
@@ -3883,7 +5090,7 @@
     </w:p>
     <w:p>
       <w:pPr>
-        <w:pStyle w:val="892"/>
+        <w:pStyle w:val="889"/>
         <w:spacing/>
         <w:ind/>
         <w:rPr/>
@@ -3899,7 +5106,7 @@
     </w:p>
     <w:p>
       <w:pPr>
-        <w:pStyle w:val="953"/>
+        <w:pStyle w:val="950"/>
         <w:numPr>
           <w:ilvl w:val="0"/>
           <w:numId w:val="10"/>
@@ -3919,7 +5126,7 @@
     </w:p>
     <w:p>
       <w:pPr>
-        <w:pStyle w:val="953"/>
+        <w:pStyle w:val="950"/>
         <w:numPr>
           <w:ilvl w:val="0"/>
           <w:numId w:val="20"/>
@@ -3938,7 +5145,7 @@
     </w:p>
     <w:p>
       <w:pPr>
-        <w:pStyle w:val="953"/>
+        <w:pStyle w:val="950"/>
         <w:numPr>
           <w:ilvl w:val="0"/>
           <w:numId w:val="20"/>
@@ -3957,7 +5164,7 @@
     </w:p>
     <w:p>
       <w:pPr>
-        <w:pStyle w:val="953"/>
+        <w:pStyle w:val="950"/>
         <w:numPr>
           <w:ilvl w:val="0"/>
           <w:numId w:val="20"/>
@@ -3976,7 +5183,103 @@
     </w:p>
     <w:p>
       <w:pPr>
-        <w:pStyle w:val="953"/>
+        <w:spacing/>
+        <w:ind w:firstLine="0" w:left="0"/>
+        <w:rPr/>
+      </w:pPr>
+      <w:r>
+        <w:rPr>
+          <w:highlight w:val="none"/>
+        </w:rPr>
+      </w:r>
+      <w:r>
+        <mc:AlternateContent>
+          <mc:Choice Requires="wpg">
+            <w:drawing>
+              <wp:inline xmlns:wp="http://schemas.openxmlformats.org/drawingml/2006/wordprocessingDrawing" distT="0" distB="0" distL="0" distR="0">
+                <wp:extent cx="3164100" cy="2712086"/>
+                <wp:effectExtent l="0" t="0" r="0" b="0"/>
+                <wp:docPr id="24" name=""/>
+                <wp:cNvGraphicFramePr>
+                  <a:graphicFrameLocks xmlns:a="http://schemas.openxmlformats.org/drawingml/2006/main" noChangeAspect="1"/>
+                </wp:cNvGraphicFramePr>
+                <a:graphic xmlns:a="http://schemas.openxmlformats.org/drawingml/2006/main">
+                  <a:graphicData uri="http://schemas.openxmlformats.org/drawingml/2006/picture">
+                    <pic:pic xmlns:pic="http://schemas.openxmlformats.org/drawingml/2006/picture">
+                      <pic:nvPicPr>
+                        <pic:cNvPr id="1357967414" name=""/>
+                        <pic:cNvPicPr>
+                          <a:picLocks noChangeAspect="1"/>
+                        </pic:cNvPicPr>
+                        <pic:nvPr/>
+                      </pic:nvPicPr>
+                      <pic:blipFill rotWithShape="1">
+                        <a:blip r:embed="rId35"/>
+                        <a:stretch/>
+                      </pic:blipFill>
+                      <pic:spPr bwMode="auto">
+                        <a:xfrm flipH="0" flipV="0">
+                          <a:off x="0" y="0"/>
+                          <a:ext cx="3164099" cy="2712085"/>
+                        </a:xfrm>
+                        <a:prstGeom prst="rect">
+                          <a:avLst/>
+                        </a:prstGeom>
+                      </pic:spPr>
+                    </pic:pic>
+                  </a:graphicData>
+                </a:graphic>
+              </wp:inline>
+            </w:drawing>
+          </mc:Choice>
+          <mc:Fallback>
+            <w:pict>
+              <v:shapetype id="_x0000_t75" coordsize="21600,21600" o:spt="75" o:preferrelative="t" path="m@4@5l@4@11@9@11@9@5xe" filled="f" stroked="f">
+                <v:stroke joinstyle="miter"/>
+                <v:formulas>
+                  <v:f eqn="if lineDrawn pixelLineWidth 0"/>
+                  <v:f eqn="sum @0 1 0"/>
+                  <v:f eqn="sum 0 0 @1"/>
+                  <v:f eqn="prod @2 1 2"/>
+                  <v:f eqn="prod @3 21600 pixelWidth"/>
+                  <v:f eqn="prod @3 21600 pixelHeight"/>
+                  <v:f eqn="sum @0 0 1"/>
+                  <v:f eqn="prod @6 1 2"/>
+                  <v:f eqn="prod @7 21600 pixelWidth"/>
+                  <v:f eqn="sum @8 21600 0"/>
+                  <v:f eqn="prod @7 21600 pixelHeight"/>
+                  <v:f eqn="sum @10 21600 0"/>
+                </v:formulas>
+                <v:path o:extrusionok="f" gradientshapeok="t" o:connecttype="rect"/>
+                <o:lock v:ext="edit" aspectratio="t"/>
+              </v:shapetype>
+              <v:shape id="_x0000_i23" o:spid="_x0000_s23" type="#_x0000_t75" style="width:249.14pt;height:213.55pt;mso-wrap-distance-left:0.00pt;mso-wrap-distance-top:0.00pt;mso-wrap-distance-right:0.00pt;mso-wrap-distance-bottom:0.00pt;z-index:1;" stroked="false">
+                <v:imagedata r:id="rId35" o:title=""/>
+                <o:lock v:ext="edit" rotation="t"/>
+              </v:shape>
+            </w:pict>
+          </mc:Fallback>
+        </mc:AlternateContent>
+      </w:r>
+      <w:r>
+        <w:rPr>
+          <w:highlight w:val="none"/>
+        </w:rPr>
+      </w:r>
+      <w:r>
+        <w:rPr>
+          <w:highlight w:val="none"/>
+        </w:rPr>
+      </w:r>
+      <w:r>
+        <w:rPr>
+          <w:highlight w:val="none"/>
+        </w:rPr>
+      </w:r>
+    </w:p>
+    <w:p>
+      <w:pPr>
+        <w:pStyle w:val="950"/>
         <w:numPr>
           <w:ilvl w:val="0"/>
           <w:numId w:val="10"/>
@@ -3996,7 +5299,7 @@
     </w:p>
     <w:p>
       <w:pPr>
-        <w:pStyle w:val="953"/>
+        <w:pStyle w:val="950"/>
         <w:numPr>
           <w:ilvl w:val="0"/>
           <w:numId w:val="20"/>
@@ -4012,7 +5315,7 @@
     </w:p>
     <w:p>
       <w:pPr>
-        <w:pStyle w:val="953"/>
+        <w:pStyle w:val="950"/>
         <w:numPr>
           <w:ilvl w:val="0"/>
           <w:numId w:val="20"/>
@@ -4054,7 +5357,201 @@
     </w:p>
     <w:p>
       <w:pPr>
-        <w:pStyle w:val="953"/>
+        <w:spacing/>
+        <w:ind w:firstLine="0" w:left="1104"/>
+        <w:rPr/>
+      </w:pPr>
+      <w:r>
+        <w:rPr>
+          <w:highlight w:val="none"/>
+        </w:rPr>
+      </w:r>
+      <w:r>
+        <mc:AlternateContent>
+          <mc:Choice Requires="wpg">
+            <w:drawing>
+              <wp:inline xmlns:wp="http://schemas.openxmlformats.org/drawingml/2006/wordprocessingDrawing" distT="0" distB="0" distL="0" distR="0">
+                <wp:extent cx="2707005" cy="1010800"/>
+                <wp:effectExtent l="0" t="0" r="0" b="0"/>
+                <wp:docPr id="25" name=""/>
+                <wp:cNvGraphicFramePr>
+                  <a:graphicFrameLocks xmlns:a="http://schemas.openxmlformats.org/drawingml/2006/main" noChangeAspect="1"/>
+                </wp:cNvGraphicFramePr>
+                <a:graphic xmlns:a="http://schemas.openxmlformats.org/drawingml/2006/main">
+                  <a:graphicData uri="http://schemas.openxmlformats.org/drawingml/2006/picture">
+                    <pic:pic xmlns:pic="http://schemas.openxmlformats.org/drawingml/2006/picture">
+                      <pic:nvPicPr>
+                        <pic:cNvPr id="1709373604" name=""/>
+                        <pic:cNvPicPr>
+                          <a:picLocks noChangeAspect="1"/>
+                        </pic:cNvPicPr>
+                        <pic:nvPr/>
+                      </pic:nvPicPr>
+                      <pic:blipFill rotWithShape="1">
+                        <a:blip r:embed="rId36"/>
+                        <a:stretch/>
+                      </pic:blipFill>
+                      <pic:spPr bwMode="auto">
+                        <a:xfrm flipH="0" flipV="0">
+                          <a:off x="0" y="0"/>
+                          <a:ext cx="2707004" cy="1010799"/>
+                        </a:xfrm>
+                        <a:prstGeom prst="rect">
+                          <a:avLst/>
+                        </a:prstGeom>
+                      </pic:spPr>
+                    </pic:pic>
+                  </a:graphicData>
+                </a:graphic>
+              </wp:inline>
+            </w:drawing>
+          </mc:Choice>
+          <mc:Fallback>
+            <w:pict>
+              <v:shapetype id="_x0000_t75" coordsize="21600,21600" o:spt="75" o:preferrelative="t" path="m@4@5l@4@11@9@11@9@5xe" filled="f" stroked="f">
+                <v:stroke joinstyle="miter"/>
+                <v:formulas>
+                  <v:f eqn="if lineDrawn pixelLineWidth 0"/>
+                  <v:f eqn="sum @0 1 0"/>
+                  <v:f eqn="sum 0 0 @1"/>
+                  <v:f eqn="prod @2 1 2"/>
+                  <v:f eqn="prod @3 21600 pixelWidth"/>
+                  <v:f eqn="prod @3 21600 pixelHeight"/>
+                  <v:f eqn="sum @0 0 1"/>
+                  <v:f eqn="prod @6 1 2"/>
+                  <v:f eqn="prod @7 21600 pixelWidth"/>
+                  <v:f eqn="sum @8 21600 0"/>
+                  <v:f eqn="prod @7 21600 pixelHeight"/>
+                  <v:f eqn="sum @10 21600 0"/>
+                </v:formulas>
+                <v:path o:extrusionok="f" gradientshapeok="t" o:connecttype="rect"/>
+                <o:lock v:ext="edit" aspectratio="t"/>
+              </v:shapetype>
+              <v:shape id="_x0000_i24" o:spid="_x0000_s24" type="#_x0000_t75" style="width:213.15pt;height:79.59pt;mso-wrap-distance-left:0.00pt;mso-wrap-distance-top:0.00pt;mso-wrap-distance-right:0.00pt;mso-wrap-distance-bottom:0.00pt;z-index:1;" stroked="false">
+                <v:imagedata r:id="rId36" o:title=""/>
+                <o:lock v:ext="edit" rotation="t"/>
+              </v:shape>
+            </w:pict>
+          </mc:Fallback>
+        </mc:AlternateContent>
+      </w:r>
+      <w:r>
+        <w:rPr>
+          <w:highlight w:val="none"/>
+        </w:rPr>
+      </w:r>
+      <w:r>
+        <w:rPr>
+          <w:highlight w:val="none"/>
+        </w:rPr>
+      </w:r>
+      <w:r>
+        <w:rPr>
+          <w:highlight w:val="none"/>
+        </w:rPr>
+      </w:r>
+    </w:p>
+    <w:p>
+      <w:pPr>
+        <w:spacing/>
+        <w:ind w:firstLine="0" w:left="1104"/>
+        <w:rPr/>
+      </w:pPr>
+      <w:r>
+        <w:rPr>
+          <w:highlight w:val="none"/>
+        </w:rPr>
+      </w:r>
+      <w:r/>
+      <w:r>
+        <mc:AlternateContent>
+          <mc:Choice Requires="wpg">
+            <w:drawing>
+              <wp:inline xmlns:wp="http://schemas.openxmlformats.org/drawingml/2006/wordprocessingDrawing" distT="0" distB="0" distL="0" distR="0">
+                <wp:extent cx="4402455" cy="1024788"/>
+                <wp:effectExtent l="0" t="0" r="0" b="0"/>
+                <wp:docPr id="26" name=""/>
+                <wp:cNvGraphicFramePr>
+                  <a:graphicFrameLocks xmlns:a="http://schemas.openxmlformats.org/drawingml/2006/main" noChangeAspect="1"/>
+                </wp:cNvGraphicFramePr>
+                <a:graphic xmlns:a="http://schemas.openxmlformats.org/drawingml/2006/main">
+                  <a:graphicData uri="http://schemas.openxmlformats.org/drawingml/2006/picture">
+                    <pic:pic xmlns:pic="http://schemas.openxmlformats.org/drawingml/2006/picture">
+                      <pic:nvPicPr>
+                        <pic:cNvPr id="675245376" name=""/>
+                        <pic:cNvPicPr>
+                          <a:picLocks noChangeAspect="1"/>
+                        </pic:cNvPicPr>
+                        <pic:nvPr/>
+                      </pic:nvPicPr>
+                      <pic:blipFill rotWithShape="1">
+                        <a:blip r:embed="rId37"/>
+                        <a:stretch/>
+                      </pic:blipFill>
+                      <pic:spPr bwMode="auto">
+                        <a:xfrm flipH="0" flipV="0">
+                          <a:off x="0" y="0"/>
+                          <a:ext cx="4402454" cy="1024788"/>
+                        </a:xfrm>
+                        <a:prstGeom prst="rect">
+                          <a:avLst/>
+                        </a:prstGeom>
+                      </pic:spPr>
+                    </pic:pic>
+                  </a:graphicData>
+                </a:graphic>
+              </wp:inline>
+            </w:drawing>
+          </mc:Choice>
+          <mc:Fallback>
+            <w:pict>
+              <v:shapetype id="_x0000_t75" coordsize="21600,21600" o:spt="75" o:preferrelative="t" path="m@4@5l@4@11@9@11@9@5xe" filled="f" stroked="f">
+                <v:stroke joinstyle="miter"/>
+                <v:formulas>
+                  <v:f eqn="if lineDrawn pixelLineWidth 0"/>
+                  <v:f eqn="sum @0 1 0"/>
+                  <v:f eqn="sum 0 0 @1"/>
+                  <v:f eqn="prod @2 1 2"/>
+                  <v:f eqn="prod @3 21600 pixelWidth"/>
+                  <v:f eqn="prod @3 21600 pixelHeight"/>
+                  <v:f eqn="sum @0 0 1"/>
+                  <v:f eqn="prod @6 1 2"/>
+                  <v:f eqn="prod @7 21600 pixelWidth"/>
+                  <v:f eqn="sum @8 21600 0"/>
+                  <v:f eqn="prod @7 21600 pixelHeight"/>
+                  <v:f eqn="sum @10 21600 0"/>
+                </v:formulas>
+                <v:path o:extrusionok="f" gradientshapeok="t" o:connecttype="rect"/>
+                <o:lock v:ext="edit" aspectratio="t"/>
+              </v:shapetype>
+              <v:shape id="_x0000_i25" o:spid="_x0000_s25" type="#_x0000_t75" style="width:346.65pt;height:80.69pt;mso-wrap-distance-left:0.00pt;mso-wrap-distance-top:0.00pt;mso-wrap-distance-right:0.00pt;mso-wrap-distance-bottom:0.00pt;z-index:1;" stroked="false">
+                <v:imagedata r:id="rId37" o:title=""/>
+                <o:lock v:ext="edit" rotation="t"/>
+              </v:shape>
+            </w:pict>
+          </mc:Fallback>
+        </mc:AlternateContent>
+      </w:r>
+      <w:r/>
+      <w:r>
+        <w:rPr>
+          <w:highlight w:val="none"/>
+        </w:rPr>
+      </w:r>
+      <w:r>
+        <w:rPr>
+          <w:highlight w:val="none"/>
+        </w:rPr>
+      </w:r>
+      <w:r>
+        <w:rPr>
+          <w:highlight w:val="none"/>
+        </w:rPr>
+      </w:r>
+    </w:p>
+    <w:p>
+      <w:pPr>
+        <w:pStyle w:val="950"/>
         <w:numPr>
           <w:ilvl w:val="0"/>
           <w:numId w:val="10"/>
@@ -4074,7 +5571,7 @@
     </w:p>
     <w:p>
       <w:pPr>
-        <w:pStyle w:val="953"/>
+        <w:pStyle w:val="950"/>
         <w:numPr>
           <w:ilvl w:val="0"/>
           <w:numId w:val="20"/>
@@ -4090,7 +5587,7 @@
     </w:p>
     <w:p>
       <w:pPr>
-        <w:pStyle w:val="953"/>
+        <w:pStyle w:val="950"/>
         <w:numPr>
           <w:ilvl w:val="0"/>
           <w:numId w:val="20"/>
@@ -4136,7 +5633,103 @@
     </w:p>
     <w:p>
       <w:pPr>
-        <w:pStyle w:val="953"/>
+        <w:spacing/>
+        <w:ind w:firstLine="0" w:left="1104"/>
+        <w:rPr/>
+      </w:pPr>
+      <w:r>
+        <w:rPr>
+          <w:highlight w:val="none"/>
+        </w:rPr>
+      </w:r>
+      <w:r>
+        <mc:AlternateContent>
+          <mc:Choice Requires="wpg">
+            <w:drawing>
+              <wp:inline xmlns:wp="http://schemas.openxmlformats.org/drawingml/2006/wordprocessingDrawing" distT="0" distB="0" distL="0" distR="0">
+                <wp:extent cx="2638563" cy="1871838"/>
+                <wp:effectExtent l="0" t="0" r="0" b="0"/>
+                <wp:docPr id="27" name=""/>
+                <wp:cNvGraphicFramePr>
+                  <a:graphicFrameLocks xmlns:a="http://schemas.openxmlformats.org/drawingml/2006/main" noChangeAspect="1"/>
+                </wp:cNvGraphicFramePr>
+                <a:graphic xmlns:a="http://schemas.openxmlformats.org/drawingml/2006/main">
+                  <a:graphicData uri="http://schemas.openxmlformats.org/drawingml/2006/picture">
+                    <pic:pic xmlns:pic="http://schemas.openxmlformats.org/drawingml/2006/picture">
+                      <pic:nvPicPr>
+                        <pic:cNvPr id="1310978027" name=""/>
+                        <pic:cNvPicPr>
+                          <a:picLocks noChangeAspect="1"/>
+                        </pic:cNvPicPr>
+                        <pic:nvPr/>
+                      </pic:nvPicPr>
+                      <pic:blipFill rotWithShape="1">
+                        <a:blip r:embed="rId38"/>
+                        <a:stretch/>
+                      </pic:blipFill>
+                      <pic:spPr bwMode="auto">
+                        <a:xfrm flipH="0" flipV="0">
+                          <a:off x="0" y="0"/>
+                          <a:ext cx="2638562" cy="1871837"/>
+                        </a:xfrm>
+                        <a:prstGeom prst="rect">
+                          <a:avLst/>
+                        </a:prstGeom>
+                      </pic:spPr>
+                    </pic:pic>
+                  </a:graphicData>
+                </a:graphic>
+              </wp:inline>
+            </w:drawing>
+          </mc:Choice>
+          <mc:Fallback>
+            <w:pict>
+              <v:shapetype id="_x0000_t75" coordsize="21600,21600" o:spt="75" o:preferrelative="t" path="m@4@5l@4@11@9@11@9@5xe" filled="f" stroked="f">
+                <v:stroke joinstyle="miter"/>
+                <v:formulas>
+                  <v:f eqn="if lineDrawn pixelLineWidth 0"/>
+                  <v:f eqn="sum @0 1 0"/>
+                  <v:f eqn="sum 0 0 @1"/>
+                  <v:f eqn="prod @2 1 2"/>
+                  <v:f eqn="prod @3 21600 pixelWidth"/>
+                  <v:f eqn="prod @3 21600 pixelHeight"/>
+                  <v:f eqn="sum @0 0 1"/>
+                  <v:f eqn="prod @6 1 2"/>
+                  <v:f eqn="prod @7 21600 pixelWidth"/>
+                  <v:f eqn="sum @8 21600 0"/>
+                  <v:f eqn="prod @7 21600 pixelHeight"/>
+                  <v:f eqn="sum @10 21600 0"/>
+                </v:formulas>
+                <v:path o:extrusionok="f" gradientshapeok="t" o:connecttype="rect"/>
+                <o:lock v:ext="edit" aspectratio="t"/>
+              </v:shapetype>
+              <v:shape id="_x0000_i26" o:spid="_x0000_s26" type="#_x0000_t75" style="width:207.76pt;height:147.39pt;mso-wrap-distance-left:0.00pt;mso-wrap-distance-top:0.00pt;mso-wrap-distance-right:0.00pt;mso-wrap-distance-bottom:0.00pt;z-index:1;" stroked="false">
+                <v:imagedata r:id="rId38" o:title=""/>
+                <o:lock v:ext="edit" rotation="t"/>
+              </v:shape>
+            </w:pict>
+          </mc:Fallback>
+        </mc:AlternateContent>
+      </w:r>
+      <w:r>
+        <w:rPr>
+          <w:highlight w:val="none"/>
+        </w:rPr>
+      </w:r>
+      <w:r>
+        <w:rPr>
+          <w:highlight w:val="none"/>
+        </w:rPr>
+      </w:r>
+      <w:r>
+        <w:rPr>
+          <w:highlight w:val="none"/>
+        </w:rPr>
+      </w:r>
+    </w:p>
+    <w:p>
+      <w:pPr>
+        <w:pStyle w:val="950"/>
         <w:numPr>
           <w:ilvl w:val="0"/>
           <w:numId w:val="10"/>
@@ -4156,7 +5749,7 @@
     </w:p>
     <w:p>
       <w:pPr>
-        <w:pStyle w:val="953"/>
+        <w:pStyle w:val="950"/>
         <w:numPr>
           <w:ilvl w:val="0"/>
           <w:numId w:val="20"/>
@@ -4172,7 +5765,7 @@
     </w:p>
     <w:p>
       <w:pPr>
-        <w:pStyle w:val="953"/>
+        <w:pStyle w:val="950"/>
         <w:numPr>
           <w:ilvl w:val="0"/>
           <w:numId w:val="20"/>
@@ -4211,7 +5804,103 @@
     </w:p>
     <w:p>
       <w:pPr>
-        <w:pStyle w:val="953"/>
+        <w:spacing/>
+        <w:ind w:firstLine="0" w:left="1104"/>
+        <w:rPr/>
+      </w:pPr>
+      <w:r>
+        <w:rPr>
+          <w:highlight w:val="none"/>
+        </w:rPr>
+      </w:r>
+      <w:r>
+        <w:rPr>
+          <w:highlight w:val="none"/>
+        </w:rPr>
+      </w:r>
+      <w:r>
+        <mc:AlternateContent>
+          <mc:Choice Requires="wpg">
+            <w:drawing>
+              <wp:inline xmlns:wp="http://schemas.openxmlformats.org/drawingml/2006/wordprocessingDrawing" distT="0" distB="0" distL="0" distR="0">
+                <wp:extent cx="2332443" cy="1411478"/>
+                <wp:effectExtent l="0" t="0" r="0" b="0"/>
+                <wp:docPr id="28" name=""/>
+                <wp:cNvGraphicFramePr>
+                  <a:graphicFrameLocks xmlns:a="http://schemas.openxmlformats.org/drawingml/2006/main" noChangeAspect="1"/>
+                </wp:cNvGraphicFramePr>
+                <a:graphic xmlns:a="http://schemas.openxmlformats.org/drawingml/2006/main">
+                  <a:graphicData uri="http://schemas.openxmlformats.org/drawingml/2006/picture">
+                    <pic:pic xmlns:pic="http://schemas.openxmlformats.org/drawingml/2006/picture">
+                      <pic:nvPicPr>
+                        <pic:cNvPr id="1500233446" name=""/>
+                        <pic:cNvPicPr>
+                          <a:picLocks noChangeAspect="1"/>
+                        </pic:cNvPicPr>
+                        <pic:nvPr/>
+                      </pic:nvPicPr>
+                      <pic:blipFill rotWithShape="1">
+                        <a:blip r:embed="rId39"/>
+                        <a:stretch/>
+                      </pic:blipFill>
+                      <pic:spPr bwMode="auto">
+                        <a:xfrm flipH="0" flipV="0">
+                          <a:off x="0" y="0"/>
+                          <a:ext cx="2332442" cy="1411477"/>
+                        </a:xfrm>
+                        <a:prstGeom prst="rect">
+                          <a:avLst/>
+                        </a:prstGeom>
+                      </pic:spPr>
+                    </pic:pic>
+                  </a:graphicData>
+                </a:graphic>
+              </wp:inline>
+            </w:drawing>
+          </mc:Choice>
+          <mc:Fallback>
+            <w:pict>
+              <v:shapetype id="_x0000_t75" coordsize="21600,21600" o:spt="75" o:preferrelative="t" path="m@4@5l@4@11@9@11@9@5xe" filled="f" stroked="f">
+                <v:stroke joinstyle="miter"/>
+                <v:formulas>
+                  <v:f eqn="if lineDrawn pixelLineWidth 0"/>
+                  <v:f eqn="sum @0 1 0"/>
+                  <v:f eqn="sum 0 0 @1"/>
+                  <v:f eqn="prod @2 1 2"/>
+                  <v:f eqn="prod @3 21600 pixelWidth"/>
+                  <v:f eqn="prod @3 21600 pixelHeight"/>
+                  <v:f eqn="sum @0 0 1"/>
+                  <v:f eqn="prod @6 1 2"/>
+                  <v:f eqn="prod @7 21600 pixelWidth"/>
+                  <v:f eqn="sum @8 21600 0"/>
+                  <v:f eqn="prod @7 21600 pixelHeight"/>
+                  <v:f eqn="sum @10 21600 0"/>
+                </v:formulas>
+                <v:path o:extrusionok="f" gradientshapeok="t" o:connecttype="rect"/>
+                <o:lock v:ext="edit" aspectratio="t"/>
+              </v:shapetype>
+              <v:shape id="_x0000_i27" o:spid="_x0000_s27" type="#_x0000_t75" style="width:183.66pt;height:111.14pt;mso-wrap-distance-left:0.00pt;mso-wrap-distance-top:0.00pt;mso-wrap-distance-right:0.00pt;mso-wrap-distance-bottom:0.00pt;z-index:1;" stroked="false">
+                <v:imagedata r:id="rId39" o:title=""/>
+                <o:lock v:ext="edit" rotation="t"/>
+              </v:shape>
+            </w:pict>
+          </mc:Fallback>
+        </mc:AlternateContent>
+      </w:r>
+      <w:r>
+        <w:rPr>
+          <w:highlight w:val="none"/>
+        </w:rPr>
+      </w:r>
+      <w:r>
+        <w:rPr>
+          <w:highlight w:val="none"/>
+        </w:rPr>
+      </w:r>
+    </w:p>
+    <w:p>
+      <w:pPr>
+        <w:pStyle w:val="950"/>
         <w:numPr>
           <w:ilvl w:val="0"/>
           <w:numId w:val="10"/>
@@ -4231,7 +5920,7 @@
     </w:p>
     <w:p>
       <w:pPr>
-        <w:pStyle w:val="953"/>
+        <w:pStyle w:val="950"/>
         <w:numPr>
           <w:ilvl w:val="0"/>
           <w:numId w:val="20"/>
@@ -4250,7 +5939,177 @@
     </w:p>
     <w:p>
       <w:pPr>
-        <w:pStyle w:val="953"/>
+        <w:spacing/>
+        <w:ind w:firstLine="0" w:left="1104"/>
+        <w:rPr/>
+      </w:pPr>
+      <w:r>
+        <w:rPr>
+          <w:highlight w:val="none"/>
+        </w:rPr>
+      </w:r>
+      <w:r>
+        <w:rPr>
+          <w:highlight w:val="none"/>
+        </w:rPr>
+      </w:r>
+      <w:r>
+        <mc:AlternateContent>
+          <mc:Choice Requires="wpg">
+            <w:drawing>
+              <wp:inline xmlns:wp="http://schemas.openxmlformats.org/drawingml/2006/wordprocessingDrawing" distT="0" distB="0" distL="0" distR="0">
+                <wp:extent cx="3091065" cy="1558466"/>
+                <wp:effectExtent l="0" t="0" r="0" b="0"/>
+                <wp:docPr id="29" name=""/>
+                <wp:cNvGraphicFramePr>
+                  <a:graphicFrameLocks xmlns:a="http://schemas.openxmlformats.org/drawingml/2006/main" noChangeAspect="1"/>
+                </wp:cNvGraphicFramePr>
+                <a:graphic xmlns:a="http://schemas.openxmlformats.org/drawingml/2006/main">
+                  <a:graphicData uri="http://schemas.openxmlformats.org/drawingml/2006/picture">
+                    <pic:pic xmlns:pic="http://schemas.openxmlformats.org/drawingml/2006/picture">
+                      <pic:nvPicPr>
+                        <pic:cNvPr id="1019408809" name=""/>
+                        <pic:cNvPicPr>
+                          <a:picLocks noChangeAspect="1"/>
+                        </pic:cNvPicPr>
+                        <pic:nvPr/>
+                      </pic:nvPicPr>
+                      <pic:blipFill rotWithShape="1">
+                        <a:blip r:embed="rId40"/>
+                        <a:stretch/>
+                      </pic:blipFill>
+                      <pic:spPr bwMode="auto">
+                        <a:xfrm flipH="0" flipV="0">
+                          <a:off x="0" y="0"/>
+                          <a:ext cx="3091065" cy="1558465"/>
+                        </a:xfrm>
+                        <a:prstGeom prst="rect">
+                          <a:avLst/>
+                        </a:prstGeom>
+                      </pic:spPr>
+                    </pic:pic>
+                  </a:graphicData>
+                </a:graphic>
+              </wp:inline>
+            </w:drawing>
+          </mc:Choice>
+          <mc:Fallback>
+            <w:pict>
+              <v:shapetype id="_x0000_t75" coordsize="21600,21600" o:spt="75" o:preferrelative="t" path="m@4@5l@4@11@9@11@9@5xe" filled="f" stroked="f">
+                <v:stroke joinstyle="miter"/>
+                <v:formulas>
+                  <v:f eqn="if lineDrawn pixelLineWidth 0"/>
+                  <v:f eqn="sum @0 1 0"/>
+                  <v:f eqn="sum 0 0 @1"/>
+                  <v:f eqn="prod @2 1 2"/>
+                  <v:f eqn="prod @3 21600 pixelWidth"/>
+                  <v:f eqn="prod @3 21600 pixelHeight"/>
+                  <v:f eqn="sum @0 0 1"/>
+                  <v:f eqn="prod @6 1 2"/>
+                  <v:f eqn="prod @7 21600 pixelWidth"/>
+                  <v:f eqn="sum @8 21600 0"/>
+                  <v:f eqn="prod @7 21600 pixelHeight"/>
+                  <v:f eqn="sum @10 21600 0"/>
+                </v:formulas>
+                <v:path o:extrusionok="f" gradientshapeok="t" o:connecttype="rect"/>
+                <o:lock v:ext="edit" aspectratio="t"/>
+              </v:shapetype>
+              <v:shape id="_x0000_i28" o:spid="_x0000_s28" type="#_x0000_t75" style="width:243.39pt;height:122.71pt;mso-wrap-distance-left:0.00pt;mso-wrap-distance-top:0.00pt;mso-wrap-distance-right:0.00pt;mso-wrap-distance-bottom:0.00pt;z-index:1;" stroked="false">
+                <v:imagedata r:id="rId40" o:title=""/>
+                <o:lock v:ext="edit" rotation="t"/>
+              </v:shape>
+            </w:pict>
+          </mc:Fallback>
+        </mc:AlternateContent>
+      </w:r>
+      <w:r>
+        <w:rPr>
+          <w:highlight w:val="none"/>
+        </w:rPr>
+      </w:r>
+      <w:r>
+        <mc:AlternateContent>
+          <mc:Choice Requires="wpg">
+            <w:drawing>
+              <wp:inline xmlns:wp="http://schemas.openxmlformats.org/drawingml/2006/wordprocessingDrawing" distT="0" distB="0" distL="0" distR="0">
+                <wp:extent cx="3091065" cy="1474375"/>
+                <wp:effectExtent l="0" t="0" r="0" b="0"/>
+                <wp:docPr id="30" name=""/>
+                <wp:cNvGraphicFramePr>
+                  <a:graphicFrameLocks xmlns:a="http://schemas.openxmlformats.org/drawingml/2006/main" noChangeAspect="1"/>
+                </wp:cNvGraphicFramePr>
+                <a:graphic xmlns:a="http://schemas.openxmlformats.org/drawingml/2006/main">
+                  <a:graphicData uri="http://schemas.openxmlformats.org/drawingml/2006/picture">
+                    <pic:pic xmlns:pic="http://schemas.openxmlformats.org/drawingml/2006/picture">
+                      <pic:nvPicPr>
+                        <pic:cNvPr id="278128492" name=""/>
+                        <pic:cNvPicPr>
+                          <a:picLocks noChangeAspect="1"/>
+                        </pic:cNvPicPr>
+                        <pic:nvPr/>
+                      </pic:nvPicPr>
+                      <pic:blipFill rotWithShape="1">
+                        <a:blip r:embed="rId41"/>
+                        <a:stretch/>
+                      </pic:blipFill>
+                      <pic:spPr bwMode="auto">
+                        <a:xfrm flipH="0" flipV="0">
+                          <a:off x="0" y="0"/>
+                          <a:ext cx="3091065" cy="1474375"/>
+                        </a:xfrm>
+                        <a:prstGeom prst="rect">
+                          <a:avLst/>
+                        </a:prstGeom>
+                      </pic:spPr>
+                    </pic:pic>
+                  </a:graphicData>
+                </a:graphic>
+              </wp:inline>
+            </w:drawing>
+          </mc:Choice>
+          <mc:Fallback>
+            <w:pict>
+              <v:shapetype id="_x0000_t75" coordsize="21600,21600" o:spt="75" o:preferrelative="t" path="m@4@5l@4@11@9@11@9@5xe" filled="f" stroked="f">
+                <v:stroke joinstyle="miter"/>
+                <v:formulas>
+                  <v:f eqn="if lineDrawn pixelLineWidth 0"/>
+                  <v:f eqn="sum @0 1 0"/>
+                  <v:f eqn="sum 0 0 @1"/>
+                  <v:f eqn="prod @2 1 2"/>
+                  <v:f eqn="prod @3 21600 pixelWidth"/>
+                  <v:f eqn="prod @3 21600 pixelHeight"/>
+                  <v:f eqn="sum @0 0 1"/>
+                  <v:f eqn="prod @6 1 2"/>
+                  <v:f eqn="prod @7 21600 pixelWidth"/>
+                  <v:f eqn="sum @8 21600 0"/>
+                  <v:f eqn="prod @7 21600 pixelHeight"/>
+                  <v:f eqn="sum @10 21600 0"/>
+                </v:formulas>
+                <v:path o:extrusionok="f" gradientshapeok="t" o:connecttype="rect"/>
+                <o:lock v:ext="edit" aspectratio="t"/>
+              </v:shapetype>
+              <v:shape id="_x0000_i29" o:spid="_x0000_s29" type="#_x0000_t75" style="width:243.39pt;height:116.09pt;mso-wrap-distance-left:0.00pt;mso-wrap-distance-top:0.00pt;mso-wrap-distance-right:0.00pt;mso-wrap-distance-bottom:0.00pt;z-index:1;" stroked="false">
+                <v:imagedata r:id="rId41" o:title=""/>
+                <o:lock v:ext="edit" rotation="t"/>
+              </v:shape>
+            </w:pict>
+          </mc:Fallback>
+        </mc:AlternateContent>
+      </w:r>
+      <w:r>
+        <w:rPr>
+          <w:highlight w:val="none"/>
+        </w:rPr>
+      </w:r>
+      <w:r>
+        <w:rPr>
+          <w:highlight w:val="none"/>
+        </w:rPr>
+      </w:r>
+    </w:p>
+    <w:p>
+      <w:pPr>
+        <w:pStyle w:val="950"/>
         <w:numPr>
           <w:ilvl w:val="0"/>
           <w:numId w:val="10"/>
@@ -4270,7 +6129,7 @@
     </w:p>
     <w:p>
       <w:pPr>
-        <w:pStyle w:val="953"/>
+        <w:pStyle w:val="950"/>
         <w:numPr>
           <w:ilvl w:val="0"/>
           <w:numId w:val="20"/>
@@ -4296,7 +6155,7 @@
     </w:p>
     <w:p>
       <w:pPr>
-        <w:pStyle w:val="953"/>
+        <w:pStyle w:val="950"/>
         <w:numPr>
           <w:ilvl w:val="0"/>
           <w:numId w:val="20"/>
@@ -4345,7 +6204,7 @@
     </w:p>
     <w:p>
       <w:pPr>
-        <w:pStyle w:val="953"/>
+        <w:pStyle w:val="950"/>
         <w:numPr>
           <w:ilvl w:val="0"/>
           <w:numId w:val="10"/>
@@ -4365,7 +6224,7 @@
     </w:p>
     <w:p>
       <w:pPr>
-        <w:pStyle w:val="953"/>
+        <w:pStyle w:val="950"/>
         <w:numPr>
           <w:ilvl w:val="0"/>
           <w:numId w:val="20"/>
@@ -4384,38 +6243,33 @@
     </w:p>
     <w:p>
       <w:pPr>
-        <w:pStyle w:val="892"/>
-        <w:spacing/>
-        <w:ind/>
-        <w:rPr/>
-      </w:pPr>
-      <w:r>
+        <w:shd w:val="nil" w:color="ffffff"/>
+        <w:spacing/>
+        <w:ind/>
         <w:rPr>
-          <w:b/>
-          <w:bCs/>
+          <w:highlight w:val="none"/>
         </w:rPr>
-        <w:t xml:space="preserve">Entregable</w:t>
-      </w:r>
-      <w:r/>
+      </w:pPr>
+      <w:r>
+        <w:rPr>
+          <w:highlight w:val="none"/>
+        </w:rPr>
+        <w:br w:type="page" w:clear="all"/>
+      </w:r>
+      <w:r>
+        <w:rPr>
+          <w:highlight w:val="none"/>
+        </w:rPr>
+      </w:r>
+      <w:r>
+        <w:rPr>
+          <w:highlight w:val="none"/>
+        </w:rPr>
+      </w:r>
     </w:p>
     <w:p>
       <w:pPr>
-        <w:pStyle w:val="949"/>
-        <w:spacing/>
-        <w:ind/>
-        <w:rPr/>
-      </w:pPr>
-      <w:r>
-        <w:t xml:space="preserve">Realiza una explicación y capturas de pantalla durante el proceso de realización de los </w:t>
-      </w:r>
-      <w:r>
-        <w:t xml:space="preserve">apartados anteriores.</w:t>
-      </w:r>
-      <w:r/>
-    </w:p>
-    <w:p>
-      <w:pPr>
-        <w:pStyle w:val="891"/>
+        <w:pStyle w:val="888"/>
         <w:spacing/>
         <w:ind w:firstLine="0" w:left="0"/>
         <w:rPr>
@@ -4428,16 +6282,20 @@
         <w:t xml:space="preserve">Caso 4: Vende Servicios</w:t>
       </w:r>
       <w:bookmarkEnd w:id="5"/>
-      <w:r/>
       <w:r>
         <w:rPr>
           <w:highlight w:val="none"/>
         </w:rPr>
       </w:r>
+      <w:r>
+        <w:rPr>
+          <w:highlight w:val="none"/>
+        </w:rPr>
+      </w:r>
     </w:p>
     <w:p>
       <w:pPr>
-        <w:pStyle w:val="892"/>
+        <w:pStyle w:val="889"/>
         <w:spacing/>
         <w:ind/>
         <w:rPr/>
@@ -4453,7 +6311,7 @@
     </w:p>
     <w:p>
       <w:pPr>
-        <w:pStyle w:val="949"/>
+        <w:pStyle w:val="946"/>
         <w:spacing/>
         <w:ind/>
         <w:rPr/>
@@ -4485,7 +6343,7 @@
     </w:p>
     <w:p>
       <w:pPr>
-        <w:pStyle w:val="892"/>
+        <w:pStyle w:val="889"/>
         <w:spacing/>
         <w:ind/>
         <w:rPr/>
@@ -4501,7 +6359,7 @@
     </w:p>
     <w:p>
       <w:pPr>
-        <w:pStyle w:val="953"/>
+        <w:pStyle w:val="950"/>
         <w:numPr>
           <w:ilvl w:val="0"/>
           <w:numId w:val="11"/>
@@ -4521,7 +6379,7 @@
     </w:p>
     <w:p>
       <w:pPr>
-        <w:pStyle w:val="953"/>
+        <w:pStyle w:val="950"/>
         <w:numPr>
           <w:ilvl w:val="0"/>
           <w:numId w:val="20"/>
@@ -4547,7 +6405,7 @@
     </w:p>
     <w:p>
       <w:pPr>
-        <w:pStyle w:val="953"/>
+        <w:pStyle w:val="950"/>
         <w:numPr>
           <w:ilvl w:val="0"/>
           <w:numId w:val="20"/>
@@ -4610,7 +6468,7 @@
     </w:p>
     <w:p>
       <w:pPr>
-        <w:pStyle w:val="953"/>
+        <w:pStyle w:val="950"/>
         <w:numPr>
           <w:ilvl w:val="0"/>
           <w:numId w:val="20"/>
@@ -4629,7 +6487,7 @@
     </w:p>
     <w:p>
       <w:pPr>
-        <w:pStyle w:val="953"/>
+        <w:pStyle w:val="950"/>
         <w:numPr>
           <w:ilvl w:val="0"/>
           <w:numId w:val="11"/>
@@ -4649,7 +6507,7 @@
     </w:p>
     <w:p>
       <w:pPr>
-        <w:pStyle w:val="953"/>
+        <w:pStyle w:val="950"/>
         <w:numPr>
           <w:ilvl w:val="0"/>
           <w:numId w:val="20"/>
@@ -4682,7 +6540,7 @@
     </w:p>
     <w:p>
       <w:pPr>
-        <w:pStyle w:val="953"/>
+        <w:pStyle w:val="950"/>
         <w:numPr>
           <w:ilvl w:val="0"/>
           <w:numId w:val="20"/>
@@ -4718,7 +6576,7 @@
     </w:p>
     <w:p>
       <w:pPr>
-        <w:pStyle w:val="953"/>
+        <w:pStyle w:val="950"/>
         <w:numPr>
           <w:ilvl w:val="0"/>
           <w:numId w:val="20"/>
@@ -4771,7 +6629,7 @@
     </w:p>
     <w:p>
       <w:pPr>
-        <w:pStyle w:val="953"/>
+        <w:pStyle w:val="950"/>
         <w:numPr>
           <w:ilvl w:val="0"/>
           <w:numId w:val="11"/>
@@ -4791,7 +6649,7 @@
     </w:p>
     <w:p>
       <w:pPr>
-        <w:pStyle w:val="953"/>
+        <w:pStyle w:val="950"/>
         <w:numPr>
           <w:ilvl w:val="0"/>
           <w:numId w:val="20"/>
@@ -4827,7 +6685,7 @@
     </w:p>
     <w:p>
       <w:pPr>
-        <w:pStyle w:val="953"/>
+        <w:pStyle w:val="950"/>
         <w:numPr>
           <w:ilvl w:val="0"/>
           <w:numId w:val="11"/>
@@ -4847,7 +6705,7 @@
     </w:p>
     <w:p>
       <w:pPr>
-        <w:pStyle w:val="953"/>
+        <w:pStyle w:val="950"/>
         <w:numPr>
           <w:ilvl w:val="0"/>
           <w:numId w:val="20"/>
@@ -4866,7 +6724,7 @@
     </w:p>
     <w:p>
       <w:pPr>
-        <w:pStyle w:val="953"/>
+        <w:pStyle w:val="950"/>
         <w:numPr>
           <w:ilvl w:val="0"/>
           <w:numId w:val="11"/>
@@ -4886,7 +6744,7 @@
     </w:p>
     <w:p>
       <w:pPr>
-        <w:pStyle w:val="953"/>
+        <w:pStyle w:val="950"/>
         <w:numPr>
           <w:ilvl w:val="0"/>
           <w:numId w:val="20"/>
@@ -4915,7 +6773,7 @@
     </w:p>
     <w:p>
       <w:pPr>
-        <w:pStyle w:val="953"/>
+        <w:pStyle w:val="950"/>
         <w:numPr>
           <w:ilvl w:val="0"/>
           <w:numId w:val="11"/>
@@ -4935,7 +6793,7 @@
     </w:p>
     <w:p>
       <w:pPr>
-        <w:pStyle w:val="953"/>
+        <w:pStyle w:val="950"/>
         <w:numPr>
           <w:ilvl w:val="0"/>
           <w:numId w:val="20"/>
@@ -4951,7 +6809,7 @@
     </w:p>
     <w:p>
       <w:pPr>
-        <w:pStyle w:val="953"/>
+        <w:pStyle w:val="950"/>
         <w:numPr>
           <w:ilvl w:val="0"/>
           <w:numId w:val="18"/>
@@ -4974,7 +6832,7 @@
     </w:p>
     <w:p>
       <w:pPr>
-        <w:pStyle w:val="953"/>
+        <w:pStyle w:val="950"/>
         <w:numPr>
           <w:ilvl w:val="0"/>
           <w:numId w:val="18"/>
@@ -4997,7 +6855,7 @@
     </w:p>
     <w:p>
       <w:pPr>
-        <w:pStyle w:val="953"/>
+        <w:pStyle w:val="950"/>
         <w:numPr>
           <w:ilvl w:val="0"/>
           <w:numId w:val="20"/>
@@ -5023,7 +6881,7 @@
     </w:p>
     <w:p>
       <w:pPr>
-        <w:pStyle w:val="953"/>
+        <w:pStyle w:val="950"/>
         <w:numPr>
           <w:ilvl w:val="0"/>
           <w:numId w:val="11"/>
@@ -5043,7 +6901,7 @@
     </w:p>
     <w:p>
       <w:pPr>
-        <w:pStyle w:val="953"/>
+        <w:pStyle w:val="950"/>
         <w:numPr>
           <w:ilvl w:val="0"/>
           <w:numId w:val="20"/>
@@ -5065,7 +6923,7 @@
     </w:p>
     <w:p>
       <w:pPr>
-        <w:pStyle w:val="953"/>
+        <w:pStyle w:val="950"/>
         <w:numPr>
           <w:ilvl w:val="0"/>
           <w:numId w:val="11"/>
@@ -5085,7 +6943,7 @@
     </w:p>
     <w:p>
       <w:pPr>
-        <w:pStyle w:val="953"/>
+        <w:pStyle w:val="950"/>
         <w:numPr>
           <w:ilvl w:val="0"/>
           <w:numId w:val="20"/>
@@ -5114,38 +6972,33 @@
     </w:p>
     <w:p>
       <w:pPr>
-        <w:pStyle w:val="892"/>
-        <w:spacing/>
-        <w:ind/>
-        <w:rPr/>
-      </w:pPr>
-      <w:r>
+        <w:shd w:val="nil" w:color="ffffff"/>
+        <w:spacing/>
+        <w:ind/>
         <w:rPr>
-          <w:b/>
-          <w:bCs/>
+          <w:highlight w:val="none"/>
         </w:rPr>
-        <w:t xml:space="preserve">Entregable</w:t>
-      </w:r>
-      <w:r/>
+      </w:pPr>
+      <w:r>
+        <w:rPr>
+          <w:highlight w:val="none"/>
+        </w:rPr>
+        <w:br w:type="page" w:clear="all"/>
+      </w:r>
+      <w:r>
+        <w:rPr>
+          <w:highlight w:val="none"/>
+        </w:rPr>
+      </w:r>
+      <w:r>
+        <w:rPr>
+          <w:highlight w:val="none"/>
+        </w:rPr>
+      </w:r>
     </w:p>
     <w:p>
       <w:pPr>
-        <w:pStyle w:val="949"/>
-        <w:spacing/>
-        <w:ind/>
-        <w:rPr/>
-      </w:pPr>
-      <w:r>
-        <w:t xml:space="preserve">Realiza una explicación y capturas de pantalla durante el proceso de realización de los </w:t>
-      </w:r>
-      <w:r>
-        <w:t xml:space="preserve">apartados anteriores.</w:t>
-      </w:r>
-      <w:r/>
-    </w:p>
-    <w:p>
-      <w:pPr>
-        <w:pStyle w:val="891"/>
+        <w:pStyle w:val="888"/>
         <w:spacing/>
         <w:ind w:firstLine="0" w:left="0"/>
         <w:rPr>
@@ -5158,16 +7011,20 @@
         <w:t xml:space="preserve">Caso 5: Fabricación</w:t>
       </w:r>
       <w:bookmarkEnd w:id="6"/>
-      <w:r/>
       <w:r>
         <w:rPr>
           <w:highlight w:val="none"/>
         </w:rPr>
       </w:r>
+      <w:r>
+        <w:rPr>
+          <w:highlight w:val="none"/>
+        </w:rPr>
+      </w:r>
     </w:p>
     <w:p>
       <w:pPr>
-        <w:pStyle w:val="892"/>
+        <w:pStyle w:val="889"/>
         <w:spacing/>
         <w:ind/>
         <w:rPr/>
@@ -5183,7 +7040,7 @@
     </w:p>
     <w:p>
       <w:pPr>
-        <w:pStyle w:val="949"/>
+        <w:pStyle w:val="946"/>
         <w:spacing/>
         <w:ind/>
         <w:rPr/>
@@ -5225,7 +7082,7 @@
     </w:p>
     <w:p>
       <w:pPr>
-        <w:pStyle w:val="892"/>
+        <w:pStyle w:val="889"/>
         <w:spacing/>
         <w:ind/>
         <w:rPr/>
@@ -5241,7 +7098,7 @@
     </w:p>
     <w:p>
       <w:pPr>
-        <w:pStyle w:val="953"/>
+        <w:pStyle w:val="950"/>
         <w:numPr>
           <w:ilvl w:val="0"/>
           <w:numId w:val="12"/>
@@ -5261,7 +7118,7 @@
     </w:p>
     <w:p>
       <w:pPr>
-        <w:pStyle w:val="953"/>
+        <w:pStyle w:val="950"/>
         <w:numPr>
           <w:ilvl w:val="0"/>
           <w:numId w:val="20"/>
@@ -5317,7 +7174,7 @@
     </w:p>
     <w:p>
       <w:pPr>
-        <w:pStyle w:val="953"/>
+        <w:pStyle w:val="950"/>
         <w:numPr>
           <w:ilvl w:val="0"/>
           <w:numId w:val="20"/>
@@ -5333,7 +7190,7 @@
     </w:p>
     <w:p>
       <w:pPr>
-        <w:pStyle w:val="953"/>
+        <w:pStyle w:val="950"/>
         <w:numPr>
           <w:ilvl w:val="0"/>
           <w:numId w:val="20"/>
@@ -5359,7 +7216,7 @@
     </w:p>
     <w:p>
       <w:pPr>
-        <w:pStyle w:val="953"/>
+        <w:pStyle w:val="950"/>
         <w:numPr>
           <w:ilvl w:val="0"/>
           <w:numId w:val="12"/>
@@ -5379,7 +7236,7 @@
     </w:p>
     <w:p>
       <w:pPr>
-        <w:pStyle w:val="953"/>
+        <w:pStyle w:val="950"/>
         <w:numPr>
           <w:ilvl w:val="0"/>
           <w:numId w:val="20"/>
@@ -5408,7 +7265,7 @@
     </w:p>
     <w:p>
       <w:pPr>
-        <w:pStyle w:val="953"/>
+        <w:pStyle w:val="950"/>
         <w:numPr>
           <w:ilvl w:val="0"/>
           <w:numId w:val="12"/>
@@ -5428,7 +7285,7 @@
     </w:p>
     <w:p>
       <w:pPr>
-        <w:pStyle w:val="953"/>
+        <w:pStyle w:val="950"/>
         <w:numPr>
           <w:ilvl w:val="0"/>
           <w:numId w:val="20"/>
@@ -5461,7 +7318,7 @@
     </w:p>
     <w:p>
       <w:pPr>
-        <w:pStyle w:val="953"/>
+        <w:pStyle w:val="950"/>
         <w:numPr>
           <w:ilvl w:val="0"/>
           <w:numId w:val="20"/>
@@ -5504,7 +7361,7 @@
     </w:p>
     <w:p>
       <w:pPr>
-        <w:pStyle w:val="953"/>
+        <w:pStyle w:val="950"/>
         <w:numPr>
           <w:ilvl w:val="0"/>
           <w:numId w:val="12"/>
@@ -5524,7 +7381,7 @@
     </w:p>
     <w:p>
       <w:pPr>
-        <w:pStyle w:val="953"/>
+        <w:pStyle w:val="950"/>
         <w:numPr>
           <w:ilvl w:val="0"/>
           <w:numId w:val="20"/>
@@ -5540,7 +7397,7 @@
     </w:p>
     <w:p>
       <w:pPr>
-        <w:pStyle w:val="953"/>
+        <w:pStyle w:val="950"/>
         <w:numPr>
           <w:ilvl w:val="0"/>
           <w:numId w:val="20"/>
@@ -5576,7 +7433,7 @@
     </w:p>
     <w:p>
       <w:pPr>
-        <w:pStyle w:val="953"/>
+        <w:pStyle w:val="950"/>
         <w:numPr>
           <w:ilvl w:val="0"/>
           <w:numId w:val="12"/>
@@ -5596,7 +7453,7 @@
     </w:p>
     <w:p>
       <w:pPr>
-        <w:pStyle w:val="953"/>
+        <w:pStyle w:val="950"/>
         <w:numPr>
           <w:ilvl w:val="0"/>
           <w:numId w:val="20"/>
@@ -5632,7 +7489,7 @@
     </w:p>
     <w:p>
       <w:pPr>
-        <w:pStyle w:val="953"/>
+        <w:pStyle w:val="950"/>
         <w:numPr>
           <w:ilvl w:val="0"/>
           <w:numId w:val="20"/>
@@ -5658,7 +7515,7 @@
     </w:p>
     <w:p>
       <w:pPr>
-        <w:pStyle w:val="953"/>
+        <w:pStyle w:val="950"/>
         <w:numPr>
           <w:ilvl w:val="0"/>
           <w:numId w:val="19"/>
@@ -5684,7 +7541,7 @@
     </w:p>
     <w:p>
       <w:pPr>
-        <w:pStyle w:val="953"/>
+        <w:pStyle w:val="950"/>
         <w:numPr>
           <w:ilvl w:val="0"/>
           <w:numId w:val="19"/>
@@ -5707,7 +7564,7 @@
     </w:p>
     <w:p>
       <w:pPr>
-        <w:pStyle w:val="953"/>
+        <w:pStyle w:val="950"/>
         <w:numPr>
           <w:ilvl w:val="0"/>
           <w:numId w:val="12"/>
@@ -5727,7 +7584,7 @@
     </w:p>
     <w:p>
       <w:pPr>
-        <w:pStyle w:val="953"/>
+        <w:pStyle w:val="950"/>
         <w:numPr>
           <w:ilvl w:val="0"/>
           <w:numId w:val="20"/>
@@ -5763,7 +7620,7 @@
     </w:p>
     <w:p>
       <w:pPr>
-        <w:pStyle w:val="953"/>
+        <w:pStyle w:val="950"/>
         <w:numPr>
           <w:ilvl w:val="0"/>
           <w:numId w:val="12"/>
@@ -5783,7 +7640,7 @@
     </w:p>
     <w:p>
       <w:pPr>
-        <w:pStyle w:val="953"/>
+        <w:pStyle w:val="950"/>
         <w:numPr>
           <w:ilvl w:val="0"/>
           <w:numId w:val="20"/>
@@ -5799,7 +7656,7 @@
     </w:p>
     <w:p>
       <w:pPr>
-        <w:pStyle w:val="953"/>
+        <w:pStyle w:val="950"/>
         <w:numPr>
           <w:ilvl w:val="0"/>
           <w:numId w:val="20"/>
@@ -5845,7 +7702,7 @@
     </w:p>
     <w:p>
       <w:pPr>
-        <w:pStyle w:val="953"/>
+        <w:pStyle w:val="950"/>
         <w:numPr>
           <w:ilvl w:val="0"/>
           <w:numId w:val="20"/>
@@ -5871,7 +7728,7 @@
     </w:p>
     <w:p>
       <w:pPr>
-        <w:pStyle w:val="953"/>
+        <w:pStyle w:val="950"/>
         <w:numPr>
           <w:ilvl w:val="0"/>
           <w:numId w:val="12"/>
@@ -5891,7 +7748,7 @@
     </w:p>
     <w:p>
       <w:pPr>
-        <w:pStyle w:val="953"/>
+        <w:pStyle w:val="950"/>
         <w:numPr>
           <w:ilvl w:val="0"/>
           <w:numId w:val="20"/>
@@ -5910,7 +7767,7 @@
     </w:p>
     <w:p>
       <w:pPr>
-        <w:pStyle w:val="953"/>
+        <w:pStyle w:val="950"/>
         <w:numPr>
           <w:ilvl w:val="0"/>
           <w:numId w:val="12"/>
@@ -5930,7 +7787,7 @@
     </w:p>
     <w:p>
       <w:pPr>
-        <w:pStyle w:val="953"/>
+        <w:pStyle w:val="950"/>
         <w:numPr>
           <w:ilvl w:val="0"/>
           <w:numId w:val="20"/>
@@ -5962,38 +7819,33 @@
     </w:p>
     <w:p>
       <w:pPr>
-        <w:pStyle w:val="892"/>
-        <w:spacing/>
-        <w:ind/>
-        <w:rPr/>
-      </w:pPr>
-      <w:r>
+        <w:shd w:val="nil" w:color="ffffff"/>
+        <w:spacing/>
+        <w:ind/>
         <w:rPr>
-          <w:b/>
-          <w:bCs/>
+          <w:highlight w:val="none"/>
         </w:rPr>
-        <w:t xml:space="preserve">Entregable</w:t>
-      </w:r>
-      <w:r/>
+      </w:pPr>
+      <w:r>
+        <w:rPr>
+          <w:highlight w:val="none"/>
+        </w:rPr>
+        <w:br w:type="page" w:clear="all"/>
+      </w:r>
+      <w:r>
+        <w:rPr>
+          <w:highlight w:val="none"/>
+        </w:rPr>
+      </w:r>
+      <w:r>
+        <w:rPr>
+          <w:highlight w:val="none"/>
+        </w:rPr>
+      </w:r>
     </w:p>
     <w:p>
       <w:pPr>
-        <w:pStyle w:val="949"/>
-        <w:spacing/>
-        <w:ind/>
-        <w:rPr/>
-      </w:pPr>
-      <w:r>
-        <w:t xml:space="preserve">Realiza una explicación y capturas de pantalla durante el proceso de realización de los </w:t>
-      </w:r>
-      <w:r>
-        <w:t xml:space="preserve">apartados anteriores.</w:t>
-      </w:r>
-      <w:r/>
-    </w:p>
-    <w:p>
-      <w:pPr>
-        <w:pStyle w:val="891"/>
+        <w:pStyle w:val="888"/>
         <w:spacing/>
         <w:ind w:firstLine="0" w:left="0"/>
         <w:rPr>
@@ -6006,16 +7858,20 @@
         <w:t xml:space="preserve">Caso 6: Usa Códigos de Barras</w:t>
       </w:r>
       <w:bookmarkEnd w:id="7"/>
-      <w:r/>
       <w:r>
         <w:rPr>
           <w:highlight w:val="none"/>
         </w:rPr>
       </w:r>
+      <w:r>
+        <w:rPr>
+          <w:highlight w:val="none"/>
+        </w:rPr>
+      </w:r>
     </w:p>
     <w:p>
       <w:pPr>
-        <w:pStyle w:val="892"/>
+        <w:pStyle w:val="889"/>
         <w:spacing/>
         <w:ind/>
         <w:rPr/>
@@ -6031,7 +7887,7 @@
     </w:p>
     <w:p>
       <w:pPr>
-        <w:pStyle w:val="949"/>
+        <w:pStyle w:val="946"/>
         <w:spacing/>
         <w:ind/>
         <w:rPr/>
@@ -6053,7 +7909,7 @@
     </w:p>
     <w:p>
       <w:pPr>
-        <w:pStyle w:val="892"/>
+        <w:pStyle w:val="889"/>
         <w:spacing/>
         <w:ind/>
         <w:rPr/>
@@ -6069,7 +7925,7 @@
     </w:p>
     <w:p>
       <w:pPr>
-        <w:pStyle w:val="953"/>
+        <w:pStyle w:val="950"/>
         <w:numPr>
           <w:ilvl w:val="0"/>
           <w:numId w:val="13"/>
@@ -6089,7 +7945,7 @@
     </w:p>
     <w:p>
       <w:pPr>
-        <w:pStyle w:val="953"/>
+        <w:pStyle w:val="950"/>
         <w:numPr>
           <w:ilvl w:val="0"/>
           <w:numId w:val="20"/>
@@ -6108,7 +7964,7 @@
     </w:p>
     <w:p>
       <w:pPr>
-        <w:pStyle w:val="953"/>
+        <w:pStyle w:val="950"/>
         <w:numPr>
           <w:ilvl w:val="0"/>
           <w:numId w:val="13"/>
@@ -6128,7 +7984,7 @@
     </w:p>
     <w:p>
       <w:pPr>
-        <w:pStyle w:val="953"/>
+        <w:pStyle w:val="950"/>
         <w:numPr>
           <w:ilvl w:val="0"/>
           <w:numId w:val="20"/>
@@ -6157,7 +8013,7 @@
     </w:p>
     <w:p>
       <w:pPr>
-        <w:pStyle w:val="953"/>
+        <w:pStyle w:val="950"/>
         <w:numPr>
           <w:ilvl w:val="0"/>
           <w:numId w:val="13"/>
@@ -6177,7 +8033,7 @@
     </w:p>
     <w:p>
       <w:pPr>
-        <w:pStyle w:val="953"/>
+        <w:pStyle w:val="950"/>
         <w:numPr>
           <w:ilvl w:val="0"/>
           <w:numId w:val="20"/>
@@ -6203,7 +8059,7 @@
     </w:p>
     <w:p>
       <w:pPr>
-        <w:pStyle w:val="953"/>
+        <w:pStyle w:val="950"/>
         <w:numPr>
           <w:ilvl w:val="0"/>
           <w:numId w:val="20"/>
@@ -6222,7 +8078,7 @@
     </w:p>
     <w:p>
       <w:pPr>
-        <w:pStyle w:val="953"/>
+        <w:pStyle w:val="950"/>
         <w:numPr>
           <w:ilvl w:val="0"/>
           <w:numId w:val="13"/>
@@ -6242,7 +8098,7 @@
     </w:p>
     <w:p>
       <w:pPr>
-        <w:pStyle w:val="953"/>
+        <w:pStyle w:val="950"/>
         <w:numPr>
           <w:ilvl w:val="0"/>
           <w:numId w:val="20"/>
@@ -6258,7 +8114,7 @@
     </w:p>
     <w:p>
       <w:pPr>
-        <w:pStyle w:val="953"/>
+        <w:pStyle w:val="950"/>
         <w:numPr>
           <w:ilvl w:val="0"/>
           <w:numId w:val="13"/>
@@ -6278,7 +8134,7 @@
     </w:p>
     <w:p>
       <w:pPr>
-        <w:pStyle w:val="953"/>
+        <w:pStyle w:val="950"/>
         <w:numPr>
           <w:ilvl w:val="0"/>
           <w:numId w:val="20"/>
@@ -6304,7 +8160,7 @@
     </w:p>
     <w:p>
       <w:pPr>
-        <w:pStyle w:val="953"/>
+        <w:pStyle w:val="950"/>
         <w:numPr>
           <w:ilvl w:val="0"/>
           <w:numId w:val="20"/>
@@ -6326,7 +8182,7 @@
     </w:p>
     <w:p>
       <w:pPr>
-        <w:pStyle w:val="953"/>
+        <w:pStyle w:val="950"/>
         <w:numPr>
           <w:ilvl w:val="0"/>
           <w:numId w:val="13"/>
@@ -6346,7 +8202,7 @@
     </w:p>
     <w:p>
       <w:pPr>
-        <w:pStyle w:val="953"/>
+        <w:pStyle w:val="950"/>
         <w:numPr>
           <w:ilvl w:val="0"/>
           <w:numId w:val="20"/>
@@ -6365,7 +8221,7 @@
     </w:p>
     <w:p>
       <w:pPr>
-        <w:pStyle w:val="953"/>
+        <w:pStyle w:val="950"/>
         <w:numPr>
           <w:ilvl w:val="0"/>
           <w:numId w:val="13"/>
@@ -6385,7 +8241,7 @@
     </w:p>
     <w:p>
       <w:pPr>
-        <w:pStyle w:val="953"/>
+        <w:pStyle w:val="950"/>
         <w:numPr>
           <w:ilvl w:val="0"/>
           <w:numId w:val="20"/>
@@ -6418,7 +8274,7 @@
     </w:p>
     <w:p>
       <w:pPr>
-        <w:pStyle w:val="953"/>
+        <w:pStyle w:val="950"/>
         <w:numPr>
           <w:ilvl w:val="0"/>
           <w:numId w:val="20"/>
@@ -6434,7 +8290,7 @@
     </w:p>
     <w:p>
       <w:pPr>
-        <w:pStyle w:val="953"/>
+        <w:pStyle w:val="950"/>
         <w:numPr>
           <w:ilvl w:val="0"/>
           <w:numId w:val="21"/>
@@ -6457,7 +8313,7 @@
     </w:p>
     <w:p>
       <w:pPr>
-        <w:pStyle w:val="953"/>
+        <w:pStyle w:val="950"/>
         <w:numPr>
           <w:ilvl w:val="0"/>
           <w:numId w:val="21"/>
@@ -6480,7 +8336,7 @@
     </w:p>
     <w:p>
       <w:pPr>
-        <w:pStyle w:val="953"/>
+        <w:pStyle w:val="950"/>
         <w:numPr>
           <w:ilvl w:val="0"/>
           <w:numId w:val="21"/>
@@ -6503,7 +8359,7 @@
     </w:p>
     <w:p>
       <w:pPr>
-        <w:pStyle w:val="953"/>
+        <w:pStyle w:val="950"/>
         <w:numPr>
           <w:ilvl w:val="0"/>
           <w:numId w:val="13"/>
@@ -6523,7 +8379,7 @@
     </w:p>
     <w:p>
       <w:pPr>
-        <w:pStyle w:val="953"/>
+        <w:pStyle w:val="950"/>
         <w:numPr>
           <w:ilvl w:val="0"/>
           <w:numId w:val="20"/>
@@ -6542,38 +8398,33 @@
     </w:p>
     <w:p>
       <w:pPr>
-        <w:pStyle w:val="892"/>
-        <w:spacing/>
-        <w:ind/>
-        <w:rPr/>
-      </w:pPr>
-      <w:r>
+        <w:shd w:val="nil" w:color="ffffff"/>
+        <w:spacing/>
+        <w:ind/>
         <w:rPr>
-          <w:b/>
-          <w:bCs/>
+          <w:highlight w:val="none"/>
         </w:rPr>
-        <w:t xml:space="preserve">Entregable</w:t>
-      </w:r>
-      <w:r/>
+      </w:pPr>
+      <w:r>
+        <w:rPr>
+          <w:highlight w:val="none"/>
+        </w:rPr>
+        <w:br w:type="page" w:clear="all"/>
+      </w:r>
+      <w:r>
+        <w:rPr>
+          <w:highlight w:val="none"/>
+        </w:rPr>
+      </w:r>
+      <w:r>
+        <w:rPr>
+          <w:highlight w:val="none"/>
+        </w:rPr>
+      </w:r>
     </w:p>
     <w:p>
       <w:pPr>
-        <w:pStyle w:val="949"/>
-        <w:spacing/>
-        <w:ind/>
-        <w:rPr/>
-      </w:pPr>
-      <w:r>
-        <w:t xml:space="preserve">Realiza una explicación y capturas de pantalla durante el proceso de realización de los </w:t>
-      </w:r>
-      <w:r>
-        <w:t xml:space="preserve">apartados anteriores.</w:t>
-      </w:r>
-      <w:r/>
-    </w:p>
-    <w:p>
-      <w:pPr>
-        <w:pStyle w:val="891"/>
+        <w:pStyle w:val="888"/>
         <w:spacing/>
         <w:ind w:firstLine="0" w:left="0"/>
         <w:rPr>
@@ -6586,16 +8437,20 @@
         <w:t xml:space="preserve">Caso 7: Gestiona a tu Equipo (Recursos Humanos)</w:t>
       </w:r>
       <w:bookmarkEnd w:id="8"/>
-      <w:r/>
       <w:r>
         <w:rPr>
           <w:highlight w:val="none"/>
         </w:rPr>
       </w:r>
+      <w:r>
+        <w:rPr>
+          <w:highlight w:val="none"/>
+        </w:rPr>
+      </w:r>
     </w:p>
     <w:p>
       <w:pPr>
-        <w:pStyle w:val="892"/>
+        <w:pStyle w:val="889"/>
         <w:spacing/>
         <w:ind/>
         <w:rPr/>
@@ -6611,7 +8466,7 @@
     </w:p>
     <w:p>
       <w:pPr>
-        <w:pStyle w:val="949"/>
+        <w:pStyle w:val="946"/>
         <w:spacing/>
         <w:ind/>
         <w:rPr/>
@@ -6633,7 +8488,7 @@
     </w:p>
     <w:p>
       <w:pPr>
-        <w:pStyle w:val="892"/>
+        <w:pStyle w:val="889"/>
         <w:spacing/>
         <w:ind/>
         <w:rPr/>
@@ -6649,7 +8504,7 @@
     </w:p>
     <w:p>
       <w:pPr>
-        <w:pStyle w:val="953"/>
+        <w:pStyle w:val="950"/>
         <w:numPr>
           <w:ilvl w:val="0"/>
           <w:numId w:val="14"/>
@@ -6669,7 +8524,7 @@
     </w:p>
     <w:p>
       <w:pPr>
-        <w:pStyle w:val="953"/>
+        <w:pStyle w:val="950"/>
         <w:numPr>
           <w:ilvl w:val="0"/>
           <w:numId w:val="20"/>
@@ -6702,7 +8557,7 @@
     </w:p>
     <w:p>
       <w:pPr>
-        <w:pStyle w:val="953"/>
+        <w:pStyle w:val="950"/>
         <w:numPr>
           <w:ilvl w:val="0"/>
           <w:numId w:val="20"/>
@@ -6718,7 +8573,7 @@
     </w:p>
     <w:p>
       <w:pPr>
-        <w:pStyle w:val="953"/>
+        <w:pStyle w:val="950"/>
         <w:numPr>
           <w:ilvl w:val="0"/>
           <w:numId w:val="20"/>
@@ -6737,7 +8592,7 @@
     </w:p>
     <w:p>
       <w:pPr>
-        <w:pStyle w:val="953"/>
+        <w:pStyle w:val="950"/>
         <w:numPr>
           <w:ilvl w:val="0"/>
           <w:numId w:val="14"/>
@@ -6757,7 +8612,7 @@
     </w:p>
     <w:p>
       <w:pPr>
-        <w:pStyle w:val="953"/>
+        <w:pStyle w:val="950"/>
         <w:numPr>
           <w:ilvl w:val="0"/>
           <w:numId w:val="20"/>
@@ -6790,7 +8645,7 @@
     </w:p>
     <w:p>
       <w:pPr>
-        <w:pStyle w:val="953"/>
+        <w:pStyle w:val="950"/>
         <w:numPr>
           <w:ilvl w:val="0"/>
           <w:numId w:val="14"/>
@@ -6810,7 +8665,7 @@
     </w:p>
     <w:p>
       <w:pPr>
-        <w:pStyle w:val="953"/>
+        <w:pStyle w:val="950"/>
         <w:numPr>
           <w:ilvl w:val="0"/>
           <w:numId w:val="20"/>
@@ -6836,7 +8691,7 @@
     </w:p>
     <w:p>
       <w:pPr>
-        <w:pStyle w:val="953"/>
+        <w:pStyle w:val="950"/>
         <w:numPr>
           <w:ilvl w:val="0"/>
           <w:numId w:val="20"/>
@@ -6865,7 +8720,7 @@
     </w:p>
     <w:p>
       <w:pPr>
-        <w:pStyle w:val="953"/>
+        <w:pStyle w:val="950"/>
         <w:numPr>
           <w:ilvl w:val="0"/>
           <w:numId w:val="14"/>
@@ -6885,7 +8740,7 @@
     </w:p>
     <w:p>
       <w:pPr>
-        <w:pStyle w:val="953"/>
+        <w:pStyle w:val="950"/>
         <w:numPr>
           <w:ilvl w:val="0"/>
           <w:numId w:val="20"/>
@@ -6904,7 +8759,7 @@
     </w:p>
     <w:p>
       <w:pPr>
-        <w:pStyle w:val="953"/>
+        <w:pStyle w:val="950"/>
         <w:numPr>
           <w:ilvl w:val="0"/>
           <w:numId w:val="14"/>
@@ -6924,7 +8779,7 @@
     </w:p>
     <w:p>
       <w:pPr>
-        <w:pStyle w:val="953"/>
+        <w:pStyle w:val="950"/>
         <w:numPr>
           <w:ilvl w:val="0"/>
           <w:numId w:val="20"/>
@@ -6940,7 +8795,7 @@
     </w:p>
     <w:p>
       <w:pPr>
-        <w:pStyle w:val="953"/>
+        <w:pStyle w:val="950"/>
         <w:numPr>
           <w:ilvl w:val="0"/>
           <w:numId w:val="20"/>
@@ -6959,7 +8814,7 @@
     </w:p>
     <w:p>
       <w:pPr>
-        <w:pStyle w:val="953"/>
+        <w:pStyle w:val="950"/>
         <w:numPr>
           <w:ilvl w:val="0"/>
           <w:numId w:val="14"/>
@@ -6979,7 +8834,7 @@
     </w:p>
     <w:p>
       <w:pPr>
-        <w:pStyle w:val="953"/>
+        <w:pStyle w:val="950"/>
         <w:numPr>
           <w:ilvl w:val="0"/>
           <w:numId w:val="20"/>
@@ -6998,7 +8853,7 @@
     </w:p>
     <w:p>
       <w:pPr>
-        <w:pStyle w:val="953"/>
+        <w:pStyle w:val="950"/>
         <w:numPr>
           <w:ilvl w:val="0"/>
           <w:numId w:val="20"/>
@@ -7014,7 +8869,7 @@
     </w:p>
     <w:p>
       <w:pPr>
-        <w:pStyle w:val="953"/>
+        <w:pStyle w:val="950"/>
         <w:numPr>
           <w:ilvl w:val="0"/>
           <w:numId w:val="14"/>
@@ -7034,7 +8889,7 @@
     </w:p>
     <w:p>
       <w:pPr>
-        <w:pStyle w:val="953"/>
+        <w:pStyle w:val="950"/>
         <w:numPr>
           <w:ilvl w:val="0"/>
           <w:numId w:val="20"/>
@@ -7063,7 +8918,7 @@
     </w:p>
     <w:p>
       <w:pPr>
-        <w:pStyle w:val="953"/>
+        <w:pStyle w:val="950"/>
         <w:numPr>
           <w:ilvl w:val="0"/>
           <w:numId w:val="20"/>
@@ -7079,38 +8934,33 @@
     </w:p>
     <w:p>
       <w:pPr>
-        <w:pStyle w:val="892"/>
-        <w:spacing/>
-        <w:ind/>
-        <w:rPr/>
-      </w:pPr>
-      <w:r>
+        <w:shd w:val="nil" w:color="ffffff"/>
+        <w:spacing/>
+        <w:ind/>
         <w:rPr>
-          <w:b/>
-          <w:bCs/>
+          <w:highlight w:val="none"/>
         </w:rPr>
-        <w:t xml:space="preserve">Entregable</w:t>
-      </w:r>
-      <w:r/>
+      </w:pPr>
+      <w:r>
+        <w:rPr>
+          <w:highlight w:val="none"/>
+        </w:rPr>
+        <w:br w:type="page" w:clear="all"/>
+      </w:r>
+      <w:r>
+        <w:rPr>
+          <w:highlight w:val="none"/>
+        </w:rPr>
+      </w:r>
+      <w:r>
+        <w:rPr>
+          <w:highlight w:val="none"/>
+        </w:rPr>
+      </w:r>
     </w:p>
     <w:p>
       <w:pPr>
-        <w:pStyle w:val="949"/>
-        <w:spacing/>
-        <w:ind/>
-        <w:rPr/>
-      </w:pPr>
-      <w:r>
-        <w:t xml:space="preserve">Realiza una explicación y capturas de pantalla durante el proceso de realización de los </w:t>
-      </w:r>
-      <w:r>
-        <w:t xml:space="preserve">apartados anteriores.</w:t>
-      </w:r>
-      <w:r/>
-    </w:p>
-    <w:p>
-      <w:pPr>
-        <w:pStyle w:val="891"/>
+        <w:pStyle w:val="888"/>
         <w:spacing/>
         <w:ind w:firstLine="0" w:left="0"/>
         <w:rPr>
@@ -7123,16 +8973,20 @@
         <w:t xml:space="preserve">Caso 8: Crea Nuevos Negocios (CRM)</w:t>
       </w:r>
       <w:bookmarkEnd w:id="9"/>
-      <w:r/>
       <w:r>
         <w:rPr>
           <w:highlight w:val="none"/>
         </w:rPr>
       </w:r>
+      <w:r>
+        <w:rPr>
+          <w:highlight w:val="none"/>
+        </w:rPr>
+      </w:r>
     </w:p>
     <w:p>
       <w:pPr>
-        <w:pStyle w:val="892"/>
+        <w:pStyle w:val="889"/>
         <w:spacing/>
         <w:ind/>
         <w:rPr/>
@@ -7148,7 +9002,7 @@
     </w:p>
     <w:p>
       <w:pPr>
-        <w:pStyle w:val="949"/>
+        <w:pStyle w:val="946"/>
         <w:spacing/>
         <w:ind/>
         <w:rPr/>
@@ -7170,7 +9024,7 @@
     </w:p>
     <w:p>
       <w:pPr>
-        <w:pStyle w:val="892"/>
+        <w:pStyle w:val="889"/>
         <w:spacing/>
         <w:ind/>
         <w:rPr/>
@@ -7186,7 +9040,7 @@
     </w:p>
     <w:p>
       <w:pPr>
-        <w:pStyle w:val="953"/>
+        <w:pStyle w:val="950"/>
         <w:numPr>
           <w:ilvl w:val="0"/>
           <w:numId w:val="15"/>
@@ -7206,7 +9060,7 @@
     </w:p>
     <w:p>
       <w:pPr>
-        <w:pStyle w:val="953"/>
+        <w:pStyle w:val="950"/>
         <w:numPr>
           <w:ilvl w:val="0"/>
           <w:numId w:val="20"/>
@@ -7222,7 +9076,7 @@
     </w:p>
     <w:p>
       <w:pPr>
-        <w:pStyle w:val="953"/>
+        <w:pStyle w:val="950"/>
         <w:numPr>
           <w:ilvl w:val="0"/>
           <w:numId w:val="20"/>
@@ -7241,7 +9095,7 @@
     </w:p>
     <w:p>
       <w:pPr>
-        <w:pStyle w:val="953"/>
+        <w:pStyle w:val="950"/>
         <w:numPr>
           <w:ilvl w:val="0"/>
           <w:numId w:val="15"/>
@@ -7261,7 +9115,7 @@
     </w:p>
     <w:p>
       <w:pPr>
-        <w:pStyle w:val="953"/>
+        <w:pStyle w:val="950"/>
         <w:numPr>
           <w:ilvl w:val="0"/>
           <w:numId w:val="20"/>
@@ -7290,7 +9144,7 @@
     </w:p>
     <w:p>
       <w:pPr>
-        <w:pStyle w:val="953"/>
+        <w:pStyle w:val="950"/>
         <w:numPr>
           <w:ilvl w:val="0"/>
           <w:numId w:val="15"/>
@@ -7310,7 +9164,7 @@
     </w:p>
     <w:p>
       <w:pPr>
-        <w:pStyle w:val="953"/>
+        <w:pStyle w:val="950"/>
         <w:numPr>
           <w:ilvl w:val="0"/>
           <w:numId w:val="20"/>
@@ -7339,7 +9193,7 @@
     </w:p>
     <w:p>
       <w:pPr>
-        <w:pStyle w:val="953"/>
+        <w:pStyle w:val="950"/>
         <w:numPr>
           <w:ilvl w:val="0"/>
           <w:numId w:val="15"/>
@@ -7359,7 +9213,7 @@
     </w:p>
     <w:p>
       <w:pPr>
-        <w:pStyle w:val="953"/>
+        <w:pStyle w:val="950"/>
         <w:numPr>
           <w:ilvl w:val="0"/>
           <w:numId w:val="20"/>
@@ -7385,7 +9239,7 @@
     </w:p>
     <w:p>
       <w:pPr>
-        <w:pStyle w:val="953"/>
+        <w:pStyle w:val="950"/>
         <w:numPr>
           <w:ilvl w:val="0"/>
           <w:numId w:val="20"/>
@@ -7404,7 +9258,7 @@
     </w:p>
     <w:p>
       <w:pPr>
-        <w:pStyle w:val="953"/>
+        <w:pStyle w:val="950"/>
         <w:numPr>
           <w:ilvl w:val="0"/>
           <w:numId w:val="15"/>
@@ -7424,7 +9278,7 @@
     </w:p>
     <w:p>
       <w:pPr>
-        <w:pStyle w:val="953"/>
+        <w:pStyle w:val="950"/>
         <w:numPr>
           <w:ilvl w:val="0"/>
           <w:numId w:val="20"/>
@@ -7443,7 +9297,7 @@
     </w:p>
     <w:p>
       <w:pPr>
-        <w:pStyle w:val="953"/>
+        <w:pStyle w:val="950"/>
         <w:numPr>
           <w:ilvl w:val="0"/>
           <w:numId w:val="20"/>
@@ -7472,7 +9326,7 @@
     </w:p>
     <w:p>
       <w:pPr>
-        <w:pStyle w:val="953"/>
+        <w:pStyle w:val="950"/>
         <w:numPr>
           <w:ilvl w:val="0"/>
           <w:numId w:val="15"/>
@@ -7492,7 +9346,7 @@
     </w:p>
     <w:p>
       <w:pPr>
-        <w:pStyle w:val="953"/>
+        <w:pStyle w:val="950"/>
         <w:numPr>
           <w:ilvl w:val="0"/>
           <w:numId w:val="20"/>
@@ -7511,7 +9365,7 @@
     </w:p>
     <w:p>
       <w:pPr>
-        <w:pStyle w:val="953"/>
+        <w:pStyle w:val="950"/>
         <w:numPr>
           <w:ilvl w:val="0"/>
           <w:numId w:val="15"/>
@@ -7531,7 +9385,7 @@
     </w:p>
     <w:p>
       <w:pPr>
-        <w:pStyle w:val="953"/>
+        <w:pStyle w:val="950"/>
         <w:numPr>
           <w:ilvl w:val="0"/>
           <w:numId w:val="20"/>
@@ -7560,7 +9414,7 @@
     </w:p>
     <w:p>
       <w:pPr>
-        <w:pStyle w:val="953"/>
+        <w:pStyle w:val="950"/>
         <w:numPr>
           <w:ilvl w:val="0"/>
           <w:numId w:val="15"/>
@@ -7580,7 +9434,7 @@
     </w:p>
     <w:p>
       <w:pPr>
-        <w:pStyle w:val="953"/>
+        <w:pStyle w:val="950"/>
         <w:numPr>
           <w:ilvl w:val="0"/>
           <w:numId w:val="20"/>
@@ -7609,29 +9463,63 @@
     </w:p>
     <w:p>
       <w:pPr>
-        <w:pStyle w:val="891"/>
+        <w:shd w:val="nil" w:color="ffffff"/>
+        <w:spacing/>
+        <w:ind/>
+        <w:rPr>
+          <w:highlight w:val="none"/>
+        </w:rPr>
+      </w:pPr>
+      <w:r>
+        <w:rPr>
+          <w:highlight w:val="none"/>
+        </w:rPr>
+      </w:r>
+      <w:r>
+        <w:rPr>
+          <w:highlight w:val="none"/>
+        </w:rPr>
+      </w:r>
+      <w:bookmarkStart w:id="10" w:name="_Toc10"/>
+      <w:r>
+        <w:rPr>
+          <w:highlight w:val="none"/>
+        </w:rPr>
+        <w:br w:type="page" w:clear="all"/>
+      </w:r>
+      <w:r>
+        <w:rPr>
+          <w:highlight w:val="none"/>
+        </w:rPr>
+      </w:r>
+    </w:p>
+    <w:p>
+      <w:pPr>
+        <w:pStyle w:val="888"/>
         <w:spacing/>
         <w:ind w:firstLine="0" w:left="0"/>
         <w:rPr>
           <w:highlight w:val="none"/>
         </w:rPr>
       </w:pPr>
-      <w:r/>
-      <w:bookmarkStart w:id="10" w:name="_Toc10"/>
       <w:r>
         <w:t xml:space="preserve">Caso 9: Digitaliza tu Contabilidad</w:t>
       </w:r>
       <w:bookmarkEnd w:id="10"/>
-      <w:r/>
       <w:r>
         <w:rPr>
           <w:highlight w:val="none"/>
         </w:rPr>
       </w:r>
+      <w:r>
+        <w:rPr>
+          <w:highlight w:val="none"/>
+        </w:rPr>
+      </w:r>
     </w:p>
     <w:p>
       <w:pPr>
-        <w:pStyle w:val="892"/>
+        <w:pStyle w:val="889"/>
         <w:spacing/>
         <w:ind/>
         <w:rPr/>
@@ -7647,7 +9535,7 @@
     </w:p>
     <w:p>
       <w:pPr>
-        <w:pStyle w:val="949"/>
+        <w:pStyle w:val="946"/>
         <w:spacing/>
         <w:ind/>
         <w:rPr/>
@@ -7692,7 +9580,7 @@
     </w:p>
     <w:p>
       <w:pPr>
-        <w:pStyle w:val="892"/>
+        <w:pStyle w:val="889"/>
         <w:spacing/>
         <w:ind/>
         <w:rPr/>
@@ -7708,7 +9596,7 @@
     </w:p>
     <w:p>
       <w:pPr>
-        <w:pStyle w:val="953"/>
+        <w:pStyle w:val="950"/>
         <w:numPr>
           <w:ilvl w:val="0"/>
           <w:numId w:val="16"/>
@@ -7728,7 +9616,7 @@
     </w:p>
     <w:p>
       <w:pPr>
-        <w:pStyle w:val="953"/>
+        <w:pStyle w:val="950"/>
         <w:numPr>
           <w:ilvl w:val="0"/>
           <w:numId w:val="20"/>
@@ -7744,7 +9632,7 @@
     </w:p>
     <w:p>
       <w:pPr>
-        <w:pStyle w:val="953"/>
+        <w:pStyle w:val="950"/>
         <w:numPr>
           <w:ilvl w:val="0"/>
           <w:numId w:val="20"/>
@@ -7800,7 +9688,7 @@
     </w:p>
     <w:p>
       <w:pPr>
-        <w:pStyle w:val="953"/>
+        <w:pStyle w:val="950"/>
         <w:numPr>
           <w:ilvl w:val="0"/>
           <w:numId w:val="16"/>
@@ -7820,7 +9708,7 @@
     </w:p>
     <w:p>
       <w:pPr>
-        <w:pStyle w:val="953"/>
+        <w:pStyle w:val="950"/>
         <w:numPr>
           <w:ilvl w:val="0"/>
           <w:numId w:val="20"/>
@@ -7849,7 +9737,7 @@
     </w:p>
     <w:p>
       <w:pPr>
-        <w:pStyle w:val="953"/>
+        <w:pStyle w:val="950"/>
         <w:numPr>
           <w:ilvl w:val="0"/>
           <w:numId w:val="16"/>
@@ -7869,7 +9757,7 @@
     </w:p>
     <w:p>
       <w:pPr>
-        <w:pStyle w:val="953"/>
+        <w:pStyle w:val="950"/>
         <w:numPr>
           <w:ilvl w:val="0"/>
           <w:numId w:val="20"/>
@@ -7912,7 +9800,7 @@
     </w:p>
     <w:p>
       <w:pPr>
-        <w:pStyle w:val="953"/>
+        <w:pStyle w:val="950"/>
         <w:numPr>
           <w:ilvl w:val="0"/>
           <w:numId w:val="16"/>
@@ -7932,7 +9820,7 @@
     </w:p>
     <w:p>
       <w:pPr>
-        <w:pStyle w:val="953"/>
+        <w:pStyle w:val="950"/>
         <w:numPr>
           <w:ilvl w:val="0"/>
           <w:numId w:val="20"/>
@@ -7951,7 +9839,7 @@
     </w:p>
     <w:p>
       <w:pPr>
-        <w:pStyle w:val="953"/>
+        <w:pStyle w:val="950"/>
         <w:numPr>
           <w:ilvl w:val="0"/>
           <w:numId w:val="16"/>
@@ -7971,7 +9859,7 @@
     </w:p>
     <w:p>
       <w:pPr>
-        <w:pStyle w:val="953"/>
+        <w:pStyle w:val="950"/>
         <w:numPr>
           <w:ilvl w:val="0"/>
           <w:numId w:val="20"/>
@@ -7993,7 +9881,7 @@
     </w:p>
     <w:p>
       <w:pPr>
-        <w:pStyle w:val="953"/>
+        <w:pStyle w:val="950"/>
         <w:numPr>
           <w:ilvl w:val="0"/>
           <w:numId w:val="16"/>
@@ -8013,7 +9901,7 @@
     </w:p>
     <w:p>
       <w:pPr>
-        <w:pStyle w:val="953"/>
+        <w:pStyle w:val="950"/>
         <w:numPr>
           <w:ilvl w:val="0"/>
           <w:numId w:val="20"/>
@@ -8062,7 +9950,7 @@
     </w:p>
     <w:p>
       <w:pPr>
-        <w:pStyle w:val="953"/>
+        <w:pStyle w:val="950"/>
         <w:numPr>
           <w:ilvl w:val="0"/>
           <w:numId w:val="16"/>
@@ -8082,7 +9970,7 @@
     </w:p>
     <w:p>
       <w:pPr>
-        <w:pStyle w:val="953"/>
+        <w:pStyle w:val="950"/>
         <w:numPr>
           <w:ilvl w:val="0"/>
           <w:numId w:val="20"/>
@@ -8124,7 +10012,7 @@
     </w:p>
     <w:p>
       <w:pPr>
-        <w:pStyle w:val="953"/>
+        <w:pStyle w:val="950"/>
         <w:numPr>
           <w:ilvl w:val="0"/>
           <w:numId w:val="16"/>
@@ -8144,7 +10032,7 @@
     </w:p>
     <w:p>
       <w:pPr>
-        <w:pStyle w:val="953"/>
+        <w:pStyle w:val="950"/>
         <w:numPr>
           <w:ilvl w:val="0"/>
           <w:numId w:val="20"/>
@@ -8163,7 +10051,7 @@
     </w:p>
     <w:p>
       <w:pPr>
-        <w:pStyle w:val="953"/>
+        <w:pStyle w:val="950"/>
         <w:numPr>
           <w:ilvl w:val="0"/>
           <w:numId w:val="16"/>
@@ -8183,7 +10071,7 @@
     </w:p>
     <w:p>
       <w:pPr>
-        <w:pStyle w:val="953"/>
+        <w:pStyle w:val="950"/>
         <w:numPr>
           <w:ilvl w:val="0"/>
           <w:numId w:val="20"/>
@@ -8202,7 +10090,7 @@
     </w:p>
     <w:p>
       <w:pPr>
-        <w:pStyle w:val="953"/>
+        <w:pStyle w:val="950"/>
         <w:numPr>
           <w:ilvl w:val="0"/>
           <w:numId w:val="16"/>
@@ -8222,7 +10110,7 @@
     </w:p>
     <w:p>
       <w:pPr>
-        <w:pStyle w:val="953"/>
+        <w:pStyle w:val="950"/>
         <w:numPr>
           <w:ilvl w:val="0"/>
           <w:numId w:val="20"/>
@@ -8241,38 +10129,33 @@
     </w:p>
     <w:p>
       <w:pPr>
-        <w:pStyle w:val="892"/>
-        <w:spacing/>
-        <w:ind/>
-        <w:rPr/>
-      </w:pPr>
-      <w:r>
+        <w:shd w:val="nil" w:color="ffffff"/>
+        <w:spacing/>
+        <w:ind/>
         <w:rPr>
-          <w:b/>
-          <w:bCs/>
+          <w:highlight w:val="none"/>
         </w:rPr>
-        <w:t xml:space="preserve">Entregable</w:t>
-      </w:r>
-      <w:r/>
+      </w:pPr>
+      <w:r>
+        <w:rPr>
+          <w:highlight w:val="none"/>
+        </w:rPr>
+        <w:br w:type="page" w:clear="all"/>
+      </w:r>
+      <w:r>
+        <w:rPr>
+          <w:highlight w:val="none"/>
+        </w:rPr>
+      </w:r>
+      <w:r>
+        <w:rPr>
+          <w:highlight w:val="none"/>
+        </w:rPr>
+      </w:r>
     </w:p>
     <w:p>
       <w:pPr>
-        <w:pStyle w:val="949"/>
-        <w:spacing/>
-        <w:ind/>
-        <w:rPr/>
-      </w:pPr>
-      <w:r>
-        <w:t xml:space="preserve">Realiza una explicación y capturas de pantalla durante el proceso de realización de los </w:t>
-      </w:r>
-      <w:r>
-        <w:t xml:space="preserve">apartados anteriores.</w:t>
-      </w:r>
-      <w:r/>
-    </w:p>
-    <w:p>
-      <w:pPr>
-        <w:pStyle w:val="891"/>
+        <w:pStyle w:val="888"/>
         <w:spacing/>
         <w:ind w:firstLine="0" w:left="0"/>
         <w:rPr>
@@ -8288,16 +10171,20 @@
         <w:t xml:space="preserve">o)</w:t>
       </w:r>
       <w:bookmarkEnd w:id="11"/>
-      <w:r/>
       <w:r>
         <w:rPr>
           <w:highlight w:val="none"/>
         </w:rPr>
       </w:r>
+      <w:r>
+        <w:rPr>
+          <w:highlight w:val="none"/>
+        </w:rPr>
+      </w:r>
     </w:p>
     <w:p>
       <w:pPr>
-        <w:pStyle w:val="892"/>
+        <w:pStyle w:val="889"/>
         <w:spacing/>
         <w:ind/>
         <w:rPr/>
@@ -8313,7 +10200,7 @@
     </w:p>
     <w:p>
       <w:pPr>
-        <w:pStyle w:val="949"/>
+        <w:pStyle w:val="946"/>
         <w:spacing/>
         <w:ind/>
         <w:rPr/>
@@ -8335,7 +10222,7 @@
     </w:p>
     <w:p>
       <w:pPr>
-        <w:pStyle w:val="892"/>
+        <w:pStyle w:val="889"/>
         <w:spacing/>
         <w:ind/>
         <w:rPr/>
@@ -8351,7 +10238,7 @@
     </w:p>
     <w:p>
       <w:pPr>
-        <w:pStyle w:val="953"/>
+        <w:pStyle w:val="950"/>
         <w:numPr>
           <w:ilvl w:val="0"/>
           <w:numId w:val="17"/>
@@ -8371,7 +10258,7 @@
     </w:p>
     <w:p>
       <w:pPr>
-        <w:pStyle w:val="953"/>
+        <w:pStyle w:val="950"/>
         <w:numPr>
           <w:ilvl w:val="0"/>
           <w:numId w:val="20"/>
@@ -8397,7 +10284,7 @@
     </w:p>
     <w:p>
       <w:pPr>
-        <w:pStyle w:val="953"/>
+        <w:pStyle w:val="950"/>
         <w:numPr>
           <w:ilvl w:val="0"/>
           <w:numId w:val="20"/>
@@ -8426,7 +10313,7 @@
     </w:p>
     <w:p>
       <w:pPr>
-        <w:pStyle w:val="953"/>
+        <w:pStyle w:val="950"/>
         <w:numPr>
           <w:ilvl w:val="0"/>
           <w:numId w:val="17"/>
@@ -8446,7 +10333,7 @@
     </w:p>
     <w:p>
       <w:pPr>
-        <w:pStyle w:val="953"/>
+        <w:pStyle w:val="950"/>
         <w:numPr>
           <w:ilvl w:val="0"/>
           <w:numId w:val="20"/>
@@ -8462,7 +10349,7 @@
     </w:p>
     <w:p>
       <w:pPr>
-        <w:pStyle w:val="953"/>
+        <w:pStyle w:val="950"/>
         <w:numPr>
           <w:ilvl w:val="0"/>
           <w:numId w:val="21"/>
@@ -8485,7 +10372,7 @@
     </w:p>
     <w:p>
       <w:pPr>
-        <w:pStyle w:val="953"/>
+        <w:pStyle w:val="950"/>
         <w:numPr>
           <w:ilvl w:val="0"/>
           <w:numId w:val="21"/>
@@ -8508,7 +10395,7 @@
     </w:p>
     <w:p>
       <w:pPr>
-        <w:pStyle w:val="953"/>
+        <w:pStyle w:val="950"/>
         <w:numPr>
           <w:ilvl w:val="0"/>
           <w:numId w:val="21"/>
@@ -8531,7 +10418,7 @@
     </w:p>
     <w:p>
       <w:pPr>
-        <w:pStyle w:val="953"/>
+        <w:pStyle w:val="950"/>
         <w:numPr>
           <w:ilvl w:val="0"/>
           <w:numId w:val="21"/>
@@ -8554,7 +10441,7 @@
     </w:p>
     <w:p>
       <w:pPr>
-        <w:pStyle w:val="953"/>
+        <w:pStyle w:val="950"/>
         <w:numPr>
           <w:ilvl w:val="0"/>
           <w:numId w:val="21"/>
@@ -8577,7 +10464,7 @@
     </w:p>
     <w:p>
       <w:pPr>
-        <w:pStyle w:val="953"/>
+        <w:pStyle w:val="950"/>
         <w:numPr>
           <w:ilvl w:val="0"/>
           <w:numId w:val="21"/>
@@ -8600,7 +10487,7 @@
     </w:p>
     <w:p>
       <w:pPr>
-        <w:pStyle w:val="953"/>
+        <w:pStyle w:val="950"/>
         <w:numPr>
           <w:ilvl w:val="0"/>
           <w:numId w:val="17"/>
@@ -8620,7 +10507,7 @@
     </w:p>
     <w:p>
       <w:pPr>
-        <w:pStyle w:val="953"/>
+        <w:pStyle w:val="950"/>
         <w:numPr>
           <w:ilvl w:val="0"/>
           <w:numId w:val="20"/>
@@ -8639,7 +10526,7 @@
     </w:p>
     <w:p>
       <w:pPr>
-        <w:pStyle w:val="953"/>
+        <w:pStyle w:val="950"/>
         <w:numPr>
           <w:ilvl w:val="0"/>
           <w:numId w:val="17"/>
@@ -8659,7 +10546,7 @@
     </w:p>
     <w:p>
       <w:pPr>
-        <w:pStyle w:val="953"/>
+        <w:pStyle w:val="950"/>
         <w:numPr>
           <w:ilvl w:val="0"/>
           <w:numId w:val="20"/>
@@ -8692,7 +10579,7 @@
     </w:p>
     <w:p>
       <w:pPr>
-        <w:pStyle w:val="953"/>
+        <w:pStyle w:val="950"/>
         <w:numPr>
           <w:ilvl w:val="0"/>
           <w:numId w:val="20"/>
@@ -8738,7 +10625,7 @@
     </w:p>
     <w:p>
       <w:pPr>
-        <w:pStyle w:val="953"/>
+        <w:pStyle w:val="950"/>
         <w:numPr>
           <w:ilvl w:val="0"/>
           <w:numId w:val="17"/>
@@ -8758,7 +10645,7 @@
     </w:p>
     <w:p>
       <w:pPr>
-        <w:pStyle w:val="953"/>
+        <w:pStyle w:val="950"/>
         <w:numPr>
           <w:ilvl w:val="0"/>
           <w:numId w:val="20"/>
@@ -8794,7 +10681,7 @@
     </w:p>
     <w:p>
       <w:pPr>
-        <w:pStyle w:val="953"/>
+        <w:pStyle w:val="950"/>
         <w:numPr>
           <w:ilvl w:val="0"/>
           <w:numId w:val="20"/>
@@ -8820,7 +10707,7 @@
     </w:p>
     <w:p>
       <w:pPr>
-        <w:pStyle w:val="953"/>
+        <w:pStyle w:val="950"/>
         <w:numPr>
           <w:ilvl w:val="0"/>
           <w:numId w:val="17"/>
@@ -8840,7 +10727,7 @@
     </w:p>
     <w:p>
       <w:pPr>
-        <w:pStyle w:val="953"/>
+        <w:pStyle w:val="950"/>
         <w:numPr>
           <w:ilvl w:val="0"/>
           <w:numId w:val="20"/>
@@ -8866,7 +10753,7 @@
     </w:p>
     <w:p>
       <w:pPr>
-        <w:pStyle w:val="953"/>
+        <w:pStyle w:val="950"/>
         <w:numPr>
           <w:ilvl w:val="0"/>
           <w:numId w:val="20"/>
@@ -8895,7 +10782,7 @@
     </w:p>
     <w:p>
       <w:pPr>
-        <w:pStyle w:val="953"/>
+        <w:pStyle w:val="950"/>
         <w:numPr>
           <w:ilvl w:val="0"/>
           <w:numId w:val="21"/>
@@ -8921,7 +10808,7 @@
     </w:p>
     <w:p>
       <w:pPr>
-        <w:pStyle w:val="953"/>
+        <w:pStyle w:val="950"/>
         <w:numPr>
           <w:ilvl w:val="0"/>
           <w:numId w:val="21"/>
@@ -8937,7 +10824,7 @@
     </w:p>
     <w:p>
       <w:pPr>
-        <w:pStyle w:val="953"/>
+        <w:pStyle w:val="950"/>
         <w:numPr>
           <w:ilvl w:val="0"/>
           <w:numId w:val="21"/>
@@ -8963,7 +10850,7 @@
     </w:p>
     <w:p>
       <w:pPr>
-        <w:pStyle w:val="953"/>
+        <w:pStyle w:val="950"/>
         <w:numPr>
           <w:ilvl w:val="0"/>
           <w:numId w:val="17"/>
@@ -8983,7 +10870,7 @@
     </w:p>
     <w:p>
       <w:pPr>
-        <w:pStyle w:val="953"/>
+        <w:pStyle w:val="950"/>
         <w:numPr>
           <w:ilvl w:val="0"/>
           <w:numId w:val="20"/>
@@ -9012,7 +10899,7 @@
     </w:p>
     <w:p>
       <w:pPr>
-        <w:pStyle w:val="953"/>
+        <w:pStyle w:val="950"/>
         <w:numPr>
           <w:ilvl w:val="0"/>
           <w:numId w:val="17"/>
@@ -9032,7 +10919,7 @@
     </w:p>
     <w:p>
       <w:pPr>
-        <w:pStyle w:val="953"/>
+        <w:pStyle w:val="950"/>
         <w:numPr>
           <w:ilvl w:val="0"/>
           <w:numId w:val="20"/>
@@ -9066,37 +10953,6 @@
       </w:r>
       <w:r>
         <w:t xml:space="preserve">tipo de espacio y nivel de ocupación.</w:t>
-      </w:r>
-      <w:r/>
-    </w:p>
-    <w:p>
-      <w:pPr>
-        <w:pStyle w:val="892"/>
-        <w:spacing/>
-        <w:ind/>
-        <w:rPr/>
-      </w:pPr>
-      <w:r>
-        <w:rPr>
-          <w:b/>
-          <w:bCs/>
-        </w:rPr>
-        <w:t xml:space="preserve">Entregable</w:t>
-      </w:r>
-      <w:r/>
-    </w:p>
-    <w:p>
-      <w:pPr>
-        <w:pStyle w:val="949"/>
-        <w:spacing/>
-        <w:ind/>
-        <w:rPr/>
-      </w:pPr>
-      <w:r>
-        <w:t xml:space="preserve">Realiza una explicación y capturas de pantalla durante el proceso de realización de los </w:t>
-      </w:r>
-      <w:r>
-        <w:t xml:space="preserve">apartados anteriores.</w:t>
       </w:r>
       <w:r/>
     </w:p>
@@ -9149,7 +11005,7 @@
 <w:ftr xmlns:wpc="http://schemas.microsoft.com/office/word/2010/wordprocessingCanvas" xmlns:mc="http://schemas.openxmlformats.org/markup-compatibility/2006" xmlns:o="urn:schemas-microsoft-com:office:office" xmlns:r="http://schemas.openxmlformats.org/officeDocument/2006/relationships" xmlns:m="http://schemas.openxmlformats.org/officeDocument/2006/math" xmlns:v="urn:schemas-microsoft-com:vml" xmlns:wp14="http://schemas.microsoft.com/office/word/2010/wordprocessingDrawing" xmlns:wp="http://schemas.openxmlformats.org/drawingml/2006/wordprocessingDrawing" xmlns:w10="urn:schemas-microsoft-com:office:word" xmlns:w="http://schemas.openxmlformats.org/wordprocessingml/2006/main" xmlns:w14="http://schemas.microsoft.com/office/word/2010/wordml" xmlns:w15="http://schemas.microsoft.com/office/word/2012/wordml" xmlns:wpg="http://schemas.microsoft.com/office/word/2010/wordprocessingGroup" xmlns:wpi="http://schemas.microsoft.com/office/word/2010/wordprocessingInk" xmlns:wne="http://schemas.microsoft.com/office/word/2006/wordml" xmlns:a="http://schemas.openxmlformats.org/drawingml/2006/main" xmlns:wps="http://schemas.microsoft.com/office/word/2010/wordprocessingShape" mc:Ignorable="w14 w15 wp14">
   <w:p>
     <w:pPr>
-      <w:pStyle w:val="926"/>
+      <w:pStyle w:val="923"/>
       <w:spacing/>
       <w:ind/>
       <w:rPr/>
@@ -9205,7 +11061,7 @@
 <w:hdr xmlns:wpc="http://schemas.microsoft.com/office/word/2010/wordprocessingCanvas" xmlns:mc="http://schemas.openxmlformats.org/markup-compatibility/2006" xmlns:o="urn:schemas-microsoft-com:office:office" xmlns:r="http://schemas.openxmlformats.org/officeDocument/2006/relationships" xmlns:m="http://schemas.openxmlformats.org/officeDocument/2006/math" xmlns:v="urn:schemas-microsoft-com:vml" xmlns:wp14="http://schemas.microsoft.com/office/word/2010/wordprocessingDrawing" xmlns:wp="http://schemas.openxmlformats.org/drawingml/2006/wordprocessingDrawing" xmlns:w10="urn:schemas-microsoft-com:office:word" xmlns:w="http://schemas.openxmlformats.org/wordprocessingml/2006/main" xmlns:w14="http://schemas.microsoft.com/office/word/2010/wordml" xmlns:w15="http://schemas.microsoft.com/office/word/2012/wordml" xmlns:wpg="http://schemas.microsoft.com/office/word/2010/wordprocessingGroup" xmlns:wpi="http://schemas.microsoft.com/office/word/2010/wordprocessingInk" xmlns:wne="http://schemas.microsoft.com/office/word/2006/wordml" xmlns:a="http://schemas.openxmlformats.org/drawingml/2006/main" xmlns:wps="http://schemas.microsoft.com/office/word/2010/wordprocessingShape" mc:Ignorable="w14 w15 wp14">
   <w:p>
     <w:pPr>
-      <w:pStyle w:val="924"/>
+      <w:pStyle w:val="921"/>
       <w:spacing/>
       <w:ind/>
       <w:rPr>
@@ -11009,9 +12865,9 @@
     <w:lsdException w:name="Bibliography" w:uiPriority="37"/>
     <w:lsdException w:name="TOC Heading" w:uiPriority="39" w:qFormat="1"/>
   </w:latentStyles>
-  <w:style w:type="table" w:styleId="764">
+  <w:style w:type="table" w:styleId="761">
     <w:name w:val="Table Grid"/>
-    <w:basedOn w:val="950"/>
+    <w:basedOn w:val="947"/>
     <w:uiPriority w:val="59"/>
     <w:pPr>
       <w:pBdr/>
@@ -11208,9 +13064,9 @@
       </w:tcPr>
     </w:tblStylePr>
   </w:style>
-  <w:style w:type="table" w:styleId="765">
+  <w:style w:type="table" w:styleId="762">
     <w:name w:val="Table Grid Light"/>
-    <w:basedOn w:val="950"/>
+    <w:basedOn w:val="947"/>
     <w:uiPriority w:val="59"/>
     <w:pPr>
       <w:pBdr/>
@@ -11407,9 +13263,9 @@
       </w:tcPr>
     </w:tblStylePr>
   </w:style>
-  <w:style w:type="table" w:styleId="766">
+  <w:style w:type="table" w:styleId="763">
     <w:name w:val="Plain Table 1"/>
-    <w:basedOn w:val="950"/>
+    <w:basedOn w:val="947"/>
     <w:uiPriority w:val="59"/>
     <w:pPr>
       <w:pBdr/>
@@ -11632,9 +13488,9 @@
       </w:tcPr>
     </w:tblStylePr>
   </w:style>
-  <w:style w:type="table" w:styleId="767">
+  <w:style w:type="table" w:styleId="764">
     <w:name w:val="Plain Table 2"/>
-    <w:basedOn w:val="950"/>
+    <w:basedOn w:val="947"/>
     <w:uiPriority w:val="59"/>
     <w:pPr>
       <w:pBdr/>
@@ -11865,9 +13721,9 @@
       </w:tcPr>
     </w:tblStylePr>
   </w:style>
-  <w:style w:type="table" w:styleId="768">
+  <w:style w:type="table" w:styleId="765">
     <w:name w:val="Plain Table 3"/>
-    <w:basedOn w:val="950"/>
+    <w:basedOn w:val="947"/>
     <w:uiPriority w:val="99"/>
     <w:pPr>
       <w:pBdr/>
@@ -12095,9 +13951,9 @@
       </w:tcPr>
     </w:tblStylePr>
   </w:style>
-  <w:style w:type="table" w:styleId="769">
+  <w:style w:type="table" w:styleId="766">
     <w:name w:val="Plain Table 4"/>
-    <w:basedOn w:val="950"/>
+    <w:basedOn w:val="947"/>
     <w:uiPriority w:val="99"/>
     <w:pPr>
       <w:pBdr/>
@@ -12311,9 +14167,9 @@
       </w:tcPr>
     </w:tblStylePr>
   </w:style>
-  <w:style w:type="table" w:styleId="770">
+  <w:style w:type="table" w:styleId="767">
     <w:name w:val="Plain Table 5"/>
-    <w:basedOn w:val="950"/>
+    <w:basedOn w:val="947"/>
     <w:uiPriority w:val="99"/>
     <w:pPr>
       <w:pBdr/>
@@ -12544,9 +14400,9 @@
       </w:tcPr>
     </w:tblStylePr>
   </w:style>
-  <w:style w:type="table" w:styleId="771">
+  <w:style w:type="table" w:styleId="768">
     <w:name w:val="Grid Table 1 Light"/>
-    <w:basedOn w:val="950"/>
+    <w:basedOn w:val="947"/>
     <w:uiPriority w:val="99"/>
     <w:pPr>
       <w:pBdr/>
@@ -12767,9 +14623,9 @@
       </w:tcPr>
     </w:tblStylePr>
   </w:style>
-  <w:style w:type="table" w:styleId="772">
+  <w:style w:type="table" w:styleId="769">
     <w:name w:val="Grid Table 1 Light - Accent 1"/>
-    <w:basedOn w:val="950"/>
+    <w:basedOn w:val="947"/>
     <w:uiPriority w:val="99"/>
     <w:pPr>
       <w:pBdr/>
@@ -12990,9 +14846,9 @@
       </w:tcPr>
     </w:tblStylePr>
   </w:style>
-  <w:style w:type="table" w:styleId="773">
+  <w:style w:type="table" w:styleId="770">
     <w:name w:val="Grid Table 1 Light - Accent 2"/>
-    <w:basedOn w:val="950"/>
+    <w:basedOn w:val="947"/>
     <w:uiPriority w:val="99"/>
     <w:pPr>
       <w:pBdr/>
@@ -13213,9 +15069,9 @@
       </w:tcPr>
     </w:tblStylePr>
   </w:style>
-  <w:style w:type="table" w:styleId="774">
+  <w:style w:type="table" w:styleId="771">
     <w:name w:val="Grid Table 1 Light - Accent 3"/>
-    <w:basedOn w:val="950"/>
+    <w:basedOn w:val="947"/>
     <w:uiPriority w:val="99"/>
     <w:pPr>
       <w:pBdr/>
@@ -13436,9 +15292,9 @@
       </w:tcPr>
     </w:tblStylePr>
   </w:style>
-  <w:style w:type="table" w:styleId="775">
+  <w:style w:type="table" w:styleId="772">
     <w:name w:val="Grid Table 1 Light - Accent 4"/>
-    <w:basedOn w:val="950"/>
+    <w:basedOn w:val="947"/>
     <w:uiPriority w:val="99"/>
     <w:pPr>
       <w:pBdr/>
@@ -13659,9 +15515,9 @@
       </w:tcPr>
     </w:tblStylePr>
   </w:style>
-  <w:style w:type="table" w:styleId="776">
+  <w:style w:type="table" w:styleId="773">
     <w:name w:val="Grid Table 1 Light - Accent 5"/>
-    <w:basedOn w:val="950"/>
+    <w:basedOn w:val="947"/>
     <w:uiPriority w:val="99"/>
     <w:pPr>
       <w:pBdr/>
@@ -13882,9 +15738,9 @@
       </w:tcPr>
     </w:tblStylePr>
   </w:style>
-  <w:style w:type="table" w:styleId="777">
+  <w:style w:type="table" w:styleId="774">
     <w:name w:val="Grid Table 1 Light - Accent 6"/>
-    <w:basedOn w:val="950"/>
+    <w:basedOn w:val="947"/>
     <w:uiPriority w:val="99"/>
     <w:pPr>
       <w:pBdr/>
@@ -14105,9 +15961,9 @@
       </w:tcPr>
     </w:tblStylePr>
   </w:style>
-  <w:style w:type="table" w:styleId="778">
+  <w:style w:type="table" w:styleId="775">
     <w:name w:val="Grid Table 2"/>
-    <w:basedOn w:val="950"/>
+    <w:basedOn w:val="947"/>
     <w:uiPriority w:val="99"/>
     <w:pPr>
       <w:pBdr/>
@@ -14337,9 +16193,9 @@
       </w:tcPr>
     </w:tblStylePr>
   </w:style>
-  <w:style w:type="table" w:styleId="779">
+  <w:style w:type="table" w:styleId="776">
     <w:name w:val="Grid Table 2 - Accent 1"/>
-    <w:basedOn w:val="950"/>
+    <w:basedOn w:val="947"/>
     <w:uiPriority w:val="99"/>
     <w:pPr>
       <w:pBdr/>
@@ -14569,9 +16425,9 @@
       </w:tcPr>
     </w:tblStylePr>
   </w:style>
-  <w:style w:type="table" w:styleId="780">
+  <w:style w:type="table" w:styleId="777">
     <w:name w:val="Grid Table 2 - Accent 2"/>
-    <w:basedOn w:val="950"/>
+    <w:basedOn w:val="947"/>
     <w:uiPriority w:val="99"/>
     <w:pPr>
       <w:pBdr/>
@@ -14801,9 +16657,9 @@
       </w:tcPr>
     </w:tblStylePr>
   </w:style>
-  <w:style w:type="table" w:styleId="781">
+  <w:style w:type="table" w:styleId="778">
     <w:name w:val="Grid Table 2 - Accent 3"/>
-    <w:basedOn w:val="950"/>
+    <w:basedOn w:val="947"/>
     <w:uiPriority w:val="99"/>
     <w:pPr>
       <w:pBdr/>
@@ -15033,9 +16889,9 @@
       </w:tcPr>
     </w:tblStylePr>
   </w:style>
-  <w:style w:type="table" w:styleId="782">
+  <w:style w:type="table" w:styleId="779">
     <w:name w:val="Grid Table 2 - Accent 4"/>
-    <w:basedOn w:val="950"/>
+    <w:basedOn w:val="947"/>
     <w:uiPriority w:val="99"/>
     <w:pPr>
       <w:pBdr/>
@@ -15265,9 +17121,9 @@
       </w:tcPr>
     </w:tblStylePr>
   </w:style>
-  <w:style w:type="table" w:styleId="783">
+  <w:style w:type="table" w:styleId="780">
     <w:name w:val="Grid Table 2 - Accent 5"/>
-    <w:basedOn w:val="950"/>
+    <w:basedOn w:val="947"/>
     <w:uiPriority w:val="99"/>
     <w:pPr>
       <w:pBdr/>
@@ -15497,9 +17353,9 @@
       </w:tcPr>
     </w:tblStylePr>
   </w:style>
-  <w:style w:type="table" w:styleId="784">
+  <w:style w:type="table" w:styleId="781">
     <w:name w:val="Grid Table 2 - Accent 6"/>
-    <w:basedOn w:val="950"/>
+    <w:basedOn w:val="947"/>
     <w:uiPriority w:val="99"/>
     <w:pPr>
       <w:pBdr/>
@@ -15729,9 +17585,9 @@
       </w:tcPr>
     </w:tblStylePr>
   </w:style>
-  <w:style w:type="table" w:styleId="785">
+  <w:style w:type="table" w:styleId="782">
     <w:name w:val="Grid Table 3"/>
-    <w:basedOn w:val="950"/>
+    <w:basedOn w:val="947"/>
     <w:uiPriority w:val="99"/>
     <w:pPr>
       <w:pBdr/>
@@ -15974,9 +17830,9 @@
       </w:tcPr>
     </w:tblStylePr>
   </w:style>
-  <w:style w:type="table" w:styleId="786">
+  <w:style w:type="table" w:styleId="783">
     <w:name w:val="Grid Table 3 - Accent 1"/>
-    <w:basedOn w:val="950"/>
+    <w:basedOn w:val="947"/>
     <w:uiPriority w:val="99"/>
     <w:pPr>
       <w:pBdr/>
@@ -16219,9 +18075,9 @@
       </w:tcPr>
     </w:tblStylePr>
   </w:style>
-  <w:style w:type="table" w:styleId="787">
+  <w:style w:type="table" w:styleId="784">
     <w:name w:val="Grid Table 3 - Accent 2"/>
-    <w:basedOn w:val="950"/>
+    <w:basedOn w:val="947"/>
     <w:uiPriority w:val="99"/>
     <w:pPr>
       <w:pBdr/>
@@ -16464,9 +18320,9 @@
       </w:tcPr>
     </w:tblStylePr>
   </w:style>
-  <w:style w:type="table" w:styleId="788">
+  <w:style w:type="table" w:styleId="785">
     <w:name w:val="Grid Table 3 - Accent 3"/>
-    <w:basedOn w:val="950"/>
+    <w:basedOn w:val="947"/>
     <w:uiPriority w:val="99"/>
     <w:pPr>
       <w:pBdr/>
@@ -16709,9 +18565,9 @@
       </w:tcPr>
     </w:tblStylePr>
   </w:style>
-  <w:style w:type="table" w:styleId="789">
+  <w:style w:type="table" w:styleId="786">
     <w:name w:val="Grid Table 3 - Accent 4"/>
-    <w:basedOn w:val="950"/>
+    <w:basedOn w:val="947"/>
     <w:uiPriority w:val="99"/>
     <w:pPr>
       <w:pBdr/>
@@ -16954,9 +18810,9 @@
       </w:tcPr>
     </w:tblStylePr>
   </w:style>
-  <w:style w:type="table" w:styleId="790">
+  <w:style w:type="table" w:styleId="787">
     <w:name w:val="Grid Table 3 - Accent 5"/>
-    <w:basedOn w:val="950"/>
+    <w:basedOn w:val="947"/>
     <w:uiPriority w:val="99"/>
     <w:pPr>
       <w:pBdr/>
@@ -17199,9 +19055,9 @@
       </w:tcPr>
     </w:tblStylePr>
   </w:style>
-  <w:style w:type="table" w:styleId="791">
+  <w:style w:type="table" w:styleId="788">
     <w:name w:val="Grid Table 3 - Accent 6"/>
-    <w:basedOn w:val="950"/>
+    <w:basedOn w:val="947"/>
     <w:uiPriority w:val="99"/>
     <w:pPr>
       <w:pBdr/>
@@ -17444,9 +19300,9 @@
       </w:tcPr>
     </w:tblStylePr>
   </w:style>
-  <w:style w:type="table" w:styleId="792">
+  <w:style w:type="table" w:styleId="789">
     <w:name w:val="Grid Table 4"/>
-    <w:basedOn w:val="950"/>
+    <w:basedOn w:val="947"/>
     <w:uiPriority w:val="59"/>
     <w:pPr>
       <w:pBdr/>
@@ -17677,9 +19533,9 @@
       </w:tcPr>
     </w:tblStylePr>
   </w:style>
-  <w:style w:type="table" w:styleId="793">
+  <w:style w:type="table" w:styleId="790">
     <w:name w:val="Grid Table 4 - Accent 1"/>
-    <w:basedOn w:val="950"/>
+    <w:basedOn w:val="947"/>
     <w:uiPriority w:val="59"/>
     <w:pPr>
       <w:pBdr/>
@@ -17910,9 +19766,9 @@
       </w:tcPr>
     </w:tblStylePr>
   </w:style>
-  <w:style w:type="table" w:styleId="794">
+  <w:style w:type="table" w:styleId="791">
     <w:name w:val="Grid Table 4 - Accent 2"/>
-    <w:basedOn w:val="950"/>
+    <w:basedOn w:val="947"/>
     <w:uiPriority w:val="59"/>
     <w:pPr>
       <w:pBdr/>
@@ -18143,9 +19999,9 @@
       </w:tcPr>
     </w:tblStylePr>
   </w:style>
-  <w:style w:type="table" w:styleId="795">
+  <w:style w:type="table" w:styleId="792">
     <w:name w:val="Grid Table 4 - Accent 3"/>
-    <w:basedOn w:val="950"/>
+    <w:basedOn w:val="947"/>
     <w:uiPriority w:val="59"/>
     <w:pPr>
       <w:pBdr/>
@@ -18376,9 +20232,9 @@
       </w:tcPr>
     </w:tblStylePr>
   </w:style>
-  <w:style w:type="table" w:styleId="796">
+  <w:style w:type="table" w:styleId="793">
     <w:name w:val="Grid Table 4 - Accent 4"/>
-    <w:basedOn w:val="950"/>
+    <w:basedOn w:val="947"/>
     <w:uiPriority w:val="59"/>
     <w:pPr>
       <w:pBdr/>
@@ -18609,9 +20465,9 @@
       </w:tcPr>
     </w:tblStylePr>
   </w:style>
-  <w:style w:type="table" w:styleId="797">
+  <w:style w:type="table" w:styleId="794">
     <w:name w:val="Grid Table 4 - Accent 5"/>
-    <w:basedOn w:val="950"/>
+    <w:basedOn w:val="947"/>
     <w:uiPriority w:val="59"/>
     <w:pPr>
       <w:pBdr/>
@@ -18842,9 +20698,9 @@
       </w:tcPr>
     </w:tblStylePr>
   </w:style>
-  <w:style w:type="table" w:styleId="798">
+  <w:style w:type="table" w:styleId="795">
     <w:name w:val="Grid Table 4 - Accent 6"/>
-    <w:basedOn w:val="950"/>
+    <w:basedOn w:val="947"/>
     <w:uiPriority w:val="59"/>
     <w:pPr>
       <w:pBdr/>
@@ -19075,9 +20931,9 @@
       </w:tcPr>
     </w:tblStylePr>
   </w:style>
-  <w:style w:type="table" w:styleId="799">
+  <w:style w:type="table" w:styleId="796">
     <w:name w:val="Grid Table 5 Dark"/>
-    <w:basedOn w:val="950"/>
+    <w:basedOn w:val="947"/>
     <w:uiPriority w:val="99"/>
     <w:pPr>
       <w:pBdr/>
@@ -19303,9 +21159,9 @@
       </w:tcPr>
     </w:tblStylePr>
   </w:style>
-  <w:style w:type="table" w:styleId="800">
+  <w:style w:type="table" w:styleId="797">
     <w:name w:val="Grid Table 5 Dark- Accent 1"/>
-    <w:basedOn w:val="950"/>
+    <w:basedOn w:val="947"/>
     <w:uiPriority w:val="99"/>
     <w:pPr>
       <w:pBdr/>
@@ -19531,9 +21387,9 @@
       </w:tcPr>
     </w:tblStylePr>
   </w:style>
-  <w:style w:type="table" w:styleId="801">
+  <w:style w:type="table" w:styleId="798">
     <w:name w:val="Grid Table 5 Dark - Accent 2"/>
-    <w:basedOn w:val="950"/>
+    <w:basedOn w:val="947"/>
     <w:uiPriority w:val="99"/>
     <w:pPr>
       <w:pBdr/>
@@ -19759,9 +21615,9 @@
       </w:tcPr>
     </w:tblStylePr>
   </w:style>
-  <w:style w:type="table" w:styleId="802">
+  <w:style w:type="table" w:styleId="799">
     <w:name w:val="Grid Table 5 Dark - Accent 3"/>
-    <w:basedOn w:val="950"/>
+    <w:basedOn w:val="947"/>
     <w:uiPriority w:val="99"/>
     <w:pPr>
       <w:pBdr/>
@@ -19987,9 +21843,9 @@
       </w:tcPr>
     </w:tblStylePr>
   </w:style>
-  <w:style w:type="table" w:styleId="803">
+  <w:style w:type="table" w:styleId="800">
     <w:name w:val="Grid Table 5 Dark- Accent 4"/>
-    <w:basedOn w:val="950"/>
+    <w:basedOn w:val="947"/>
     <w:uiPriority w:val="99"/>
     <w:pPr>
       <w:pBdr/>
@@ -20215,9 +22071,9 @@
       </w:tcPr>
     </w:tblStylePr>
   </w:style>
-  <w:style w:type="table" w:styleId="804">
+  <w:style w:type="table" w:styleId="801">
     <w:name w:val="Grid Table 5 Dark - Accent 5"/>
-    <w:basedOn w:val="950"/>
+    <w:basedOn w:val="947"/>
     <w:uiPriority w:val="99"/>
     <w:pPr>
       <w:pBdr/>
@@ -20443,9 +22299,9 @@
       </w:tcPr>
     </w:tblStylePr>
   </w:style>
-  <w:style w:type="table" w:styleId="805">
+  <w:style w:type="table" w:styleId="802">
     <w:name w:val="Grid Table 5 Dark - Accent 6"/>
-    <w:basedOn w:val="950"/>
+    <w:basedOn w:val="947"/>
     <w:uiPriority w:val="99"/>
     <w:pPr>
       <w:pBdr/>
@@ -20671,9 +22527,9 @@
       </w:tcPr>
     </w:tblStylePr>
   </w:style>
-  <w:style w:type="table" w:styleId="806">
+  <w:style w:type="table" w:styleId="803">
     <w:name w:val="Grid Table 6 Colorful"/>
-    <w:basedOn w:val="950"/>
+    <w:basedOn w:val="947"/>
     <w:uiPriority w:val="99"/>
     <w:pPr>
       <w:pBdr/>
@@ -20901,9 +22757,9 @@
       </w:tcPr>
     </w:tblStylePr>
   </w:style>
-  <w:style w:type="table" w:styleId="807">
+  <w:style w:type="table" w:styleId="804">
     <w:name w:val="Grid Table 6 Colorful - Accent 1"/>
-    <w:basedOn w:val="950"/>
+    <w:basedOn w:val="947"/>
     <w:uiPriority w:val="99"/>
     <w:pPr>
       <w:pBdr/>
@@ -21131,9 +22987,9 @@
       </w:tcPr>
     </w:tblStylePr>
   </w:style>
-  <w:style w:type="table" w:styleId="808">
+  <w:style w:type="table" w:styleId="805">
     <w:name w:val="Grid Table 6 Colorful - Accent 2"/>
-    <w:basedOn w:val="950"/>
+    <w:basedOn w:val="947"/>
     <w:uiPriority w:val="99"/>
     <w:pPr>
       <w:pBdr/>
@@ -21361,9 +23217,9 @@
       </w:tcPr>
     </w:tblStylePr>
   </w:style>
-  <w:style w:type="table" w:styleId="809">
+  <w:style w:type="table" w:styleId="806">
     <w:name w:val="Grid Table 6 Colorful - Accent 3"/>
-    <w:basedOn w:val="950"/>
+    <w:basedOn w:val="947"/>
     <w:uiPriority w:val="99"/>
     <w:pPr>
       <w:pBdr/>
@@ -21591,9 +23447,9 @@
       </w:tcPr>
     </w:tblStylePr>
   </w:style>
-  <w:style w:type="table" w:styleId="810">
+  <w:style w:type="table" w:styleId="807">
     <w:name w:val="Grid Table 6 Colorful - Accent 4"/>
-    <w:basedOn w:val="950"/>
+    <w:basedOn w:val="947"/>
     <w:uiPriority w:val="99"/>
     <w:pPr>
       <w:pBdr/>
@@ -21821,9 +23677,9 @@
       </w:tcPr>
     </w:tblStylePr>
   </w:style>
-  <w:style w:type="table" w:styleId="811">
+  <w:style w:type="table" w:styleId="808">
     <w:name w:val="Grid Table 6 Colorful - Accent 5"/>
-    <w:basedOn w:val="950"/>
+    <w:basedOn w:val="947"/>
     <w:uiPriority w:val="99"/>
     <w:pPr>
       <w:pBdr/>
@@ -22051,9 +23907,9 @@
       </w:tcPr>
     </w:tblStylePr>
   </w:style>
-  <w:style w:type="table" w:styleId="812">
+  <w:style w:type="table" w:styleId="809">
     <w:name w:val="Grid Table 6 Colorful - Accent 6"/>
-    <w:basedOn w:val="950"/>
+    <w:basedOn w:val="947"/>
     <w:uiPriority w:val="99"/>
     <w:pPr>
       <w:pBdr/>
@@ -22281,9 +24137,9 @@
       </w:tcPr>
     </w:tblStylePr>
   </w:style>
-  <w:style w:type="table" w:styleId="813">
+  <w:style w:type="table" w:styleId="810">
     <w:name w:val="Grid Table 7 Colorful"/>
-    <w:basedOn w:val="950"/>
+    <w:basedOn w:val="947"/>
     <w:uiPriority w:val="99"/>
     <w:pPr>
       <w:pBdr/>
@@ -22535,9 +24391,9 @@
       </w:tcPr>
     </w:tblStylePr>
   </w:style>
-  <w:style w:type="table" w:styleId="814">
+  <w:style w:type="table" w:styleId="811">
     <w:name w:val="Grid Table 7 Colorful - Accent 1"/>
-    <w:basedOn w:val="950"/>
+    <w:basedOn w:val="947"/>
     <w:uiPriority w:val="99"/>
     <w:pPr>
       <w:pBdr/>
@@ -22789,9 +24645,9 @@
       </w:tcPr>
     </w:tblStylePr>
   </w:style>
-  <w:style w:type="table" w:styleId="815">
+  <w:style w:type="table" w:styleId="812">
     <w:name w:val="Grid Table 7 Colorful - Accent 2"/>
-    <w:basedOn w:val="950"/>
+    <w:basedOn w:val="947"/>
     <w:uiPriority w:val="99"/>
     <w:pPr>
       <w:pBdr/>
@@ -23043,9 +24899,9 @@
       </w:tcPr>
     </w:tblStylePr>
   </w:style>
-  <w:style w:type="table" w:styleId="816">
+  <w:style w:type="table" w:styleId="813">
     <w:name w:val="Grid Table 7 Colorful - Accent 3"/>
-    <w:basedOn w:val="950"/>
+    <w:basedOn w:val="947"/>
     <w:uiPriority w:val="99"/>
     <w:pPr>
       <w:pBdr/>
@@ -23297,9 +25153,9 @@
       </w:tcPr>
     </w:tblStylePr>
   </w:style>
-  <w:style w:type="table" w:styleId="817">
+  <w:style w:type="table" w:styleId="814">
     <w:name w:val="Grid Table 7 Colorful - Accent 4"/>
-    <w:basedOn w:val="950"/>
+    <w:basedOn w:val="947"/>
     <w:uiPriority w:val="99"/>
     <w:pPr>
       <w:pBdr/>
@@ -23551,9 +25407,9 @@
       </w:tcPr>
     </w:tblStylePr>
   </w:style>
-  <w:style w:type="table" w:styleId="818">
+  <w:style w:type="table" w:styleId="815">
     <w:name w:val="Grid Table 7 Colorful - Accent 5"/>
-    <w:basedOn w:val="950"/>
+    <w:basedOn w:val="947"/>
     <w:uiPriority w:val="99"/>
     <w:pPr>
       <w:pBdr/>
@@ -23805,9 +25661,9 @@
       </w:tcPr>
     </w:tblStylePr>
   </w:style>
-  <w:style w:type="table" w:styleId="819">
+  <w:style w:type="table" w:styleId="816">
     <w:name w:val="Grid Table 7 Colorful - Accent 6"/>
-    <w:basedOn w:val="950"/>
+    <w:basedOn w:val="947"/>
     <w:uiPriority w:val="99"/>
     <w:pPr>
       <w:pBdr/>
@@ -24059,9 +25915,9 @@
       </w:tcPr>
     </w:tblStylePr>
   </w:style>
-  <w:style w:type="table" w:styleId="820">
+  <w:style w:type="table" w:styleId="817">
     <w:name w:val="List Table 1 Light"/>
-    <w:basedOn w:val="950"/>
+    <w:basedOn w:val="947"/>
     <w:uiPriority w:val="99"/>
     <w:pPr>
       <w:pBdr/>
@@ -24275,9 +26131,9 @@
       </w:tcPr>
     </w:tblStylePr>
   </w:style>
-  <w:style w:type="table" w:styleId="821">
+  <w:style w:type="table" w:styleId="818">
     <w:name w:val="List Table 1 Light - Accent 1"/>
-    <w:basedOn w:val="950"/>
+    <w:basedOn w:val="947"/>
     <w:uiPriority w:val="99"/>
     <w:pPr>
       <w:pBdr/>
@@ -24491,9 +26347,9 @@
       </w:tcPr>
     </w:tblStylePr>
   </w:style>
-  <w:style w:type="table" w:styleId="822">
+  <w:style w:type="table" w:styleId="819">
     <w:name w:val="List Table 1 Light - Accent 2"/>
-    <w:basedOn w:val="950"/>
+    <w:basedOn w:val="947"/>
     <w:uiPriority w:val="99"/>
     <w:pPr>
       <w:pBdr/>
@@ -24707,9 +26563,9 @@
       </w:tcPr>
     </w:tblStylePr>
   </w:style>
-  <w:style w:type="table" w:styleId="823">
+  <w:style w:type="table" w:styleId="820">
     <w:name w:val="List Table 1 Light - Accent 3"/>
-    <w:basedOn w:val="950"/>
+    <w:basedOn w:val="947"/>
     <w:uiPriority w:val="99"/>
     <w:pPr>
       <w:pBdr/>
@@ -24923,9 +26779,9 @@
       </w:tcPr>
     </w:tblStylePr>
   </w:style>
-  <w:style w:type="table" w:styleId="824">
+  <w:style w:type="table" w:styleId="821">
     <w:name w:val="List Table 1 Light - Accent 4"/>
-    <w:basedOn w:val="950"/>
+    <w:basedOn w:val="947"/>
     <w:uiPriority w:val="99"/>
     <w:pPr>
       <w:pBdr/>
@@ -25139,9 +26995,9 @@
       </w:tcPr>
     </w:tblStylePr>
   </w:style>
-  <w:style w:type="table" w:styleId="825">
+  <w:style w:type="table" w:styleId="822">
     <w:name w:val="List Table 1 Light - Accent 5"/>
-    <w:basedOn w:val="950"/>
+    <w:basedOn w:val="947"/>
     <w:uiPriority w:val="99"/>
     <w:pPr>
       <w:pBdr/>
@@ -25355,9 +27211,9 @@
       </w:tcPr>
     </w:tblStylePr>
   </w:style>
-  <w:style w:type="table" w:styleId="826">
+  <w:style w:type="table" w:styleId="823">
     <w:name w:val="List Table 1 Light - Accent 6"/>
-    <w:basedOn w:val="950"/>
+    <w:basedOn w:val="947"/>
     <w:uiPriority w:val="99"/>
     <w:pPr>
       <w:pBdr/>
@@ -25571,9 +27427,9 @@
       </w:tcPr>
     </w:tblStylePr>
   </w:style>
-  <w:style w:type="table" w:styleId="827">
+  <w:style w:type="table" w:styleId="824">
     <w:name w:val="List Table 2"/>
-    <w:basedOn w:val="950"/>
+    <w:basedOn w:val="947"/>
     <w:uiPriority w:val="99"/>
     <w:pPr>
       <w:pBdr/>
@@ -25809,9 +27665,9 @@
       </w:tcPr>
     </w:tblStylePr>
   </w:style>
-  <w:style w:type="table" w:styleId="828">
+  <w:style w:type="table" w:styleId="825">
     <w:name w:val="List Table 2 - Accent 1"/>
-    <w:basedOn w:val="950"/>
+    <w:basedOn w:val="947"/>
     <w:uiPriority w:val="99"/>
     <w:pPr>
       <w:pBdr/>
@@ -26047,9 +27903,9 @@
       </w:tcPr>
     </w:tblStylePr>
   </w:style>
-  <w:style w:type="table" w:styleId="829">
+  <w:style w:type="table" w:styleId="826">
     <w:name w:val="List Table 2 - Accent 2"/>
-    <w:basedOn w:val="950"/>
+    <w:basedOn w:val="947"/>
     <w:uiPriority w:val="99"/>
     <w:pPr>
       <w:pBdr/>
@@ -26285,9 +28141,9 @@
       </w:tcPr>
     </w:tblStylePr>
   </w:style>
-  <w:style w:type="table" w:styleId="830">
+  <w:style w:type="table" w:styleId="827">
     <w:name w:val="List Table 2 - Accent 3"/>
-    <w:basedOn w:val="950"/>
+    <w:basedOn w:val="947"/>
     <w:uiPriority w:val="99"/>
     <w:pPr>
       <w:pBdr/>
@@ -26523,9 +28379,9 @@
       </w:tcPr>
     </w:tblStylePr>
   </w:style>
-  <w:style w:type="table" w:styleId="831">
+  <w:style w:type="table" w:styleId="828">
     <w:name w:val="List Table 2 - Accent 4"/>
-    <w:basedOn w:val="950"/>
+    <w:basedOn w:val="947"/>
     <w:uiPriority w:val="99"/>
     <w:pPr>
       <w:pBdr/>
@@ -26761,9 +28617,9 @@
       </w:tcPr>
     </w:tblStylePr>
   </w:style>
-  <w:style w:type="table" w:styleId="832">
+  <w:style w:type="table" w:styleId="829">
     <w:name w:val="List Table 2 - Accent 5"/>
-    <w:basedOn w:val="950"/>
+    <w:basedOn w:val="947"/>
     <w:uiPriority w:val="99"/>
     <w:pPr>
       <w:pBdr/>
@@ -26999,9 +28855,9 @@
       </w:tcPr>
     </w:tblStylePr>
   </w:style>
-  <w:style w:type="table" w:styleId="833">
+  <w:style w:type="table" w:styleId="830">
     <w:name w:val="List Table 2 - Accent 6"/>
-    <w:basedOn w:val="950"/>
+    <w:basedOn w:val="947"/>
     <w:uiPriority w:val="99"/>
     <w:pPr>
       <w:pBdr/>
@@ -27237,9 +29093,9 @@
       </w:tcPr>
     </w:tblStylePr>
   </w:style>
-  <w:style w:type="table" w:styleId="834">
+  <w:style w:type="table" w:styleId="831">
     <w:name w:val="List Table 3"/>
-    <w:basedOn w:val="950"/>
+    <w:basedOn w:val="947"/>
     <w:uiPriority w:val="99"/>
     <w:pPr>
       <w:pBdr/>
@@ -27465,9 +29321,9 @@
       </w:tcPr>
     </w:tblStylePr>
   </w:style>
-  <w:style w:type="table" w:styleId="835">
+  <w:style w:type="table" w:styleId="832">
     <w:name w:val="List Table 3 - Accent 1"/>
-    <w:basedOn w:val="950"/>
+    <w:basedOn w:val="947"/>
     <w:uiPriority w:val="99"/>
     <w:pPr>
       <w:pBdr/>
@@ -27693,9 +29549,9 @@
       </w:tcPr>
     </w:tblStylePr>
   </w:style>
-  <w:style w:type="table" w:styleId="836">
+  <w:style w:type="table" w:styleId="833">
     <w:name w:val="List Table 3 - Accent 2"/>
-    <w:basedOn w:val="950"/>
+    <w:basedOn w:val="947"/>
     <w:uiPriority w:val="99"/>
     <w:pPr>
       <w:pBdr/>
@@ -27921,9 +29777,9 @@
       </w:tcPr>
     </w:tblStylePr>
   </w:style>
-  <w:style w:type="table" w:styleId="837">
+  <w:style w:type="table" w:styleId="834">
     <w:name w:val="List Table 3 - Accent 3"/>
-    <w:basedOn w:val="950"/>
+    <w:basedOn w:val="947"/>
     <w:uiPriority w:val="99"/>
     <w:pPr>
       <w:pBdr/>
@@ -28149,9 +30005,9 @@
       </w:tcPr>
     </w:tblStylePr>
   </w:style>
-  <w:style w:type="table" w:styleId="838">
+  <w:style w:type="table" w:styleId="835">
     <w:name w:val="List Table 3 - Accent 4"/>
-    <w:basedOn w:val="950"/>
+    <w:basedOn w:val="947"/>
     <w:uiPriority w:val="99"/>
     <w:pPr>
       <w:pBdr/>
@@ -28377,9 +30233,9 @@
       </w:tcPr>
     </w:tblStylePr>
   </w:style>
-  <w:style w:type="table" w:styleId="839">
+  <w:style w:type="table" w:styleId="836">
     <w:name w:val="List Table 3 - Accent 5"/>
-    <w:basedOn w:val="950"/>
+    <w:basedOn w:val="947"/>
     <w:uiPriority w:val="99"/>
     <w:pPr>
       <w:pBdr/>
@@ -28605,9 +30461,9 @@
       </w:tcPr>
     </w:tblStylePr>
   </w:style>
-  <w:style w:type="table" w:styleId="840">
+  <w:style w:type="table" w:styleId="837">
     <w:name w:val="List Table 3 - Accent 6"/>
-    <w:basedOn w:val="950"/>
+    <w:basedOn w:val="947"/>
     <w:uiPriority w:val="99"/>
     <w:pPr>
       <w:pBdr/>
@@ -28833,9 +30689,9 @@
       </w:tcPr>
     </w:tblStylePr>
   </w:style>
-  <w:style w:type="table" w:styleId="841">
+  <w:style w:type="table" w:styleId="838">
     <w:name w:val="List Table 4"/>
-    <w:basedOn w:val="950"/>
+    <w:basedOn w:val="947"/>
     <w:uiPriority w:val="99"/>
     <w:pPr>
       <w:pBdr/>
@@ -29058,9 +30914,9 @@
       </w:tcPr>
     </w:tblStylePr>
   </w:style>
-  <w:style w:type="table" w:styleId="842">
+  <w:style w:type="table" w:styleId="839">
     <w:name w:val="List Table 4 - Accent 1"/>
-    <w:basedOn w:val="950"/>
+    <w:basedOn w:val="947"/>
     <w:uiPriority w:val="99"/>
     <w:pPr>
       <w:pBdr/>
@@ -29283,9 +31139,9 @@
       </w:tcPr>
     </w:tblStylePr>
   </w:style>
-  <w:style w:type="table" w:styleId="843">
+  <w:style w:type="table" w:styleId="840">
     <w:name w:val="List Table 4 - Accent 2"/>
-    <w:basedOn w:val="950"/>
+    <w:basedOn w:val="947"/>
     <w:uiPriority w:val="99"/>
     <w:pPr>
       <w:pBdr/>
@@ -29508,9 +31364,9 @@
       </w:tcPr>
     </w:tblStylePr>
   </w:style>
-  <w:style w:type="table" w:styleId="844">
+  <w:style w:type="table" w:styleId="841">
     <w:name w:val="List Table 4 - Accent 3"/>
-    <w:basedOn w:val="950"/>
+    <w:basedOn w:val="947"/>
     <w:uiPriority w:val="99"/>
     <w:pPr>
       <w:pBdr/>
@@ -29733,9 +31589,9 @@
       </w:tcPr>
     </w:tblStylePr>
   </w:style>
-  <w:style w:type="table" w:styleId="845">
+  <w:style w:type="table" w:styleId="842">
     <w:name w:val="List Table 4 - Accent 4"/>
-    <w:basedOn w:val="950"/>
+    <w:basedOn w:val="947"/>
     <w:uiPriority w:val="99"/>
     <w:pPr>
       <w:pBdr/>
@@ -29958,9 +31814,9 @@
       </w:tcPr>
     </w:tblStylePr>
   </w:style>
-  <w:style w:type="table" w:styleId="846">
+  <w:style w:type="table" w:styleId="843">
     <w:name w:val="List Table 4 - Accent 5"/>
-    <w:basedOn w:val="950"/>
+    <w:basedOn w:val="947"/>
     <w:uiPriority w:val="99"/>
     <w:pPr>
       <w:pBdr/>
@@ -30183,9 +32039,9 @@
       </w:tcPr>
     </w:tblStylePr>
   </w:style>
-  <w:style w:type="table" w:styleId="847">
+  <w:style w:type="table" w:styleId="844">
     <w:name w:val="List Table 4 - Accent 6"/>
-    <w:basedOn w:val="950"/>
+    <w:basedOn w:val="947"/>
     <w:uiPriority w:val="99"/>
     <w:pPr>
       <w:pBdr/>
@@ -30408,9 +32264,9 @@
       </w:tcPr>
     </w:tblStylePr>
   </w:style>
-  <w:style w:type="table" w:styleId="848">
+  <w:style w:type="table" w:styleId="845">
     <w:name w:val="List Table 5 Dark"/>
-    <w:basedOn w:val="950"/>
+    <w:basedOn w:val="947"/>
     <w:uiPriority w:val="99"/>
     <w:pPr>
       <w:pBdr/>
@@ -30650,9 +32506,9 @@
       </w:tcPr>
     </w:tblStylePr>
   </w:style>
-  <w:style w:type="table" w:styleId="849">
+  <w:style w:type="table" w:styleId="846">
     <w:name w:val="List Table 5 Dark - Accent 1"/>
-    <w:basedOn w:val="950"/>
+    <w:basedOn w:val="947"/>
     <w:uiPriority w:val="99"/>
     <w:pPr>
       <w:pBdr/>
@@ -30892,9 +32748,9 @@
       </w:tcPr>
     </w:tblStylePr>
   </w:style>
-  <w:style w:type="table" w:styleId="850">
+  <w:style w:type="table" w:styleId="847">
     <w:name w:val="List Table 5 Dark - Accent 2"/>
-    <w:basedOn w:val="950"/>
+    <w:basedOn w:val="947"/>
     <w:uiPriority w:val="99"/>
     <w:pPr>
       <w:pBdr/>
@@ -31134,9 +32990,9 @@
       </w:tcPr>
     </w:tblStylePr>
   </w:style>
-  <w:style w:type="table" w:styleId="851">
+  <w:style w:type="table" w:styleId="848">
     <w:name w:val="List Table 5 Dark - Accent 3"/>
-    <w:basedOn w:val="950"/>
+    <w:basedOn w:val="947"/>
     <w:uiPriority w:val="99"/>
     <w:pPr>
       <w:pBdr/>
@@ -31376,9 +33232,9 @@
       </w:tcPr>
     </w:tblStylePr>
   </w:style>
-  <w:style w:type="table" w:styleId="852">
+  <w:style w:type="table" w:styleId="849">
     <w:name w:val="List Table 5 Dark - Accent 4"/>
-    <w:basedOn w:val="950"/>
+    <w:basedOn w:val="947"/>
     <w:uiPriority w:val="99"/>
     <w:pPr>
       <w:pBdr/>
@@ -31618,9 +33474,9 @@
       </w:tcPr>
     </w:tblStylePr>
   </w:style>
-  <w:style w:type="table" w:styleId="853">
+  <w:style w:type="table" w:styleId="850">
     <w:name w:val="List Table 5 Dark - Accent 5"/>
-    <w:basedOn w:val="950"/>
+    <w:basedOn w:val="947"/>
     <w:uiPriority w:val="99"/>
     <w:pPr>
       <w:pBdr/>
@@ -31860,9 +33716,9 @@
       </w:tcPr>
     </w:tblStylePr>
   </w:style>
-  <w:style w:type="table" w:styleId="854">
+  <w:style w:type="table" w:styleId="851">
     <w:name w:val="List Table 5 Dark - Accent 6"/>
-    <w:basedOn w:val="950"/>
+    <w:basedOn w:val="947"/>
     <w:uiPriority w:val="99"/>
     <w:pPr>
       <w:pBdr/>
@@ -32102,9 +33958,9 @@
       </w:tcPr>
     </w:tblStylePr>
   </w:style>
-  <w:style w:type="table" w:styleId="855">
+  <w:style w:type="table" w:styleId="852">
     <w:name w:val="List Table 6 Colorful"/>
-    <w:basedOn w:val="950"/>
+    <w:basedOn w:val="947"/>
     <w:uiPriority w:val="99"/>
     <w:pPr>
       <w:pBdr/>
@@ -32325,9 +34181,9 @@
       </w:tcPr>
     </w:tblStylePr>
   </w:style>
-  <w:style w:type="table" w:styleId="856">
+  <w:style w:type="table" w:styleId="853">
     <w:name w:val="List Table 6 Colorful - Accent 1"/>
-    <w:basedOn w:val="950"/>
+    <w:basedOn w:val="947"/>
     <w:uiPriority w:val="99"/>
     <w:pPr>
       <w:pBdr/>
@@ -32548,9 +34404,9 @@
       </w:tcPr>
     </w:tblStylePr>
   </w:style>
-  <w:style w:type="table" w:styleId="857">
+  <w:style w:type="table" w:styleId="854">
     <w:name w:val="List Table 6 Colorful - Accent 2"/>
-    <w:basedOn w:val="950"/>
+    <w:basedOn w:val="947"/>
     <w:uiPriority w:val="99"/>
     <w:pPr>
       <w:pBdr/>
@@ -32771,9 +34627,9 @@
       </w:tcPr>
     </w:tblStylePr>
   </w:style>
-  <w:style w:type="table" w:styleId="858">
+  <w:style w:type="table" w:styleId="855">
     <w:name w:val="List Table 6 Colorful - Accent 3"/>
-    <w:basedOn w:val="950"/>
+    <w:basedOn w:val="947"/>
     <w:uiPriority w:val="99"/>
     <w:pPr>
       <w:pBdr/>
@@ -32994,9 +34850,9 @@
       </w:tcPr>
     </w:tblStylePr>
   </w:style>
-  <w:style w:type="table" w:styleId="859">
+  <w:style w:type="table" w:styleId="856">
     <w:name w:val="List Table 6 Colorful - Accent 4"/>
-    <w:basedOn w:val="950"/>
+    <w:basedOn w:val="947"/>
     <w:uiPriority w:val="99"/>
     <w:pPr>
       <w:pBdr/>
@@ -33217,9 +35073,9 @@
       </w:tcPr>
     </w:tblStylePr>
   </w:style>
-  <w:style w:type="table" w:styleId="860">
+  <w:style w:type="table" w:styleId="857">
     <w:name w:val="List Table 6 Colorful - Accent 5"/>
-    <w:basedOn w:val="950"/>
+    <w:basedOn w:val="947"/>
     <w:uiPriority w:val="99"/>
     <w:pPr>
       <w:pBdr/>
@@ -33440,9 +35296,9 @@
       </w:tcPr>
     </w:tblStylePr>
   </w:style>
-  <w:style w:type="table" w:styleId="861">
+  <w:style w:type="table" w:styleId="858">
     <w:name w:val="List Table 6 Colorful - Accent 6"/>
-    <w:basedOn w:val="950"/>
+    <w:basedOn w:val="947"/>
     <w:uiPriority w:val="99"/>
     <w:pPr>
       <w:pBdr/>
@@ -33663,9 +35519,9 @@
       </w:tcPr>
     </w:tblStylePr>
   </w:style>
-  <w:style w:type="table" w:styleId="862">
+  <w:style w:type="table" w:styleId="859">
     <w:name w:val="List Table 7 Colorful"/>
-    <w:basedOn w:val="950"/>
+    <w:basedOn w:val="947"/>
     <w:uiPriority w:val="99"/>
     <w:pPr>
       <w:pBdr/>
@@ -33919,9 +35775,9 @@
       </w:tcPr>
     </w:tblStylePr>
   </w:style>
-  <w:style w:type="table" w:styleId="863">
+  <w:style w:type="table" w:styleId="860">
     <w:name w:val="List Table 7 Colorful - Accent 1"/>
-    <w:basedOn w:val="950"/>
+    <w:basedOn w:val="947"/>
     <w:uiPriority w:val="99"/>
     <w:pPr>
       <w:pBdr/>
@@ -34175,9 +36031,9 @@
       </w:tcPr>
     </w:tblStylePr>
   </w:style>
-  <w:style w:type="table" w:styleId="864">
+  <w:style w:type="table" w:styleId="861">
     <w:name w:val="List Table 7 Colorful - Accent 2"/>
-    <w:basedOn w:val="950"/>
+    <w:basedOn w:val="947"/>
     <w:uiPriority w:val="99"/>
     <w:pPr>
       <w:pBdr/>
@@ -34431,9 +36287,9 @@
       </w:tcPr>
     </w:tblStylePr>
   </w:style>
-  <w:style w:type="table" w:styleId="865">
+  <w:style w:type="table" w:styleId="862">
     <w:name w:val="List Table 7 Colorful - Accent 3"/>
-    <w:basedOn w:val="950"/>
+    <w:basedOn w:val="947"/>
     <w:uiPriority w:val="99"/>
     <w:pPr>
       <w:pBdr/>
@@ -34687,9 +36543,9 @@
       </w:tcPr>
     </w:tblStylePr>
   </w:style>
-  <w:style w:type="table" w:styleId="866">
+  <w:style w:type="table" w:styleId="863">
     <w:name w:val="List Table 7 Colorful - Accent 4"/>
-    <w:basedOn w:val="950"/>
+    <w:basedOn w:val="947"/>
     <w:uiPriority w:val="99"/>
     <w:pPr>
       <w:pBdr/>
@@ -34943,9 +36799,9 @@
       </w:tcPr>
     </w:tblStylePr>
   </w:style>
-  <w:style w:type="table" w:styleId="867">
+  <w:style w:type="table" w:styleId="864">
     <w:name w:val="List Table 7 Colorful - Accent 5"/>
-    <w:basedOn w:val="950"/>
+    <w:basedOn w:val="947"/>
     <w:uiPriority w:val="99"/>
     <w:pPr>
       <w:pBdr/>
@@ -35199,9 +37055,9 @@
       </w:tcPr>
     </w:tblStylePr>
   </w:style>
-  <w:style w:type="table" w:styleId="868">
+  <w:style w:type="table" w:styleId="865">
     <w:name w:val="List Table 7 Colorful - Accent 6"/>
-    <w:basedOn w:val="950"/>
+    <w:basedOn w:val="947"/>
     <w:uiPriority w:val="99"/>
     <w:pPr>
       <w:pBdr/>
@@ -35455,9 +37311,9 @@
       </w:tcPr>
     </w:tblStylePr>
   </w:style>
-  <w:style w:type="table" w:styleId="869">
+  <w:style w:type="table" w:styleId="866">
     <w:name w:val="Lined - Accent"/>
-    <w:basedOn w:val="950"/>
+    <w:basedOn w:val="947"/>
     <w:uiPriority w:val="99"/>
     <w:pPr>
       <w:pBdr/>
@@ -35692,9 +37548,9 @@
       </w:tcPr>
     </w:tblStylePr>
   </w:style>
-  <w:style w:type="table" w:styleId="870">
+  <w:style w:type="table" w:styleId="867">
     <w:name w:val="Lined - Accent 1"/>
-    <w:basedOn w:val="950"/>
+    <w:basedOn w:val="947"/>
     <w:uiPriority w:val="99"/>
     <w:pPr>
       <w:pBdr/>
@@ -35929,9 +37785,9 @@
       </w:tcPr>
     </w:tblStylePr>
   </w:style>
-  <w:style w:type="table" w:styleId="871">
+  <w:style w:type="table" w:styleId="868">
     <w:name w:val="Lined - Accent 2"/>
-    <w:basedOn w:val="950"/>
+    <w:basedOn w:val="947"/>
     <w:uiPriority w:val="99"/>
     <w:pPr>
       <w:pBdr/>
@@ -36166,9 +38022,9 @@
       </w:tcPr>
     </w:tblStylePr>
   </w:style>
-  <w:style w:type="table" w:styleId="872">
+  <w:style w:type="table" w:styleId="869">
     <w:name w:val="Lined - Accent 3"/>
-    <w:basedOn w:val="950"/>
+    <w:basedOn w:val="947"/>
     <w:uiPriority w:val="99"/>
     <w:pPr>
       <w:pBdr/>
@@ -36403,9 +38259,9 @@
       </w:tcPr>
     </w:tblStylePr>
   </w:style>
-  <w:style w:type="table" w:styleId="873">
+  <w:style w:type="table" w:styleId="870">
     <w:name w:val="Lined - Accent 4"/>
-    <w:basedOn w:val="950"/>
+    <w:basedOn w:val="947"/>
     <w:uiPriority w:val="99"/>
     <w:pPr>
       <w:pBdr/>
@@ -36640,9 +38496,9 @@
       </w:tcPr>
     </w:tblStylePr>
   </w:style>
-  <w:style w:type="table" w:styleId="874">
+  <w:style w:type="table" w:styleId="871">
     <w:name w:val="Lined - Accent 5"/>
-    <w:basedOn w:val="950"/>
+    <w:basedOn w:val="947"/>
     <w:uiPriority w:val="99"/>
     <w:pPr>
       <w:pBdr/>
@@ -36877,9 +38733,9 @@
       </w:tcPr>
     </w:tblStylePr>
   </w:style>
-  <w:style w:type="table" w:styleId="875">
+  <w:style w:type="table" w:styleId="872">
     <w:name w:val="Lined - Accent 6"/>
-    <w:basedOn w:val="950"/>
+    <w:basedOn w:val="947"/>
     <w:uiPriority w:val="99"/>
     <w:pPr>
       <w:pBdr/>
@@ -37114,9 +38970,9 @@
       </w:tcPr>
     </w:tblStylePr>
   </w:style>
-  <w:style w:type="table" w:styleId="876">
+  <w:style w:type="table" w:styleId="873">
     <w:name w:val="Bordered &amp; Lined - Accent"/>
-    <w:basedOn w:val="950"/>
+    <w:basedOn w:val="947"/>
     <w:uiPriority w:val="99"/>
     <w:pPr>
       <w:pBdr/>
@@ -37358,9 +39214,9 @@
       </w:tcPr>
     </w:tblStylePr>
   </w:style>
-  <w:style w:type="table" w:styleId="877">
+  <w:style w:type="table" w:styleId="874">
     <w:name w:val="Bordered &amp; Lined - Accent 1"/>
-    <w:basedOn w:val="950"/>
+    <w:basedOn w:val="947"/>
     <w:uiPriority w:val="99"/>
     <w:pPr>
       <w:pBdr/>
@@ -37602,9 +39458,9 @@
       </w:tcPr>
     </w:tblStylePr>
   </w:style>
-  <w:style w:type="table" w:styleId="878">
+  <w:style w:type="table" w:styleId="875">
     <w:name w:val="Bordered &amp; Lined - Accent 2"/>
-    <w:basedOn w:val="950"/>
+    <w:basedOn w:val="947"/>
     <w:uiPriority w:val="99"/>
     <w:pPr>
       <w:pBdr/>
@@ -37846,9 +39702,9 @@
       </w:tcPr>
     </w:tblStylePr>
   </w:style>
-  <w:style w:type="table" w:styleId="879">
+  <w:style w:type="table" w:styleId="876">
     <w:name w:val="Bordered &amp; Lined - Accent 3"/>
-    <w:basedOn w:val="950"/>
+    <w:basedOn w:val="947"/>
     <w:uiPriority w:val="99"/>
     <w:pPr>
       <w:pBdr/>
@@ -38090,9 +39946,9 @@
       </w:tcPr>
     </w:tblStylePr>
   </w:style>
-  <w:style w:type="table" w:styleId="880">
+  <w:style w:type="table" w:styleId="877">
     <w:name w:val="Bordered &amp; Lined - Accent 4"/>
-    <w:basedOn w:val="950"/>
+    <w:basedOn w:val="947"/>
     <w:uiPriority w:val="99"/>
     <w:pPr>
       <w:pBdr/>
@@ -38334,9 +40190,9 @@
       </w:tcPr>
     </w:tblStylePr>
   </w:style>
-  <w:style w:type="table" w:styleId="881">
+  <w:style w:type="table" w:styleId="878">
     <w:name w:val="Bordered &amp; Lined - Accent 5"/>
-    <w:basedOn w:val="950"/>
+    <w:basedOn w:val="947"/>
     <w:uiPriority w:val="99"/>
     <w:pPr>
       <w:pBdr/>
@@ -38578,9 +40434,9 @@
       </w:tcPr>
     </w:tblStylePr>
   </w:style>
-  <w:style w:type="table" w:styleId="882">
+  <w:style w:type="table" w:styleId="879">
     <w:name w:val="Bordered &amp; Lined - Accent 6"/>
-    <w:basedOn w:val="950"/>
+    <w:basedOn w:val="947"/>
     <w:uiPriority w:val="99"/>
     <w:pPr>
       <w:pBdr/>
@@ -38822,9 +40678,9 @@
       </w:tcPr>
     </w:tblStylePr>
   </w:style>
-  <w:style w:type="table" w:styleId="883">
+  <w:style w:type="table" w:styleId="880">
     <w:name w:val="Bordered"/>
-    <w:basedOn w:val="950"/>
+    <w:basedOn w:val="947"/>
     <w:uiPriority w:val="99"/>
     <w:pPr>
       <w:pBdr/>
@@ -39053,9 +40909,9 @@
       </w:tcPr>
     </w:tblStylePr>
   </w:style>
-  <w:style w:type="table" w:styleId="884">
+  <w:style w:type="table" w:styleId="881">
     <w:name w:val="Bordered - Accent 1"/>
-    <w:basedOn w:val="950"/>
+    <w:basedOn w:val="947"/>
     <w:uiPriority w:val="99"/>
     <w:pPr>
       <w:pBdr/>
@@ -39284,9 +41140,9 @@
       </w:tcPr>
     </w:tblStylePr>
   </w:style>
-  <w:style w:type="table" w:styleId="885">
+  <w:style w:type="table" w:styleId="882">
     <w:name w:val="Bordered - Accent 2"/>
-    <w:basedOn w:val="950"/>
+    <w:basedOn w:val="947"/>
     <w:uiPriority w:val="99"/>
     <w:pPr>
       <w:pBdr/>
@@ -39515,9 +41371,9 @@
       </w:tcPr>
     </w:tblStylePr>
   </w:style>
-  <w:style w:type="table" w:styleId="886">
+  <w:style w:type="table" w:styleId="883">
     <w:name w:val="Bordered - Accent 3"/>
-    <w:basedOn w:val="950"/>
+    <w:basedOn w:val="947"/>
     <w:uiPriority w:val="99"/>
     <w:pPr>
       <w:pBdr/>
@@ -39746,9 +41602,9 @@
       </w:tcPr>
     </w:tblStylePr>
   </w:style>
-  <w:style w:type="table" w:styleId="887">
+  <w:style w:type="table" w:styleId="884">
     <w:name w:val="Bordered - Accent 4"/>
-    <w:basedOn w:val="950"/>
+    <w:basedOn w:val="947"/>
     <w:uiPriority w:val="99"/>
     <w:pPr>
       <w:pBdr/>
@@ -39977,9 +41833,9 @@
       </w:tcPr>
     </w:tblStylePr>
   </w:style>
-  <w:style w:type="table" w:styleId="888">
+  <w:style w:type="table" w:styleId="885">
     <w:name w:val="Bordered - Accent 5"/>
-    <w:basedOn w:val="950"/>
+    <w:basedOn w:val="947"/>
     <w:uiPriority w:val="99"/>
     <w:pPr>
       <w:pBdr/>
@@ -40208,9 +42064,9 @@
       </w:tcPr>
     </w:tblStylePr>
   </w:style>
-  <w:style w:type="table" w:styleId="889">
+  <w:style w:type="table" w:styleId="886">
     <w:name w:val="Bordered - Accent 6"/>
-    <w:basedOn w:val="950"/>
+    <w:basedOn w:val="947"/>
     <w:uiPriority w:val="99"/>
     <w:pPr>
       <w:pBdr/>
@@ -40439,11 +42295,11 @@
       </w:tcPr>
     </w:tblStylePr>
   </w:style>
-  <w:style w:type="paragraph" w:styleId="890">
+  <w:style w:type="paragraph" w:styleId="887">
     <w:name w:val="Heading 1"/>
-    <w:basedOn w:val="949"/>
-    <w:next w:val="949"/>
-    <w:link w:val="900"/>
+    <w:basedOn w:val="946"/>
+    <w:next w:val="946"/>
+    <w:link w:val="897"/>
     <w:uiPriority w:val="9"/>
     <w:qFormat/>
     <w:pPr>
@@ -40461,11 +42317,11 @@
       <w:szCs w:val="40"/>
     </w:rPr>
   </w:style>
-  <w:style w:type="paragraph" w:styleId="891">
+  <w:style w:type="paragraph" w:styleId="888">
     <w:name w:val="Heading 2"/>
-    <w:basedOn w:val="949"/>
-    <w:next w:val="949"/>
-    <w:link w:val="901"/>
+    <w:basedOn w:val="946"/>
+    <w:next w:val="946"/>
+    <w:link w:val="898"/>
     <w:uiPriority w:val="9"/>
     <w:unhideWhenUsed/>
     <w:qFormat/>
@@ -40494,11 +42350,11 @@
       <w:szCs w:val="36"/>
     </w:rPr>
   </w:style>
-  <w:style w:type="paragraph" w:styleId="892">
+  <w:style w:type="paragraph" w:styleId="889">
     <w:name w:val="Heading 3"/>
-    <w:basedOn w:val="949"/>
-    <w:next w:val="949"/>
-    <w:link w:val="902"/>
+    <w:basedOn w:val="946"/>
+    <w:next w:val="946"/>
+    <w:link w:val="899"/>
     <w:uiPriority w:val="9"/>
     <w:unhideWhenUsed/>
     <w:qFormat/>
@@ -40517,11 +42373,11 @@
       <w:szCs w:val="28"/>
     </w:rPr>
   </w:style>
-  <w:style w:type="paragraph" w:styleId="893">
+  <w:style w:type="paragraph" w:styleId="890">
     <w:name w:val="Heading 4"/>
-    <w:basedOn w:val="949"/>
-    <w:next w:val="949"/>
-    <w:link w:val="903"/>
+    <w:basedOn w:val="946"/>
+    <w:next w:val="946"/>
+    <w:link w:val="900"/>
     <w:uiPriority w:val="9"/>
     <w:unhideWhenUsed/>
     <w:qFormat/>
@@ -40540,11 +42396,11 @@
       <w:color w:val="0f4761" w:themeColor="accent1" w:themeShade="BF"/>
     </w:rPr>
   </w:style>
-  <w:style w:type="paragraph" w:styleId="894">
+  <w:style w:type="paragraph" w:styleId="891">
     <w:name w:val="Heading 5"/>
-    <w:basedOn w:val="949"/>
-    <w:next w:val="949"/>
-    <w:link w:val="904"/>
+    <w:basedOn w:val="946"/>
+    <w:next w:val="946"/>
+    <w:link w:val="901"/>
     <w:uiPriority w:val="9"/>
     <w:unhideWhenUsed/>
     <w:qFormat/>
@@ -40561,11 +42417,11 @@
       <w:color w:val="0f4761" w:themeColor="accent1" w:themeShade="BF"/>
     </w:rPr>
   </w:style>
-  <w:style w:type="paragraph" w:styleId="895">
+  <w:style w:type="paragraph" w:styleId="892">
     <w:name w:val="Heading 6"/>
-    <w:basedOn w:val="915"/>
-    <w:next w:val="949"/>
-    <w:link w:val="905"/>
+    <w:basedOn w:val="912"/>
+    <w:next w:val="946"/>
+    <w:link w:val="902"/>
     <w:uiPriority w:val="9"/>
     <w:unhideWhenUsed/>
     <w:qFormat/>
@@ -40579,11 +42435,11 @@
       <w:szCs w:val="24"/>
     </w:rPr>
   </w:style>
-  <w:style w:type="paragraph" w:styleId="896">
+  <w:style w:type="paragraph" w:styleId="893">
     <w:name w:val="Heading 7"/>
-    <w:basedOn w:val="949"/>
-    <w:next w:val="949"/>
-    <w:link w:val="906"/>
+    <w:basedOn w:val="946"/>
+    <w:next w:val="946"/>
+    <w:link w:val="903"/>
     <w:uiPriority w:val="9"/>
     <w:unhideWhenUsed/>
     <w:qFormat/>
@@ -40600,11 +42456,11 @@
       <w:color w:val="595959" w:themeColor="text1" w:themeTint="A6"/>
     </w:rPr>
   </w:style>
-  <w:style w:type="paragraph" w:styleId="897">
+  <w:style w:type="paragraph" w:styleId="894">
     <w:name w:val="Heading 8"/>
-    <w:basedOn w:val="949"/>
-    <w:next w:val="949"/>
-    <w:link w:val="907"/>
+    <w:basedOn w:val="946"/>
+    <w:next w:val="946"/>
+    <w:link w:val="904"/>
     <w:uiPriority w:val="9"/>
     <w:unhideWhenUsed/>
     <w:qFormat/>
@@ -40623,11 +42479,11 @@
       <w:color w:val="272727" w:themeColor="text1" w:themeTint="D8"/>
     </w:rPr>
   </w:style>
-  <w:style w:type="paragraph" w:styleId="898">
+  <w:style w:type="paragraph" w:styleId="895">
     <w:name w:val="Heading 9"/>
-    <w:basedOn w:val="949"/>
-    <w:next w:val="949"/>
-    <w:link w:val="908"/>
+    <w:basedOn w:val="946"/>
+    <w:next w:val="946"/>
+    <w:link w:val="905"/>
     <w:uiPriority w:val="9"/>
     <w:unhideWhenUsed/>
     <w:qFormat/>
@@ -40646,7 +42502,7 @@
       <w:color w:val="272727" w:themeColor="text1" w:themeTint="D8"/>
     </w:rPr>
   </w:style>
-  <w:style w:type="character" w:styleId="899" w:default="1">
+  <w:style w:type="character" w:styleId="896" w:default="1">
     <w:name w:val="Default Paragraph Font"/>
     <w:uiPriority w:val="1"/>
     <w:semiHidden/>
@@ -40657,10 +42513,10 @@
       <w:ind/>
     </w:pPr>
   </w:style>
-  <w:style w:type="character" w:styleId="900">
+  <w:style w:type="character" w:styleId="897">
     <w:name w:val="Heading 1 Char"/>
-    <w:basedOn w:val="899"/>
-    <w:link w:val="890"/>
+    <w:basedOn w:val="896"/>
+    <w:link w:val="887"/>
     <w:uiPriority w:val="9"/>
     <w:pPr>
       <w:pBdr/>
@@ -40674,9 +42530,9 @@
       <w:szCs w:val="40"/>
     </w:rPr>
   </w:style>
-  <w:style w:type="character" w:styleId="901">
+  <w:style w:type="character" w:styleId="898">
     <w:name w:val="Heading 2 Char"/>
-    <w:link w:val="891"/>
+    <w:link w:val="888"/>
     <w:uiPriority w:val="9"/>
     <w:pPr>
       <w:pBdr/>
@@ -40688,10 +42544,10 @@
       <w:bCs/>
     </w:rPr>
   </w:style>
-  <w:style w:type="character" w:styleId="902">
+  <w:style w:type="character" w:styleId="899">
     <w:name w:val="Heading 3 Char"/>
-    <w:basedOn w:val="899"/>
-    <w:link w:val="892"/>
+    <w:basedOn w:val="896"/>
+    <w:link w:val="889"/>
     <w:uiPriority w:val="9"/>
     <w:pPr>
       <w:pBdr/>
@@ -40705,10 +42561,10 @@
       <w:szCs w:val="28"/>
     </w:rPr>
   </w:style>
-  <w:style w:type="character" w:styleId="903">
+  <w:style w:type="character" w:styleId="900">
     <w:name w:val="Heading 4 Char"/>
-    <w:basedOn w:val="899"/>
-    <w:link w:val="893"/>
+    <w:basedOn w:val="896"/>
+    <w:link w:val="890"/>
     <w:uiPriority w:val="9"/>
     <w:pPr>
       <w:pBdr/>
@@ -40722,10 +42578,10 @@
       <w:color w:val="0f4761" w:themeColor="accent1" w:themeShade="BF"/>
     </w:rPr>
   </w:style>
-  <w:style w:type="character" w:styleId="904">
+  <w:style w:type="character" w:styleId="901">
     <w:name w:val="Heading 5 Char"/>
-    <w:basedOn w:val="899"/>
-    <w:link w:val="894"/>
+    <w:basedOn w:val="896"/>
+    <w:link w:val="891"/>
     <w:uiPriority w:val="9"/>
     <w:pPr>
       <w:pBdr/>
@@ -40737,9 +42593,9 @@
       <w:color w:val="0f4761" w:themeColor="accent1" w:themeShade="BF"/>
     </w:rPr>
   </w:style>
-  <w:style w:type="character" w:styleId="905">
+  <w:style w:type="character" w:styleId="902">
     <w:name w:val="Heading 6 Char"/>
-    <w:link w:val="895"/>
+    <w:link w:val="892"/>
     <w:uiPriority w:val="9"/>
     <w:pPr>
       <w:pBdr/>
@@ -40751,10 +42607,10 @@
       <w:szCs w:val="24"/>
     </w:rPr>
   </w:style>
-  <w:style w:type="character" w:styleId="906">
+  <w:style w:type="character" w:styleId="903">
     <w:name w:val="Heading 7 Char"/>
-    <w:basedOn w:val="899"/>
-    <w:link w:val="896"/>
+    <w:basedOn w:val="896"/>
+    <w:link w:val="893"/>
     <w:uiPriority w:val="9"/>
     <w:pPr>
       <w:pBdr/>
@@ -40766,10 +42622,10 @@
       <w:color w:val="595959" w:themeColor="text1" w:themeTint="A6"/>
     </w:rPr>
   </w:style>
-  <w:style w:type="character" w:styleId="907">
+  <w:style w:type="character" w:styleId="904">
     <w:name w:val="Heading 8 Char"/>
-    <w:basedOn w:val="899"/>
-    <w:link w:val="897"/>
+    <w:basedOn w:val="896"/>
+    <w:link w:val="894"/>
     <w:uiPriority w:val="9"/>
     <w:pPr>
       <w:pBdr/>
@@ -40783,10 +42639,10 @@
       <w:color w:val="272727" w:themeColor="text1" w:themeTint="D8"/>
     </w:rPr>
   </w:style>
-  <w:style w:type="character" w:styleId="908">
+  <w:style w:type="character" w:styleId="905">
     <w:name w:val="Heading 9 Char"/>
-    <w:basedOn w:val="899"/>
-    <w:link w:val="898"/>
+    <w:basedOn w:val="896"/>
+    <w:link w:val="895"/>
     <w:uiPriority w:val="9"/>
     <w:pPr>
       <w:pBdr/>
@@ -40800,11 +42656,11 @@
       <w:color w:val="272727" w:themeColor="text1" w:themeTint="D8"/>
     </w:rPr>
   </w:style>
-  <w:style w:type="paragraph" w:styleId="909">
+  <w:style w:type="paragraph" w:styleId="906">
     <w:name w:val="Title"/>
-    <w:basedOn w:val="949"/>
-    <w:next w:val="949"/>
-    <w:link w:val="910"/>
+    <w:basedOn w:val="946"/>
+    <w:next w:val="946"/>
+    <w:link w:val="907"/>
     <w:uiPriority w:val="10"/>
     <w:qFormat/>
     <w:pPr>
@@ -40820,10 +42676,10 @@
       <w:szCs w:val="56"/>
     </w:rPr>
   </w:style>
-  <w:style w:type="character" w:styleId="910">
+  <w:style w:type="character" w:styleId="907">
     <w:name w:val="Title Char"/>
-    <w:basedOn w:val="899"/>
-    <w:link w:val="909"/>
+    <w:basedOn w:val="896"/>
+    <w:link w:val="906"/>
     <w:uiPriority w:val="10"/>
     <w:pPr>
       <w:pBdr/>
@@ -40837,11 +42693,11 @@
       <w:szCs w:val="56"/>
     </w:rPr>
   </w:style>
-  <w:style w:type="paragraph" w:styleId="911">
+  <w:style w:type="paragraph" w:styleId="908">
     <w:name w:val="Subtitle"/>
-    <w:basedOn w:val="949"/>
-    <w:next w:val="949"/>
-    <w:link w:val="912"/>
+    <w:basedOn w:val="946"/>
+    <w:next w:val="946"/>
+    <w:link w:val="909"/>
     <w:uiPriority w:val="11"/>
     <w:qFormat/>
     <w:pPr>
@@ -40859,10 +42715,10 @@
       <w:szCs w:val="28"/>
     </w:rPr>
   </w:style>
-  <w:style w:type="character" w:styleId="912">
+  <w:style w:type="character" w:styleId="909">
     <w:name w:val="Subtitle Char"/>
-    <w:basedOn w:val="899"/>
-    <w:link w:val="911"/>
+    <w:basedOn w:val="896"/>
+    <w:link w:val="908"/>
     <w:uiPriority w:val="11"/>
     <w:pPr>
       <w:pBdr/>
@@ -40876,11 +42732,11 @@
       <w:szCs w:val="28"/>
     </w:rPr>
   </w:style>
-  <w:style w:type="paragraph" w:styleId="913">
+  <w:style w:type="paragraph" w:styleId="910">
     <w:name w:val="Quote"/>
-    <w:basedOn w:val="949"/>
-    <w:next w:val="949"/>
-    <w:link w:val="914"/>
+    <w:basedOn w:val="946"/>
+    <w:next w:val="946"/>
+    <w:link w:val="911"/>
     <w:uiPriority w:val="29"/>
     <w:qFormat/>
     <w:pPr>
@@ -40895,10 +42751,10 @@
       <w:color w:val="404040" w:themeColor="text1" w:themeTint="BF"/>
     </w:rPr>
   </w:style>
-  <w:style w:type="character" w:styleId="914">
+  <w:style w:type="character" w:styleId="911">
     <w:name w:val="Quote Char"/>
-    <w:basedOn w:val="899"/>
-    <w:link w:val="913"/>
+    <w:basedOn w:val="896"/>
+    <w:link w:val="910"/>
     <w:uiPriority w:val="29"/>
     <w:pPr>
       <w:pBdr/>
@@ -40911,9 +42767,9 @@
       <w:color w:val="404040" w:themeColor="text1" w:themeTint="BF"/>
     </w:rPr>
   </w:style>
-  <w:style w:type="paragraph" w:styleId="915">
+  <w:style w:type="paragraph" w:styleId="912">
     <w:name w:val="Intense Emphasis"/>
-    <w:basedOn w:val="899"/>
+    <w:basedOn w:val="896"/>
     <w:uiPriority w:val="21"/>
     <w:qFormat/>
     <w:pPr>
@@ -40929,11 +42785,11 @@
       <w:color w:val="0f4761" w:themeColor="text1" w:themeTint="80"/>
     </w:rPr>
   </w:style>
-  <w:style w:type="paragraph" w:styleId="916">
+  <w:style w:type="paragraph" w:styleId="913">
     <w:name w:val="Intense Quote"/>
-    <w:basedOn w:val="949"/>
-    <w:next w:val="949"/>
-    <w:link w:val="917"/>
+    <w:basedOn w:val="946"/>
+    <w:next w:val="946"/>
+    <w:link w:val="914"/>
     <w:uiPriority w:val="30"/>
     <w:qFormat/>
     <w:pPr>
@@ -40951,10 +42807,10 @@
       <w:color w:val="0f4761" w:themeColor="accent1" w:themeShade="BF"/>
     </w:rPr>
   </w:style>
-  <w:style w:type="character" w:styleId="917">
+  <w:style w:type="character" w:styleId="914">
     <w:name w:val="Intense Quote Char"/>
-    <w:basedOn w:val="899"/>
-    <w:link w:val="916"/>
+    <w:basedOn w:val="896"/>
+    <w:link w:val="913"/>
     <w:uiPriority w:val="30"/>
     <w:pPr>
       <w:pBdr/>
@@ -40967,9 +42823,9 @@
       <w:color w:val="0f4761" w:themeColor="accent1" w:themeShade="BF"/>
     </w:rPr>
   </w:style>
-  <w:style w:type="character" w:styleId="918">
+  <w:style w:type="character" w:styleId="915">
     <w:name w:val="Intense Reference"/>
-    <w:basedOn w:val="899"/>
+    <w:basedOn w:val="896"/>
     <w:uiPriority w:val="32"/>
     <w:qFormat/>
     <w:pPr>
@@ -40985,9 +42841,9 @@
       <w:spacing w:val="5"/>
     </w:rPr>
   </w:style>
-  <w:style w:type="character" w:styleId="919">
+  <w:style w:type="character" w:styleId="916">
     <w:name w:val="Subtle Emphasis"/>
-    <w:basedOn w:val="899"/>
+    <w:basedOn w:val="896"/>
     <w:uiPriority w:val="19"/>
     <w:qFormat/>
     <w:pPr>
@@ -41001,9 +42857,9 @@
       <w:color w:val="404040" w:themeColor="text1" w:themeTint="BF"/>
     </w:rPr>
   </w:style>
-  <w:style w:type="character" w:styleId="920">
+  <w:style w:type="character" w:styleId="917">
     <w:name w:val="Emphasis"/>
-    <w:basedOn w:val="899"/>
+    <w:basedOn w:val="896"/>
     <w:uiPriority w:val="20"/>
     <w:qFormat/>
     <w:pPr>
@@ -41016,9 +42872,9 @@
       <w:iCs/>
     </w:rPr>
   </w:style>
-  <w:style w:type="character" w:styleId="921">
+  <w:style w:type="character" w:styleId="918">
     <w:name w:val="Strong"/>
-    <w:basedOn w:val="899"/>
+    <w:basedOn w:val="896"/>
     <w:uiPriority w:val="22"/>
     <w:qFormat/>
     <w:pPr>
@@ -41031,9 +42887,9 @@
       <w:bCs/>
     </w:rPr>
   </w:style>
-  <w:style w:type="character" w:styleId="922">
+  <w:style w:type="character" w:styleId="919">
     <w:name w:val="Subtle Reference"/>
-    <w:basedOn w:val="899"/>
+    <w:basedOn w:val="896"/>
     <w:uiPriority w:val="31"/>
     <w:qFormat/>
     <w:pPr>
@@ -41046,9 +42902,9 @@
       <w:color w:val="5a5a5a" w:themeColor="text1" w:themeTint="A5"/>
     </w:rPr>
   </w:style>
-  <w:style w:type="character" w:styleId="923">
+  <w:style w:type="character" w:styleId="920">
     <w:name w:val="Book Title"/>
-    <w:basedOn w:val="899"/>
+    <w:basedOn w:val="896"/>
     <w:uiPriority w:val="33"/>
     <w:qFormat/>
     <w:pPr>
@@ -41064,10 +42920,10 @@
       <w:spacing w:val="5"/>
     </w:rPr>
   </w:style>
-  <w:style w:type="paragraph" w:styleId="924">
+  <w:style w:type="paragraph" w:styleId="921">
     <w:name w:val="Header"/>
-    <w:basedOn w:val="949"/>
-    <w:link w:val="925"/>
+    <w:basedOn w:val="946"/>
+    <w:link w:val="922"/>
     <w:uiPriority w:val="99"/>
     <w:unhideWhenUsed/>
     <w:pPr>
@@ -41080,10 +42936,10 @@
       <w:ind/>
     </w:pPr>
   </w:style>
-  <w:style w:type="character" w:styleId="925">
+  <w:style w:type="character" w:styleId="922">
     <w:name w:val="Header Char"/>
-    <w:basedOn w:val="899"/>
-    <w:link w:val="924"/>
+    <w:basedOn w:val="896"/>
+    <w:link w:val="921"/>
     <w:uiPriority w:val="99"/>
     <w:pPr>
       <w:pBdr/>
@@ -41091,10 +42947,10 @@
       <w:ind/>
     </w:pPr>
   </w:style>
-  <w:style w:type="paragraph" w:styleId="926">
+  <w:style w:type="paragraph" w:styleId="923">
     <w:name w:val="Footer"/>
-    <w:basedOn w:val="949"/>
-    <w:link w:val="927"/>
+    <w:basedOn w:val="946"/>
+    <w:link w:val="924"/>
     <w:uiPriority w:val="99"/>
     <w:unhideWhenUsed/>
     <w:pPr>
@@ -41107,10 +42963,10 @@
       <w:ind/>
     </w:pPr>
   </w:style>
-  <w:style w:type="character" w:styleId="927">
+  <w:style w:type="character" w:styleId="924">
     <w:name w:val="Footer Char"/>
-    <w:basedOn w:val="899"/>
-    <w:link w:val="926"/>
+    <w:basedOn w:val="896"/>
+    <w:link w:val="923"/>
     <w:uiPriority w:val="99"/>
     <w:pPr>
       <w:pBdr/>
@@ -41118,10 +42974,10 @@
       <w:ind/>
     </w:pPr>
   </w:style>
-  <w:style w:type="paragraph" w:styleId="928">
+  <w:style w:type="paragraph" w:styleId="925">
     <w:name w:val="Caption"/>
-    <w:basedOn w:val="949"/>
-    <w:next w:val="949"/>
+    <w:basedOn w:val="946"/>
+    <w:next w:val="946"/>
     <w:uiPriority w:val="35"/>
     <w:unhideWhenUsed/>
     <w:qFormat/>
@@ -41138,9 +42994,57 @@
       <w:szCs w:val="18"/>
     </w:rPr>
   </w:style>
+  <w:style w:type="paragraph" w:styleId="926">
+    <w:name w:val="footnote text"/>
+    <w:basedOn w:val="946"/>
+    <w:link w:val="927"/>
+    <w:uiPriority w:val="99"/>
+    <w:semiHidden/>
+    <w:unhideWhenUsed/>
+    <w:pPr>
+      <w:pBdr/>
+      <w:spacing w:after="0" w:line="240" w:lineRule="auto"/>
+      <w:ind/>
+    </w:pPr>
+    <w:rPr>
+      <w:sz w:val="20"/>
+      <w:szCs w:val="20"/>
+    </w:rPr>
+  </w:style>
+  <w:style w:type="character" w:styleId="927">
+    <w:name w:val="Footnote Text Char"/>
+    <w:basedOn w:val="896"/>
+    <w:link w:val="926"/>
+    <w:uiPriority w:val="99"/>
+    <w:semiHidden/>
+    <w:pPr>
+      <w:pBdr/>
+      <w:spacing/>
+      <w:ind/>
+    </w:pPr>
+    <w:rPr>
+      <w:sz w:val="20"/>
+      <w:szCs w:val="20"/>
+    </w:rPr>
+  </w:style>
+  <w:style w:type="character" w:styleId="928">
+    <w:name w:val="footnote reference"/>
+    <w:basedOn w:val="896"/>
+    <w:uiPriority w:val="99"/>
+    <w:semiHidden/>
+    <w:unhideWhenUsed/>
+    <w:pPr>
+      <w:pBdr/>
+      <w:spacing/>
+      <w:ind/>
+    </w:pPr>
+    <w:rPr>
+      <w:vertAlign w:val="superscript"/>
+    </w:rPr>
+  </w:style>
   <w:style w:type="paragraph" w:styleId="929">
-    <w:name w:val="footnote text"/>
-    <w:basedOn w:val="949"/>
+    <w:name w:val="endnote text"/>
+    <w:basedOn w:val="946"/>
     <w:link w:val="930"/>
     <w:uiPriority w:val="99"/>
     <w:semiHidden/>
@@ -41156,8 +43060,8 @@
     </w:rPr>
   </w:style>
   <w:style w:type="character" w:styleId="930">
-    <w:name w:val="Footnote Text Char"/>
-    <w:basedOn w:val="899"/>
+    <w:name w:val="Endnote Text Char"/>
+    <w:basedOn w:val="896"/>
     <w:link w:val="929"/>
     <w:uiPriority w:val="99"/>
     <w:semiHidden/>
@@ -41172,8 +43076,8 @@
     </w:rPr>
   </w:style>
   <w:style w:type="character" w:styleId="931">
-    <w:name w:val="footnote reference"/>
-    <w:basedOn w:val="899"/>
+    <w:name w:val="endnote reference"/>
+    <w:basedOn w:val="896"/>
     <w:uiPriority w:val="99"/>
     <w:semiHidden/>
     <w:unhideWhenUsed/>
@@ -41186,57 +43090,9 @@
       <w:vertAlign w:val="superscript"/>
     </w:rPr>
   </w:style>
-  <w:style w:type="paragraph" w:styleId="932">
-    <w:name w:val="endnote text"/>
-    <w:basedOn w:val="949"/>
-    <w:link w:val="933"/>
-    <w:uiPriority w:val="99"/>
-    <w:semiHidden/>
-    <w:unhideWhenUsed/>
-    <w:pPr>
-      <w:pBdr/>
-      <w:spacing w:after="0" w:line="240" w:lineRule="auto"/>
-      <w:ind/>
-    </w:pPr>
-    <w:rPr>
-      <w:sz w:val="20"/>
-      <w:szCs w:val="20"/>
-    </w:rPr>
-  </w:style>
-  <w:style w:type="character" w:styleId="933">
-    <w:name w:val="Endnote Text Char"/>
-    <w:basedOn w:val="899"/>
-    <w:link w:val="932"/>
-    <w:uiPriority w:val="99"/>
-    <w:semiHidden/>
-    <w:pPr>
-      <w:pBdr/>
-      <w:spacing/>
-      <w:ind/>
-    </w:pPr>
-    <w:rPr>
-      <w:sz w:val="20"/>
-      <w:szCs w:val="20"/>
-    </w:rPr>
-  </w:style>
-  <w:style w:type="character" w:styleId="934">
-    <w:name w:val="endnote reference"/>
-    <w:basedOn w:val="899"/>
-    <w:uiPriority w:val="99"/>
-    <w:semiHidden/>
-    <w:unhideWhenUsed/>
-    <w:pPr>
-      <w:pBdr/>
-      <w:spacing/>
-      <w:ind/>
-    </w:pPr>
-    <w:rPr>
-      <w:vertAlign w:val="superscript"/>
-    </w:rPr>
-  </w:style>
-  <w:style w:type="character" w:styleId="935">
+  <w:style w:type="character" w:styleId="932">
     <w:name w:val="Hyperlink"/>
-    <w:basedOn w:val="899"/>
+    <w:basedOn w:val="896"/>
     <w:uiPriority w:val="99"/>
     <w:unhideWhenUsed/>
     <w:pPr>
@@ -41249,9 +43105,9 @@
       <w:u w:val="single"/>
     </w:rPr>
   </w:style>
-  <w:style w:type="character" w:styleId="936">
+  <w:style w:type="character" w:styleId="933">
     <w:name w:val="FollowedHyperlink"/>
-    <w:basedOn w:val="899"/>
+    <w:basedOn w:val="896"/>
     <w:uiPriority w:val="99"/>
     <w:semiHidden/>
     <w:unhideWhenUsed/>
@@ -41265,10 +43121,10 @@
       <w:u w:val="single"/>
     </w:rPr>
   </w:style>
-  <w:style w:type="paragraph" w:styleId="937">
+  <w:style w:type="paragraph" w:styleId="934">
     <w:name w:val="toc 1"/>
-    <w:basedOn w:val="949"/>
-    <w:next w:val="949"/>
+    <w:basedOn w:val="946"/>
+    <w:next w:val="946"/>
     <w:uiPriority w:val="39"/>
     <w:unhideWhenUsed/>
     <w:pPr>
@@ -41281,10 +43137,10 @@
       <w:sz w:val="28"/>
     </w:rPr>
   </w:style>
-  <w:style w:type="paragraph" w:styleId="938">
+  <w:style w:type="paragraph" w:styleId="935">
     <w:name w:val="toc 2"/>
-    <w:basedOn w:val="949"/>
-    <w:next w:val="949"/>
+    <w:basedOn w:val="946"/>
+    <w:next w:val="946"/>
     <w:uiPriority w:val="39"/>
     <w:unhideWhenUsed/>
     <w:pPr>
@@ -41297,10 +43153,10 @@
       <w:sz w:val="26"/>
     </w:rPr>
   </w:style>
-  <w:style w:type="paragraph" w:styleId="939">
+  <w:style w:type="paragraph" w:styleId="936">
     <w:name w:val="toc 3"/>
-    <w:basedOn w:val="949"/>
-    <w:next w:val="949"/>
+    <w:basedOn w:val="946"/>
+    <w:next w:val="946"/>
     <w:uiPriority w:val="39"/>
     <w:unhideWhenUsed/>
     <w:pPr>
@@ -41312,10 +43168,10 @@
       <w:sz w:val="26"/>
     </w:rPr>
   </w:style>
-  <w:style w:type="paragraph" w:styleId="940">
+  <w:style w:type="paragraph" w:styleId="937">
     <w:name w:val="toc 4"/>
-    <w:basedOn w:val="949"/>
-    <w:next w:val="949"/>
+    <w:basedOn w:val="946"/>
+    <w:next w:val="946"/>
     <w:uiPriority w:val="39"/>
     <w:unhideWhenUsed/>
     <w:pPr>
@@ -41327,10 +43183,10 @@
       <w:sz w:val="22"/>
     </w:rPr>
   </w:style>
-  <w:style w:type="paragraph" w:styleId="941">
+  <w:style w:type="paragraph" w:styleId="938">
     <w:name w:val="toc 5"/>
-    <w:basedOn w:val="949"/>
-    <w:next w:val="949"/>
+    <w:basedOn w:val="946"/>
+    <w:next w:val="946"/>
     <w:uiPriority w:val="39"/>
     <w:unhideWhenUsed/>
     <w:pPr>
@@ -41342,10 +43198,10 @@
       <w:sz w:val="22"/>
     </w:rPr>
   </w:style>
-  <w:style w:type="paragraph" w:styleId="942">
+  <w:style w:type="paragraph" w:styleId="939">
     <w:name w:val="toc 6"/>
-    <w:basedOn w:val="949"/>
-    <w:next w:val="949"/>
+    <w:basedOn w:val="946"/>
+    <w:next w:val="946"/>
     <w:uiPriority w:val="39"/>
     <w:unhideWhenUsed/>
     <w:pPr>
@@ -41357,10 +43213,10 @@
       <w:sz w:val="22"/>
     </w:rPr>
   </w:style>
-  <w:style w:type="paragraph" w:styleId="943">
+  <w:style w:type="paragraph" w:styleId="940">
     <w:name w:val="toc 7"/>
-    <w:basedOn w:val="949"/>
-    <w:next w:val="949"/>
+    <w:basedOn w:val="946"/>
+    <w:next w:val="946"/>
     <w:uiPriority w:val="39"/>
     <w:unhideWhenUsed/>
     <w:pPr>
@@ -41372,10 +43228,10 @@
       <w:sz w:val="22"/>
     </w:rPr>
   </w:style>
-  <w:style w:type="paragraph" w:styleId="944">
+  <w:style w:type="paragraph" w:styleId="941">
     <w:name w:val="toc 8"/>
-    <w:basedOn w:val="949"/>
-    <w:next w:val="949"/>
+    <w:basedOn w:val="946"/>
+    <w:next w:val="946"/>
     <w:uiPriority w:val="39"/>
     <w:unhideWhenUsed/>
     <w:pPr>
@@ -41387,10 +43243,10 @@
       <w:sz w:val="22"/>
     </w:rPr>
   </w:style>
-  <w:style w:type="paragraph" w:styleId="945">
+  <w:style w:type="paragraph" w:styleId="942">
     <w:name w:val="toc 9"/>
-    <w:basedOn w:val="949"/>
-    <w:next w:val="949"/>
+    <w:basedOn w:val="946"/>
+    <w:next w:val="946"/>
     <w:uiPriority w:val="39"/>
     <w:unhideWhenUsed/>
     <w:pPr>
@@ -41402,9 +43258,9 @@
       <w:sz w:val="22"/>
     </w:rPr>
   </w:style>
-  <w:style w:type="character" w:styleId="946">
+  <w:style w:type="character" w:styleId="943">
     <w:name w:val="Placeholder Text"/>
-    <w:basedOn w:val="899"/>
+    <w:basedOn w:val="896"/>
     <w:uiPriority w:val="99"/>
     <w:semiHidden/>
     <w:pPr>
@@ -41416,7 +43272,7 @@
       <w:color w:val="666666"/>
     </w:rPr>
   </w:style>
-  <w:style w:type="paragraph" w:styleId="947">
+  <w:style w:type="paragraph" w:styleId="944">
     <w:name w:val="TOC Heading"/>
     <w:uiPriority w:val="39"/>
     <w:unhideWhenUsed/>
@@ -41426,10 +43282,10 @@
       <w:ind/>
     </w:pPr>
   </w:style>
-  <w:style w:type="paragraph" w:styleId="948">
+  <w:style w:type="paragraph" w:styleId="945">
     <w:name w:val="table of figures"/>
-    <w:basedOn w:val="949"/>
-    <w:next w:val="949"/>
+    <w:basedOn w:val="946"/>
+    <w:next w:val="946"/>
     <w:uiPriority w:val="99"/>
     <w:unhideWhenUsed/>
     <w:pPr>
@@ -41438,7 +43294,7 @@
       <w:ind/>
     </w:pPr>
   </w:style>
-  <w:style w:type="paragraph" w:styleId="949" w:default="1">
+  <w:style w:type="paragraph" w:styleId="946" w:default="1">
     <w:name w:val="Normal"/>
     <w:qFormat/>
     <w:pPr>
@@ -41447,7 +43303,7 @@
       <w:ind/>
     </w:pPr>
   </w:style>
-  <w:style w:type="table" w:styleId="950" w:default="1">
+  <w:style w:type="table" w:styleId="947" w:default="1">
     <w:name w:val="Normal Table"/>
     <w:uiPriority w:val="99"/>
     <w:semiHidden/>
@@ -41640,7 +43496,7 @@
       </w:tcPr>
     </w:tblStylePr>
   </w:style>
-  <w:style w:type="numbering" w:styleId="951" w:default="1">
+  <w:style w:type="numbering" w:styleId="948" w:default="1">
     <w:name w:val="No List"/>
     <w:uiPriority w:val="99"/>
     <w:semiHidden/>
@@ -41651,9 +43507,9 @@
       <w:ind/>
     </w:pPr>
   </w:style>
-  <w:style w:type="paragraph" w:styleId="952">
+  <w:style w:type="paragraph" w:styleId="949">
     <w:name w:val="No Spacing"/>
-    <w:basedOn w:val="949"/>
+    <w:basedOn w:val="946"/>
     <w:uiPriority w:val="1"/>
     <w:qFormat/>
     <w:pPr>
@@ -41662,9 +43518,9 @@
       <w:ind/>
     </w:pPr>
   </w:style>
-  <w:style w:type="paragraph" w:styleId="953">
+  <w:style w:type="paragraph" w:styleId="950">
     <w:name w:val="List Paragraph"/>
-    <w:basedOn w:val="949"/>
+    <w:basedOn w:val="946"/>
     <w:uiPriority w:val="34"/>
     <w:qFormat/>
     <w:pPr>
@@ -41674,9 +43530,9 @@
       <w:contextualSpacing w:val="true"/>
     </w:pPr>
   </w:style>
-  <w:style w:type="character" w:styleId="954" w:customStyle="1">
+  <w:style w:type="character" w:styleId="951" w:customStyle="1">
     <w:name w:val="TituloEjercicios_character"/>
-    <w:link w:val="955"/>
+    <w:link w:val="952"/>
     <w:pPr>
       <w:pBdr/>
       <w:spacing/>
@@ -41689,10 +43545,10 @@
       <w:szCs w:val="72"/>
     </w:rPr>
   </w:style>
-  <w:style w:type="paragraph" w:styleId="955" w:customStyle="1">
+  <w:style w:type="paragraph" w:styleId="952" w:customStyle="1">
     <w:name w:val="TituloEjercicios"/>
-    <w:basedOn w:val="890"/>
-    <w:link w:val="954"/>
+    <w:basedOn w:val="887"/>
+    <w:link w:val="951"/>
     <w:qFormat/>
     <w:pPr>
       <w:pBdr/>
@@ -41737,7 +43593,7 @@
           </w:pPr>
           <w:r>
             <w:rPr>
-              <w:rStyle w:val="946"/>
+              <w:rStyle w:val="943"/>
             </w:rPr>
             <w:t xml:space="preserve">Su texto aquí</w:t>
           </w:r>
